--- a/CV.docx
+++ b/CV.docx
@@ -6,6 +6,477 @@
       <w:pPr>
         <w:pStyle w:val="NoSpacing"/>
       </w:pPr>
+      <w:bookmarkStart w:id="0" w:name="_GoBack"/>
+      <w:bookmarkEnd w:id="0"/>
+      <w:r>
+        <w:rPr>
+          <w:noProof/>
+        </w:rPr>
+        <mc:AlternateContent>
+          <mc:Choice Requires="wps">
+            <w:drawing>
+              <wp:anchor distT="45720" distB="45720" distL="114300" distR="114300" simplePos="0" relativeHeight="251659264" behindDoc="0" locked="0" layoutInCell="1" allowOverlap="1" wp14:anchorId="304227B1" wp14:editId="6D5C62CA">
+                <wp:simplePos x="0" y="0"/>
+                <wp:positionH relativeFrom="column">
+                  <wp:posOffset>-590550</wp:posOffset>
+                </wp:positionH>
+                <wp:positionV relativeFrom="paragraph">
+                  <wp:posOffset>-542925</wp:posOffset>
+                </wp:positionV>
+                <wp:extent cx="7123430" cy="1524000"/>
+                <wp:effectExtent l="0" t="0" r="1270" b="0"/>
+                <wp:wrapNone/>
+                <wp:docPr id="217" name="Text Box 2"/>
+                <wp:cNvGraphicFramePr>
+                  <a:graphicFrameLocks xmlns:a="http://schemas.openxmlformats.org/drawingml/2006/main"/>
+                </wp:cNvGraphicFramePr>
+                <a:graphic xmlns:a="http://schemas.openxmlformats.org/drawingml/2006/main">
+                  <a:graphicData uri="http://schemas.microsoft.com/office/word/2010/wordprocessingShape">
+                    <wps:wsp>
+                      <wps:cNvSpPr txBox="1">
+                        <a:spLocks noChangeArrowheads="1"/>
+                      </wps:cNvSpPr>
+                      <wps:spPr bwMode="auto">
+                        <a:xfrm>
+                          <a:off x="0" y="0"/>
+                          <a:ext cx="7123430" cy="1524000"/>
+                        </a:xfrm>
+                        <a:prstGeom prst="rect">
+                          <a:avLst/>
+                        </a:prstGeom>
+                        <a:solidFill>
+                          <a:srgbClr val="FFFFFF"/>
+                        </a:solidFill>
+                        <a:ln w="9525">
+                          <a:noFill/>
+                          <a:miter lim="800000"/>
+                          <a:headEnd/>
+                          <a:tailEnd/>
+                        </a:ln>
+                      </wps:spPr>
+                      <wps:txbx>
+                        <w:txbxContent>
+                          <w:p>
+                            <w:pPr>
+                              <w:pStyle w:val="NormalWeb"/>
+                              <w:jc w:val="center"/>
+                              <w:rPr>
+                                <w:spacing w:val="2"/>
+                                <w:sz w:val="60"/>
+                                <w:szCs w:val="60"/>
+                              </w:rPr>
+                            </w:pPr>
+                            <w:r>
+                              <w:rPr>
+                                <w:b/>
+                                <w:bCs/>
+                                <w:color w:val="2E2C2C"/>
+                                <w:spacing w:val="2"/>
+                                <w:sz w:val="60"/>
+                                <w:szCs w:val="60"/>
+                              </w:rPr>
+                              <w:t>Mohamed Tarek Aboelkhir</w:t>
+                            </w:r>
+                          </w:p>
+                          <w:p>
+                            <w:pPr>
+                              <w:pStyle w:val="NormalWeb"/>
+                              <w:spacing w:line="480" w:lineRule="auto"/>
+                              <w:jc w:val="center"/>
+                              <w:rPr>
+                                <w:rFonts w:asciiTheme="minorHAnsi" w:hAnsiTheme="minorHAnsi" w:cstheme="minorHAnsi"/>
+                                <w:b/>
+                                <w:bCs/>
+                                <w:color w:val="000000"/>
+                                <w:sz w:val="28"/>
+                                <w:szCs w:val="28"/>
+                              </w:rPr>
+                            </w:pPr>
+                            <w:r>
+                              <w:rPr>
+                                <w:b/>
+                                <w:bCs/>
+                                <w:sz w:val="28"/>
+                                <w:szCs w:val="28"/>
+                              </w:rPr>
+                              <w:t>Data Analyst | BI Specialist | AI Solutions Developer</w:t>
+                            </w:r>
+                            <w:r>
+                              <w:rPr>
+                                <w:rFonts w:asciiTheme="minorHAnsi" w:hAnsiTheme="minorHAnsi" w:cstheme="minorHAnsi"/>
+                                <w:b/>
+                                <w:bCs/>
+                                <w:color w:val="000000"/>
+                                <w:sz w:val="28"/>
+                                <w:szCs w:val="28"/>
+                              </w:rPr>
+                              <w:t xml:space="preserve">          </w:t>
+                            </w:r>
+                          </w:p>
+                          <w:p>
+                            <w:pPr>
+                              <w:pStyle w:val="NormalWeb"/>
+                              <w:spacing w:line="480" w:lineRule="auto"/>
+                              <w:jc w:val="center"/>
+                              <w:rPr>
+                                <w:rFonts w:asciiTheme="minorHAnsi" w:hAnsiTheme="minorHAnsi" w:cstheme="minorHAnsi"/>
+                                <w:b/>
+                                <w:bCs/>
+                                <w:color w:val="000000"/>
+                                <w:sz w:val="22"/>
+                                <w:szCs w:val="22"/>
+                              </w:rPr>
+                            </w:pPr>
+                            <w:r>
+                              <w:rPr>
+                                <w:rFonts w:asciiTheme="minorHAnsi" w:hAnsiTheme="minorHAnsi" w:cstheme="minorHAnsi"/>
+                                <w:b/>
+                                <w:bCs/>
+                                <w:color w:val="000000"/>
+                                <w:sz w:val="22"/>
+                                <w:szCs w:val="22"/>
+                              </w:rPr>
+                              <w:t xml:space="preserve">+201552437555 | </w:t>
+                            </w:r>
+                            <w:r>
+                              <w:rPr>
+                                <w:rFonts w:asciiTheme="minorHAnsi" w:hAnsiTheme="minorHAnsi" w:cstheme="minorHAnsi"/>
+                                <w:b/>
+                                <w:bCs/>
+                                <w:sz w:val="22"/>
+                                <w:szCs w:val="22"/>
+                              </w:rPr>
+                              <w:t xml:space="preserve"> </w:t>
+                            </w:r>
+                            <w:hyperlink r:id="rId5" w:history="1">
+                              <w:r>
+                                <w:rPr>
+                                  <w:rStyle w:val="Hyperlink"/>
+                                  <w:rFonts w:asciiTheme="minorHAnsi" w:hAnsiTheme="minorHAnsi" w:cstheme="minorHAnsi"/>
+                                  <w:b/>
+                                  <w:bCs/>
+                                  <w:color w:val="auto"/>
+                                  <w:sz w:val="22"/>
+                                  <w:szCs w:val="22"/>
+                                  <w:u w:val="none"/>
+                                </w:rPr>
+                                <w:t>mohamedtarek00212@gmail.com</w:t>
+                              </w:r>
+                            </w:hyperlink>
+                            <w:r>
+                              <w:rPr>
+                                <w:rFonts w:asciiTheme="minorHAnsi" w:hAnsiTheme="minorHAnsi" w:cstheme="minorHAnsi"/>
+                                <w:b/>
+                                <w:bCs/>
+                                <w:color w:val="000000"/>
+                                <w:sz w:val="22"/>
+                                <w:szCs w:val="22"/>
+                              </w:rPr>
+                              <w:t xml:space="preserve"> | </w:t>
+                            </w:r>
+                            <w:r>
+                              <w:rPr>
+                                <w:rFonts w:asciiTheme="minorHAnsi" w:hAnsiTheme="minorHAnsi" w:cstheme="minorHAnsi"/>
+                                <w:b/>
+                                <w:bCs/>
+                                <w:sz w:val="22"/>
+                                <w:szCs w:val="22"/>
+                              </w:rPr>
+                              <w:t xml:space="preserve"> </w:t>
+                            </w:r>
+                            <w:hyperlink r:id="rId6" w:history="1">
+                              <w:r>
+                                <w:rPr>
+                                  <w:rStyle w:val="Hyperlink"/>
+                                  <w:rFonts w:asciiTheme="minorHAnsi" w:hAnsiTheme="minorHAnsi" w:cstheme="minorHAnsi"/>
+                                  <w:b/>
+                                  <w:bCs/>
+                                  <w:sz w:val="22"/>
+                                  <w:szCs w:val="22"/>
+                                </w:rPr>
+                                <w:t>LinkedIn</w:t>
+                              </w:r>
+                            </w:hyperlink>
+                            <w:r>
+                              <w:rPr>
+                                <w:rFonts w:asciiTheme="minorHAnsi" w:hAnsiTheme="minorHAnsi" w:cstheme="minorHAnsi"/>
+                                <w:b/>
+                                <w:bCs/>
+                                <w:color w:val="000000"/>
+                                <w:sz w:val="22"/>
+                                <w:szCs w:val="22"/>
+                              </w:rPr>
+                              <w:t xml:space="preserve">  |  </w:t>
+                            </w:r>
+                            <w:hyperlink r:id="rId7" w:history="1">
+                              <w:r>
+                                <w:rPr>
+                                  <w:rStyle w:val="Hyperlink"/>
+                                  <w:rFonts w:asciiTheme="minorHAnsi" w:hAnsiTheme="minorHAnsi" w:cstheme="minorHAnsi"/>
+                                  <w:b/>
+                                  <w:bCs/>
+                                  <w:sz w:val="22"/>
+                                  <w:szCs w:val="22"/>
+                                </w:rPr>
+                                <w:t>GitHub</w:t>
+                              </w:r>
+                            </w:hyperlink>
+                            <w:r>
+                              <w:rPr>
+                                <w:rFonts w:asciiTheme="minorHAnsi" w:hAnsiTheme="minorHAnsi" w:cstheme="minorHAnsi"/>
+                                <w:b/>
+                                <w:bCs/>
+                                <w:color w:val="000000"/>
+                                <w:sz w:val="22"/>
+                                <w:szCs w:val="22"/>
+                              </w:rPr>
+                              <w:t xml:space="preserve">  |   Cairo , Egypt</w:t>
+                            </w:r>
+                          </w:p>
+                          <w:p>
+                            <w:pPr>
+                              <w:rPr>
+                                <w:b/>
+                                <w:bCs/>
+                              </w:rPr>
+                            </w:pPr>
+                            <w:r>
+                              <w:t xml:space="preserve">                   </w:t>
+                            </w:r>
+                            <w:r>
+                              <w:t xml:space="preserve"> </w:t>
+                            </w:r>
+                            <w:r>
+                              <w:t xml:space="preserve">                                     </w:t>
+                            </w:r>
+                          </w:p>
+                        </w:txbxContent>
+                      </wps:txbx>
+                      <wps:bodyPr rot="0" vert="horz" wrap="square" lIns="91440" tIns="45720" rIns="91440" bIns="45720" anchor="t" anchorCtr="0">
+                        <a:noAutofit/>
+                      </wps:bodyPr>
+                    </wps:wsp>
+                  </a:graphicData>
+                </a:graphic>
+                <wp14:sizeRelH relativeFrom="margin">
+                  <wp14:pctWidth>0</wp14:pctWidth>
+                </wp14:sizeRelH>
+                <wp14:sizeRelV relativeFrom="margin">
+                  <wp14:pctHeight>0</wp14:pctHeight>
+                </wp14:sizeRelV>
+              </wp:anchor>
+            </w:drawing>
+          </mc:Choice>
+          <mc:Fallback>
+            <w:pict>
+              <v:shapetype w14:anchorId="304227B1" id="_x0000_t202" coordsize="21600,21600" o:spt="202" path="m,l,21600r21600,l21600,xe">
+                <v:stroke joinstyle="miter"/>
+                <v:path gradientshapeok="t" o:connecttype="rect"/>
+              </v:shapetype>
+              <v:shape id="Text Box 2" o:spid="_x0000_s1026" type="#_x0000_t202" style="position:absolute;margin-left:-46.5pt;margin-top:-42.75pt;width:560.9pt;height:120pt;z-index:251659264;visibility:visible;mso-wrap-style:square;mso-width-percent:0;mso-height-percent:0;mso-wrap-distance-left:9pt;mso-wrap-distance-top:3.6pt;mso-wrap-distance-right:9pt;mso-wrap-distance-bottom:3.6pt;mso-position-horizontal:absolute;mso-position-horizontal-relative:text;mso-position-vertical:absolute;mso-position-vertical-relative:text;mso-width-percent:0;mso-height-percent:0;mso-width-relative:margin;mso-height-relative:margin;v-text-anchor:top" o:gfxdata="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" stroked="f">
+                <v:textbox>
+                  <w:txbxContent>
+                    <w:p>
+                      <w:pPr>
+                        <w:pStyle w:val="NormalWeb"/>
+                        <w:jc w:val="center"/>
+                        <w:rPr>
+                          <w:spacing w:val="2"/>
+                          <w:sz w:val="60"/>
+                          <w:szCs w:val="60"/>
+                        </w:rPr>
+                      </w:pPr>
+                      <w:r>
+                        <w:rPr>
+                          <w:b/>
+                          <w:bCs/>
+                          <w:color w:val="2E2C2C"/>
+                          <w:spacing w:val="2"/>
+                          <w:sz w:val="60"/>
+                          <w:szCs w:val="60"/>
+                        </w:rPr>
+                        <w:t>Mohamed Tarek Aboelkhir</w:t>
+                      </w:r>
+                    </w:p>
+                    <w:p>
+                      <w:pPr>
+                        <w:pStyle w:val="NormalWeb"/>
+                        <w:spacing w:line="480" w:lineRule="auto"/>
+                        <w:jc w:val="center"/>
+                        <w:rPr>
+                          <w:rFonts w:asciiTheme="minorHAnsi" w:hAnsiTheme="minorHAnsi" w:cstheme="minorHAnsi"/>
+                          <w:b/>
+                          <w:bCs/>
+                          <w:color w:val="000000"/>
+                          <w:sz w:val="28"/>
+                          <w:szCs w:val="28"/>
+                        </w:rPr>
+                      </w:pPr>
+                      <w:r>
+                        <w:rPr>
+                          <w:b/>
+                          <w:bCs/>
+                          <w:sz w:val="28"/>
+                          <w:szCs w:val="28"/>
+                        </w:rPr>
+                        <w:t>Data Analyst | BI Specialist | AI Solutions Developer</w:t>
+                      </w:r>
+                      <w:r>
+                        <w:rPr>
+                          <w:rFonts w:asciiTheme="minorHAnsi" w:hAnsiTheme="minorHAnsi" w:cstheme="minorHAnsi"/>
+                          <w:b/>
+                          <w:bCs/>
+                          <w:color w:val="000000"/>
+                          <w:sz w:val="28"/>
+                          <w:szCs w:val="28"/>
+                        </w:rPr>
+                        <w:t xml:space="preserve">          </w:t>
+                      </w:r>
+                    </w:p>
+                    <w:p>
+                      <w:pPr>
+                        <w:pStyle w:val="NormalWeb"/>
+                        <w:spacing w:line="480" w:lineRule="auto"/>
+                        <w:jc w:val="center"/>
+                        <w:rPr>
+                          <w:rFonts w:asciiTheme="minorHAnsi" w:hAnsiTheme="minorHAnsi" w:cstheme="minorHAnsi"/>
+                          <w:b/>
+                          <w:bCs/>
+                          <w:color w:val="000000"/>
+                          <w:sz w:val="22"/>
+                          <w:szCs w:val="22"/>
+                        </w:rPr>
+                      </w:pPr>
+                      <w:r>
+                        <w:rPr>
+                          <w:rFonts w:asciiTheme="minorHAnsi" w:hAnsiTheme="minorHAnsi" w:cstheme="minorHAnsi"/>
+                          <w:b/>
+                          <w:bCs/>
+                          <w:color w:val="000000"/>
+                          <w:sz w:val="22"/>
+                          <w:szCs w:val="22"/>
+                        </w:rPr>
+                        <w:t xml:space="preserve">+201552437555 | </w:t>
+                      </w:r>
+                      <w:r>
+                        <w:rPr>
+                          <w:rFonts w:asciiTheme="minorHAnsi" w:hAnsiTheme="minorHAnsi" w:cstheme="minorHAnsi"/>
+                          <w:b/>
+                          <w:bCs/>
+                          <w:sz w:val="22"/>
+                          <w:szCs w:val="22"/>
+                        </w:rPr>
+                        <w:t xml:space="preserve"> </w:t>
+                      </w:r>
+                      <w:hyperlink r:id="rId8" w:history="1">
+                        <w:r>
+                          <w:rPr>
+                            <w:rStyle w:val="Hyperlink"/>
+                            <w:rFonts w:asciiTheme="minorHAnsi" w:hAnsiTheme="minorHAnsi" w:cstheme="minorHAnsi"/>
+                            <w:b/>
+                            <w:bCs/>
+                            <w:color w:val="auto"/>
+                            <w:sz w:val="22"/>
+                            <w:szCs w:val="22"/>
+                            <w:u w:val="none"/>
+                          </w:rPr>
+                          <w:t>mohamedtarek00212@gmail.com</w:t>
+                        </w:r>
+                      </w:hyperlink>
+                      <w:r>
+                        <w:rPr>
+                          <w:rFonts w:asciiTheme="minorHAnsi" w:hAnsiTheme="minorHAnsi" w:cstheme="minorHAnsi"/>
+                          <w:b/>
+                          <w:bCs/>
+                          <w:color w:val="000000"/>
+                          <w:sz w:val="22"/>
+                          <w:szCs w:val="22"/>
+                        </w:rPr>
+                        <w:t xml:space="preserve"> | </w:t>
+                      </w:r>
+                      <w:r>
+                        <w:rPr>
+                          <w:rFonts w:asciiTheme="minorHAnsi" w:hAnsiTheme="minorHAnsi" w:cstheme="minorHAnsi"/>
+                          <w:b/>
+                          <w:bCs/>
+                          <w:sz w:val="22"/>
+                          <w:szCs w:val="22"/>
+                        </w:rPr>
+                        <w:t xml:space="preserve"> </w:t>
+                      </w:r>
+                      <w:hyperlink r:id="rId9" w:history="1">
+                        <w:r>
+                          <w:rPr>
+                            <w:rStyle w:val="Hyperlink"/>
+                            <w:rFonts w:asciiTheme="minorHAnsi" w:hAnsiTheme="minorHAnsi" w:cstheme="minorHAnsi"/>
+                            <w:b/>
+                            <w:bCs/>
+                            <w:sz w:val="22"/>
+                            <w:szCs w:val="22"/>
+                          </w:rPr>
+                          <w:t>LinkedIn</w:t>
+                        </w:r>
+                      </w:hyperlink>
+                      <w:r>
+                        <w:rPr>
+                          <w:rFonts w:asciiTheme="minorHAnsi" w:hAnsiTheme="minorHAnsi" w:cstheme="minorHAnsi"/>
+                          <w:b/>
+                          <w:bCs/>
+                          <w:color w:val="000000"/>
+                          <w:sz w:val="22"/>
+                          <w:szCs w:val="22"/>
+                        </w:rPr>
+                        <w:t xml:space="preserve">  |  </w:t>
+                      </w:r>
+                      <w:hyperlink r:id="rId10" w:history="1">
+                        <w:r>
+                          <w:rPr>
+                            <w:rStyle w:val="Hyperlink"/>
+                            <w:rFonts w:asciiTheme="minorHAnsi" w:hAnsiTheme="minorHAnsi" w:cstheme="minorHAnsi"/>
+                            <w:b/>
+                            <w:bCs/>
+                            <w:sz w:val="22"/>
+                            <w:szCs w:val="22"/>
+                          </w:rPr>
+                          <w:t>GitHub</w:t>
+                        </w:r>
+                      </w:hyperlink>
+                      <w:r>
+                        <w:rPr>
+                          <w:rFonts w:asciiTheme="minorHAnsi" w:hAnsiTheme="minorHAnsi" w:cstheme="minorHAnsi"/>
+                          <w:b/>
+                          <w:bCs/>
+                          <w:color w:val="000000"/>
+                          <w:sz w:val="22"/>
+                          <w:szCs w:val="22"/>
+                        </w:rPr>
+                        <w:t xml:space="preserve">  |   Cairo , Egypt</w:t>
+                      </w:r>
+                    </w:p>
+                    <w:p>
+                      <w:pPr>
+                        <w:rPr>
+                          <w:b/>
+                          <w:bCs/>
+                        </w:rPr>
+                      </w:pPr>
+                      <w:r>
+                        <w:t xml:space="preserve">                   </w:t>
+                      </w:r>
+                      <w:r>
+                        <w:t xml:space="preserve"> </w:t>
+                      </w:r>
+                      <w:r>
+                        <w:t xml:space="preserve">                                     </w:t>
+                      </w:r>
+                    </w:p>
+                  </w:txbxContent>
+                </v:textbox>
+              </v:shape>
+            </w:pict>
+          </mc:Fallback>
+        </mc:AlternateContent>
+      </w:r>
     </w:p>
     <w:p>
       <w:r>
@@ -92,7 +563,7 @@
         <mc:AlternateContent>
           <mc:Choice Requires="wps">
             <w:drawing>
-              <wp:anchor distT="45720" distB="45720" distL="114300" distR="114300" simplePos="0" relativeHeight="251660288" behindDoc="0" locked="0" layoutInCell="1" allowOverlap="1" wp14:anchorId="2A07C3CF" wp14:editId="06EF9560">
+              <wp:anchor distT="45720" distB="45720" distL="114300" distR="114300" simplePos="0" relativeHeight="251660288" behindDoc="0" locked="0" layoutInCell="1" allowOverlap="1" wp14:anchorId="2A07C3CF" wp14:editId="1FDC1B0C">
                 <wp:simplePos x="0" y="0"/>
                 <wp:positionH relativeFrom="column">
                   <wp:posOffset>-587375</wp:posOffset>
@@ -197,11 +668,7 @@
           </mc:Choice>
           <mc:Fallback>
             <w:pict>
-              <v:shapetype w14:anchorId="2A07C3CF" id="_x0000_t202" coordsize="21600,21600" o:spt="202" path="m,l,21600r21600,l21600,xe">
-                <v:stroke joinstyle="miter"/>
-                <v:path gradientshapeok="t" o:connecttype="rect"/>
-              </v:shapetype>
-              <v:shape id="Text Box 2" o:spid="_x0000_s1026" type="#_x0000_t202" style="position:absolute;margin-left:-46.25pt;margin-top:60.15pt;width:560.9pt;height:151.5pt;z-index:251660288;visibility:visible;mso-wrap-style:square;mso-width-percent:0;mso-height-percent:0;mso-wrap-distance-left:9pt;mso-wrap-distance-top:3.6pt;mso-wrap-distance-right:9pt;mso-wrap-distance-bottom:3.6pt;mso-position-horizontal:absolute;mso-position-horizontal-relative:text;mso-position-vertical:absolute;mso-position-vertical-relative:text;mso-width-percent:0;mso-height-percent:0;mso-width-relative:margin;mso-height-relative:margin;v-text-anchor:top" o:gfxdata="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" fillcolor="white [3212]" stroked="f">
+              <v:shape w14:anchorId="2A07C3CF" id="_x0000_s1027" type="#_x0000_t202" style="position:absolute;margin-left:-46.25pt;margin-top:60.15pt;width:560.9pt;height:151.5pt;z-index:251660288;visibility:visible;mso-wrap-style:square;mso-width-percent:0;mso-height-percent:0;mso-wrap-distance-left:9pt;mso-wrap-distance-top:3.6pt;mso-wrap-distance-right:9pt;mso-wrap-distance-bottom:3.6pt;mso-position-horizontal:absolute;mso-position-horizontal-relative:text;mso-position-vertical:absolute;mso-position-vertical-relative:text;mso-width-percent:0;mso-height-percent:0;mso-width-relative:margin;mso-height-relative:margin;v-text-anchor:top" o:gfxdata="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" fillcolor="white [3212]" stroked="f">
                 <v:textbox>
                   <w:txbxContent>
                     <w:p>
@@ -252,449 +719,6 @@
                   </w:txbxContent>
                 </v:textbox>
                 <w10:wrap type="square"/>
-              </v:shape>
-            </w:pict>
-          </mc:Fallback>
-        </mc:AlternateContent>
-      </w:r>
-      <w:r>
-        <w:rPr>
-          <w:noProof/>
-        </w:rPr>
-        <mc:AlternateContent>
-          <mc:Choice Requires="wps">
-            <w:drawing>
-              <wp:anchor distT="45720" distB="45720" distL="114300" distR="114300" simplePos="0" relativeHeight="251659264" behindDoc="0" locked="0" layoutInCell="1" allowOverlap="1" wp14:anchorId="304227B1" wp14:editId="74F98465">
-                <wp:simplePos x="0" y="0"/>
-                <wp:positionH relativeFrom="column">
-                  <wp:posOffset>-586740</wp:posOffset>
-                </wp:positionH>
-                <wp:positionV relativeFrom="paragraph">
-                  <wp:posOffset>-600075</wp:posOffset>
-                </wp:positionV>
-                <wp:extent cx="7123724" cy="1473835"/>
-                <wp:effectExtent l="0" t="0" r="1270" b="0"/>
-                <wp:wrapNone/>
-                <wp:docPr id="217" name="Text Box 2"/>
-                <wp:cNvGraphicFramePr>
-                  <a:graphicFrameLocks xmlns:a="http://schemas.openxmlformats.org/drawingml/2006/main"/>
-                </wp:cNvGraphicFramePr>
-                <a:graphic xmlns:a="http://schemas.openxmlformats.org/drawingml/2006/main">
-                  <a:graphicData uri="http://schemas.microsoft.com/office/word/2010/wordprocessingShape">
-                    <wps:wsp>
-                      <wps:cNvSpPr txBox="1">
-                        <a:spLocks noChangeArrowheads="1"/>
-                      </wps:cNvSpPr>
-                      <wps:spPr bwMode="auto">
-                        <a:xfrm>
-                          <a:off x="0" y="0"/>
-                          <a:ext cx="7123724" cy="1473835"/>
-                        </a:xfrm>
-                        <a:prstGeom prst="rect">
-                          <a:avLst/>
-                        </a:prstGeom>
-                        <a:solidFill>
-                          <a:srgbClr val="FFFFFF"/>
-                        </a:solidFill>
-                        <a:ln w="9525">
-                          <a:noFill/>
-                          <a:miter lim="800000"/>
-                          <a:headEnd/>
-                          <a:tailEnd/>
-                        </a:ln>
-                      </wps:spPr>
-                      <wps:txbx>
-                        <w:txbxContent>
-                          <w:p>
-                            <w:pPr>
-                              <w:pStyle w:val="NormalWeb"/>
-                              <w:jc w:val="center"/>
-                              <w:rPr>
-                                <w:spacing w:val="2"/>
-                                <w:sz w:val="60"/>
-                                <w:szCs w:val="60"/>
-                              </w:rPr>
-                            </w:pPr>
-                            <w:r>
-                              <w:rPr>
-                                <w:b/>
-                                <w:bCs/>
-                                <w:color w:val="2E2C2C"/>
-                                <w:spacing w:val="2"/>
-                                <w:sz w:val="60"/>
-                                <w:szCs w:val="60"/>
-                              </w:rPr>
-                              <w:t>Mohamed Tarek Aboelkhir</w:t>
-                            </w:r>
-                          </w:p>
-                          <w:p>
-                            <w:pPr>
-                              <w:pStyle w:val="NormalWeb"/>
-                              <w:jc w:val="center"/>
-                              <w:rPr>
-                                <w:rFonts w:asciiTheme="minorHAnsi" w:hAnsiTheme="minorHAnsi" w:cstheme="minorHAnsi"/>
-                                <w:sz w:val="30"/>
-                                <w:szCs w:val="30"/>
-                              </w:rPr>
-                            </w:pPr>
-                            <w:r>
-                              <w:rPr>
-                                <w:rFonts w:asciiTheme="minorHAnsi" w:hAnsiTheme="minorHAnsi" w:cstheme="minorHAnsi"/>
-                                <w:color w:val="000000"/>
-                                <w:sz w:val="30"/>
-                                <w:szCs w:val="30"/>
-                              </w:rPr>
-                              <w:t>Junior Data Analyst | Applied AI &amp; Data Analytics</w:t>
-                            </w:r>
-                          </w:p>
-                          <w:p>
-                            <w:pPr>
-                              <w:pStyle w:val="NormalWeb"/>
-                              <w:spacing w:line="480" w:lineRule="auto"/>
-                              <w:rPr>
-                                <w:rFonts w:asciiTheme="minorHAnsi" w:hAnsiTheme="minorHAnsi" w:cstheme="minorHAnsi"/>
-                                <w:b/>
-                                <w:bCs/>
-                              </w:rPr>
-                            </w:pPr>
-                            <w:r>
-                              <w:rPr>
-                                <w:rFonts w:asciiTheme="minorHAnsi" w:hAnsiTheme="minorHAnsi" w:cstheme="minorHAnsi"/>
-                                <w:b/>
-                                <w:bCs/>
-                                <w:color w:val="000000"/>
-                              </w:rPr>
-                              <w:t xml:space="preserve">        </w:t>
-                            </w:r>
-                            <w:r>
-                              <w:rPr>
-                                <w:rFonts w:asciiTheme="minorHAnsi" w:hAnsiTheme="minorHAnsi" w:cstheme="minorHAnsi"/>
-                                <w:b/>
-                                <w:bCs/>
-                                <w:color w:val="000000"/>
-                              </w:rPr>
-                              <w:t xml:space="preserve">          </w:t>
-                            </w:r>
-                            <w:r>
-                              <w:rPr>
-                                <w:rFonts w:asciiTheme="minorHAnsi" w:hAnsiTheme="minorHAnsi" w:cstheme="minorHAnsi"/>
-                                <w:b/>
-                                <w:bCs/>
-                                <w:color w:val="000000"/>
-                              </w:rPr>
-                              <w:t xml:space="preserve"> +201552437555 | </w:t>
-                            </w:r>
-                            <w:r>
-                              <w:rPr>
-                                <w:rFonts w:asciiTheme="minorHAnsi" w:hAnsiTheme="minorHAnsi" w:cstheme="minorHAnsi"/>
-                                <w:b/>
-                                <w:bCs/>
-                              </w:rPr>
-                              <w:t xml:space="preserve"> </w:t>
-                            </w:r>
-                            <w:hyperlink r:id="rId5" w:history="1">
-                              <w:r>
-                                <w:rPr>
-                                  <w:rStyle w:val="Hyperlink"/>
-                                  <w:rFonts w:asciiTheme="minorHAnsi" w:hAnsiTheme="minorHAnsi" w:cstheme="minorHAnsi"/>
-                                  <w:b/>
-                                  <w:bCs/>
-                                  <w:color w:val="auto"/>
-                                  <w:u w:val="none"/>
-                                </w:rPr>
-                                <w:t>mohamedtarek00212@gmail.com</w:t>
-                              </w:r>
-                            </w:hyperlink>
-                            <w:r>
-                              <w:rPr>
-                                <w:rFonts w:asciiTheme="minorHAnsi" w:hAnsiTheme="minorHAnsi" w:cstheme="minorHAnsi"/>
-                                <w:b/>
-                                <w:bCs/>
-                                <w:color w:val="000000"/>
-                              </w:rPr>
-                              <w:t xml:space="preserve"> | </w:t>
-                            </w:r>
-                            <w:r>
-                              <w:rPr>
-                                <w:rFonts w:asciiTheme="minorHAnsi" w:hAnsiTheme="minorHAnsi" w:cstheme="minorHAnsi"/>
-                                <w:b/>
-                                <w:bCs/>
-                              </w:rPr>
-                              <w:t xml:space="preserve"> </w:t>
-                            </w:r>
-                            <w:hyperlink r:id="rId6" w:history="1">
-                              <w:r>
-                                <w:rPr>
-                                  <w:rStyle w:val="Hyperlink"/>
-                                  <w:rFonts w:asciiTheme="minorHAnsi" w:hAnsiTheme="minorHAnsi" w:cstheme="minorHAnsi"/>
-                                  <w:b/>
-                                  <w:bCs/>
-                                </w:rPr>
-                                <w:t>LinkedIn</w:t>
-                              </w:r>
-                            </w:hyperlink>
-                            <w:r>
-                              <w:rPr>
-                                <w:rFonts w:asciiTheme="minorHAnsi" w:hAnsiTheme="minorHAnsi" w:cstheme="minorHAnsi"/>
-                                <w:b/>
-                                <w:bCs/>
-                                <w:color w:val="000000"/>
-                              </w:rPr>
-                              <w:t xml:space="preserve">  |  </w:t>
-                            </w:r>
-                            <w:hyperlink r:id="rId7" w:history="1">
-                              <w:r>
-                                <w:rPr>
-                                  <w:rStyle w:val="Hyperlink"/>
-                                  <w:rFonts w:asciiTheme="minorHAnsi" w:hAnsiTheme="minorHAnsi" w:cstheme="minorHAnsi"/>
-                                  <w:b/>
-                                  <w:bCs/>
-                                </w:rPr>
-                                <w:t>GitHub</w:t>
-                              </w:r>
-                            </w:hyperlink>
-                            <w:r>
-                              <w:rPr>
-                                <w:rFonts w:asciiTheme="minorHAnsi" w:hAnsiTheme="minorHAnsi" w:cstheme="minorHAnsi"/>
-                                <w:b/>
-                                <w:bCs/>
-                                <w:color w:val="000000"/>
-                              </w:rPr>
-                              <w:t xml:space="preserve">  |   Cairo , Egypt   </w:t>
-                            </w:r>
-                            <w:r>
-                              <w:rPr>
-                                <w:rFonts w:asciiTheme="minorHAnsi" w:hAnsiTheme="minorHAnsi" w:cstheme="minorHAnsi"/>
-                                <w:b/>
-                                <w:bCs/>
-                              </w:rPr>
-                              <w:t xml:space="preserve">     </w:t>
-                            </w:r>
-                          </w:p>
-                          <w:p>
-                            <w:pPr>
-                              <w:rPr>
-                                <w:b/>
-                                <w:bCs/>
-                              </w:rPr>
-                            </w:pPr>
-                            <w:r>
-                              <w:t xml:space="preserve">                   </w:t>
-                            </w:r>
-                            <w:r>
-                              <w:t xml:space="preserve"> </w:t>
-                            </w:r>
-                            <w:r>
-                              <w:t xml:space="preserve">                                     </w:t>
-                            </w:r>
-                          </w:p>
-                        </w:txbxContent>
-                      </wps:txbx>
-                      <wps:bodyPr rot="0" vert="horz" wrap="square" lIns="91440" tIns="45720" rIns="91440" bIns="45720" anchor="t" anchorCtr="0">
-                        <a:noAutofit/>
-                      </wps:bodyPr>
-                    </wps:wsp>
-                  </a:graphicData>
-                </a:graphic>
-                <wp14:sizeRelH relativeFrom="margin">
-                  <wp14:pctWidth>0</wp14:pctWidth>
-                </wp14:sizeRelH>
-                <wp14:sizeRelV relativeFrom="margin">
-                  <wp14:pctHeight>0</wp14:pctHeight>
-                </wp14:sizeRelV>
-              </wp:anchor>
-            </w:drawing>
-          </mc:Choice>
-          <mc:Fallback>
-            <w:pict>
-              <v:shape w14:anchorId="304227B1" id="_x0000_s1027" type="#_x0000_t202" style="position:absolute;margin-left:-46.2pt;margin-top:-47.25pt;width:560.9pt;height:116.05pt;z-index:251659264;visibility:visible;mso-wrap-style:square;mso-width-percent:0;mso-height-percent:0;mso-wrap-distance-left:9pt;mso-wrap-distance-top:3.6pt;mso-wrap-distance-right:9pt;mso-wrap-distance-bottom:3.6pt;mso-position-horizontal:absolute;mso-position-horizontal-relative:text;mso-position-vertical:absolute;mso-position-vertical-relative:text;mso-width-percent:0;mso-height-percent:0;mso-width-relative:margin;mso-height-relative:margin;v-text-anchor:top" o:gfxdata="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" stroked="f">
-                <v:textbox>
-                  <w:txbxContent>
-                    <w:p>
-                      <w:pPr>
-                        <w:pStyle w:val="NormalWeb"/>
-                        <w:jc w:val="center"/>
-                        <w:rPr>
-                          <w:spacing w:val="2"/>
-                          <w:sz w:val="60"/>
-                          <w:szCs w:val="60"/>
-                        </w:rPr>
-                      </w:pPr>
-                      <w:r>
-                        <w:rPr>
-                          <w:b/>
-                          <w:bCs/>
-                          <w:color w:val="2E2C2C"/>
-                          <w:spacing w:val="2"/>
-                          <w:sz w:val="60"/>
-                          <w:szCs w:val="60"/>
-                        </w:rPr>
-                        <w:t>Mohamed Tarek Aboelkhir</w:t>
-                      </w:r>
-                    </w:p>
-                    <w:p>
-                      <w:pPr>
-                        <w:pStyle w:val="NormalWeb"/>
-                        <w:jc w:val="center"/>
-                        <w:rPr>
-                          <w:rFonts w:asciiTheme="minorHAnsi" w:hAnsiTheme="minorHAnsi" w:cstheme="minorHAnsi"/>
-                          <w:sz w:val="30"/>
-                          <w:szCs w:val="30"/>
-                        </w:rPr>
-                      </w:pPr>
-                      <w:r>
-                        <w:rPr>
-                          <w:rFonts w:asciiTheme="minorHAnsi" w:hAnsiTheme="minorHAnsi" w:cstheme="minorHAnsi"/>
-                          <w:color w:val="000000"/>
-                          <w:sz w:val="30"/>
-                          <w:szCs w:val="30"/>
-                        </w:rPr>
-                        <w:t>Junior Data Analyst | Applied AI &amp; Data Analytics</w:t>
-                      </w:r>
-                    </w:p>
-                    <w:p>
-                      <w:pPr>
-                        <w:pStyle w:val="NormalWeb"/>
-                        <w:spacing w:line="480" w:lineRule="auto"/>
-                        <w:rPr>
-                          <w:rFonts w:asciiTheme="minorHAnsi" w:hAnsiTheme="minorHAnsi" w:cstheme="minorHAnsi"/>
-                          <w:b/>
-                          <w:bCs/>
-                        </w:rPr>
-                      </w:pPr>
-                      <w:r>
-                        <w:rPr>
-                          <w:rFonts w:asciiTheme="minorHAnsi" w:hAnsiTheme="minorHAnsi" w:cstheme="minorHAnsi"/>
-                          <w:b/>
-                          <w:bCs/>
-                          <w:color w:val="000000"/>
-                        </w:rPr>
-                        <w:t xml:space="preserve">        </w:t>
-                      </w:r>
-                      <w:r>
-                        <w:rPr>
-                          <w:rFonts w:asciiTheme="minorHAnsi" w:hAnsiTheme="minorHAnsi" w:cstheme="minorHAnsi"/>
-                          <w:b/>
-                          <w:bCs/>
-                          <w:color w:val="000000"/>
-                        </w:rPr>
-                        <w:t xml:space="preserve">          </w:t>
-                      </w:r>
-                      <w:r>
-                        <w:rPr>
-                          <w:rFonts w:asciiTheme="minorHAnsi" w:hAnsiTheme="minorHAnsi" w:cstheme="minorHAnsi"/>
-                          <w:b/>
-                          <w:bCs/>
-                          <w:color w:val="000000"/>
-                        </w:rPr>
-                        <w:t xml:space="preserve"> +201552437555 | </w:t>
-                      </w:r>
-                      <w:r>
-                        <w:rPr>
-                          <w:rFonts w:asciiTheme="minorHAnsi" w:hAnsiTheme="minorHAnsi" w:cstheme="minorHAnsi"/>
-                          <w:b/>
-                          <w:bCs/>
-                        </w:rPr>
-                        <w:t xml:space="preserve"> </w:t>
-                      </w:r>
-                      <w:hyperlink r:id="rId8" w:history="1">
-                        <w:r>
-                          <w:rPr>
-                            <w:rStyle w:val="Hyperlink"/>
-                            <w:rFonts w:asciiTheme="minorHAnsi" w:hAnsiTheme="minorHAnsi" w:cstheme="minorHAnsi"/>
-                            <w:b/>
-                            <w:bCs/>
-                            <w:color w:val="auto"/>
-                            <w:u w:val="none"/>
-                          </w:rPr>
-                          <w:t>mohamedtarek00212@gmail.com</w:t>
-                        </w:r>
-                      </w:hyperlink>
-                      <w:r>
-                        <w:rPr>
-                          <w:rFonts w:asciiTheme="minorHAnsi" w:hAnsiTheme="minorHAnsi" w:cstheme="minorHAnsi"/>
-                          <w:b/>
-                          <w:bCs/>
-                          <w:color w:val="000000"/>
-                        </w:rPr>
-                        <w:t xml:space="preserve"> | </w:t>
-                      </w:r>
-                      <w:r>
-                        <w:rPr>
-                          <w:rFonts w:asciiTheme="minorHAnsi" w:hAnsiTheme="minorHAnsi" w:cstheme="minorHAnsi"/>
-                          <w:b/>
-                          <w:bCs/>
-                        </w:rPr>
-                        <w:t xml:space="preserve"> </w:t>
-                      </w:r>
-                      <w:hyperlink r:id="rId9" w:history="1">
-                        <w:r>
-                          <w:rPr>
-                            <w:rStyle w:val="Hyperlink"/>
-                            <w:rFonts w:asciiTheme="minorHAnsi" w:hAnsiTheme="minorHAnsi" w:cstheme="minorHAnsi"/>
-                            <w:b/>
-                            <w:bCs/>
-                          </w:rPr>
-                          <w:t>LinkedIn</w:t>
-                        </w:r>
-                      </w:hyperlink>
-                      <w:r>
-                        <w:rPr>
-                          <w:rFonts w:asciiTheme="minorHAnsi" w:hAnsiTheme="minorHAnsi" w:cstheme="minorHAnsi"/>
-                          <w:b/>
-                          <w:bCs/>
-                          <w:color w:val="000000"/>
-                        </w:rPr>
-                        <w:t xml:space="preserve">  |  </w:t>
-                      </w:r>
-                      <w:hyperlink r:id="rId10" w:history="1">
-                        <w:r>
-                          <w:rPr>
-                            <w:rStyle w:val="Hyperlink"/>
-                            <w:rFonts w:asciiTheme="minorHAnsi" w:hAnsiTheme="minorHAnsi" w:cstheme="minorHAnsi"/>
-                            <w:b/>
-                            <w:bCs/>
-                          </w:rPr>
-                          <w:t>GitHub</w:t>
-                        </w:r>
-                      </w:hyperlink>
-                      <w:r>
-                        <w:rPr>
-                          <w:rFonts w:asciiTheme="minorHAnsi" w:hAnsiTheme="minorHAnsi" w:cstheme="minorHAnsi"/>
-                          <w:b/>
-                          <w:bCs/>
-                          <w:color w:val="000000"/>
-                        </w:rPr>
-                        <w:t xml:space="preserve">  |   Cairo , Egypt   </w:t>
-                      </w:r>
-                      <w:r>
-                        <w:rPr>
-                          <w:rFonts w:asciiTheme="minorHAnsi" w:hAnsiTheme="minorHAnsi" w:cstheme="minorHAnsi"/>
-                          <w:b/>
-                          <w:bCs/>
-                        </w:rPr>
-                        <w:t xml:space="preserve">     </w:t>
-                      </w:r>
-                    </w:p>
-                    <w:p>
-                      <w:pPr>
-                        <w:rPr>
-                          <w:b/>
-                          <w:bCs/>
-                        </w:rPr>
-                      </w:pPr>
-                      <w:r>
-                        <w:t xml:space="preserve">                   </w:t>
-                      </w:r>
-                      <w:r>
-                        <w:t xml:space="preserve"> </w:t>
-                      </w:r>
-                      <w:r>
-                        <w:t xml:space="preserve">                                     </w:t>
-                      </w:r>
-                    </w:p>
-                  </w:txbxContent>
-                </v:textbox>
               </v:shape>
             </w:pict>
           </mc:Fallback>
@@ -2774,8 +2798,6 @@
                               </w:rPr>
                               <w:t>TECHNICAL SKILLS</w:t>
                             </w:r>
-                            <w:bookmarkStart w:id="0" w:name="_GoBack"/>
-                            <w:bookmarkEnd w:id="0"/>
                           </w:p>
                           <w:p>
                             <w:pPr>
@@ -3017,8 +3039,6 @@
                         </w:rPr>
                         <w:t>TECHNICAL SKILLS</w:t>
                       </w:r>
-                      <w:bookmarkStart w:id="1" w:name="_GoBack"/>
-                      <w:bookmarkEnd w:id="1"/>
                     </w:p>
                     <w:p>
                       <w:pPr>

--- a/CV.docx
+++ b/CV.docx
@@ -6,8 +6,6 @@
       <w:pPr>
         <w:pStyle w:val="NoSpacing"/>
       </w:pPr>
-      <w:bookmarkStart w:id="0" w:name="_GoBack"/>
-      <w:bookmarkEnd w:id="0"/>
       <w:r>
         <w:rPr>
           <w:noProof/>
@@ -15,7 +13,7 @@
         <mc:AlternateContent>
           <mc:Choice Requires="wps">
             <w:drawing>
-              <wp:anchor distT="45720" distB="45720" distL="114300" distR="114300" simplePos="0" relativeHeight="251659264" behindDoc="0" locked="0" layoutInCell="1" allowOverlap="1" wp14:anchorId="304227B1" wp14:editId="6D5C62CA">
+              <wp:anchor distT="45720" distB="45720" distL="114300" distR="114300" simplePos="0" relativeHeight="251659264" behindDoc="0" locked="0" layoutInCell="1" allowOverlap="1" wp14:anchorId="304227B1" wp14:editId="08CC5004">
                 <wp:simplePos x="0" y="0"/>
                 <wp:positionH relativeFrom="column">
                   <wp:posOffset>-590550</wp:posOffset>
@@ -23,7 +21,7 @@
                 <wp:positionV relativeFrom="paragraph">
                   <wp:posOffset>-542925</wp:posOffset>
                 </wp:positionV>
-                <wp:extent cx="7123430" cy="1524000"/>
+                <wp:extent cx="7123430" cy="1581150"/>
                 <wp:effectExtent l="0" t="0" r="1270" b="0"/>
                 <wp:wrapNone/>
                 <wp:docPr id="217" name="Text Box 2"/>
@@ -39,7 +37,7 @@
                       <wps:spPr bwMode="auto">
                         <a:xfrm>
                           <a:off x="0" y="0"/>
-                          <a:ext cx="7123430" cy="1524000"/>
+                          <a:ext cx="7123430" cy="1581150"/>
                         </a:xfrm>
                         <a:prstGeom prst="rect">
                           <a:avLst/>
@@ -75,8 +73,21 @@
                                 <w:sz w:val="60"/>
                                 <w:szCs w:val="60"/>
                               </w:rPr>
-                              <w:t>Mohamed Tarek Aboelkhir</w:t>
-                            </w:r>
+                              <w:t xml:space="preserve">Mohamed Tarek </w:t>
+                            </w:r>
+                            <w:proofErr w:type="spellStart"/>
+                            <w:r>
+                              <w:rPr>
+                                <w:b/>
+                                <w:bCs/>
+                                <w:color w:val="2E2C2C"/>
+                                <w:spacing w:val="2"/>
+                                <w:sz w:val="60"/>
+                                <w:szCs w:val="60"/>
+                              </w:rPr>
+                              <w:t>Aboelkhir</w:t>
+                            </w:r>
+                            <w:proofErr w:type="spellEnd"/>
                           </w:p>
                           <w:p>
                             <w:pPr>
@@ -84,33 +95,17 @@
                               <w:spacing w:line="480" w:lineRule="auto"/>
                               <w:jc w:val="center"/>
                               <w:rPr>
-                                <w:rFonts w:asciiTheme="minorHAnsi" w:hAnsiTheme="minorHAnsi" w:cstheme="minorHAnsi"/>
-                                <w:b/>
-                                <w:bCs/>
-                                <w:color w:val="000000"/>
-                                <w:sz w:val="28"/>
-                                <w:szCs w:val="28"/>
+                                <w:sz w:val="32"/>
+                                <w:szCs w:val="32"/>
+                                <w:rtl/>
                               </w:rPr>
                             </w:pPr>
                             <w:r>
                               <w:rPr>
-                                <w:b/>
-                                <w:bCs/>
-                                <w:sz w:val="28"/>
-                                <w:szCs w:val="28"/>
-                              </w:rPr>
-                              <w:t>Data Analyst | BI Specialist | AI Solutions Developer</w:t>
-                            </w:r>
-                            <w:r>
-                              <w:rPr>
-                                <w:rFonts w:asciiTheme="minorHAnsi" w:hAnsiTheme="minorHAnsi" w:cstheme="minorHAnsi"/>
-                                <w:b/>
-                                <w:bCs/>
-                                <w:color w:val="000000"/>
-                                <w:sz w:val="28"/>
-                                <w:szCs w:val="28"/>
-                              </w:rPr>
-                              <w:t xml:space="preserve">          </w:t>
+                                <w:sz w:val="32"/>
+                                <w:szCs w:val="32"/>
+                              </w:rPr>
+                              <w:t>Data Analyst | BI Specialist | Computer Vision Specialist</w:t>
                             </w:r>
                           </w:p>
                           <w:p>
@@ -232,6 +227,30 @@
                               </w:rPr>
                               <w:t xml:space="preserve">  |   Cairo , Egypt</w:t>
                             </w:r>
+                            <w:r>
+                              <w:rPr>
+                                <w:rFonts w:asciiTheme="minorHAnsi" w:hAnsiTheme="minorHAnsi" w:cstheme="minorHAnsi"/>
+                                <w:b/>
+                                <w:bCs/>
+                                <w:color w:val="000000"/>
+                                <w:sz w:val="22"/>
+                                <w:szCs w:val="22"/>
+                              </w:rPr>
+                              <w:t xml:space="preserve"> | </w:t>
+                            </w:r>
+                            <w:hyperlink r:id="rId8" w:history="1">
+                              <w:r>
+                                <w:rPr>
+                                  <w:rStyle w:val="Hyperlink"/>
+                                  <w:rFonts w:asciiTheme="minorHAnsi" w:hAnsiTheme="minorHAnsi" w:cstheme="minorHAnsi"/>
+                                  <w:b/>
+                                  <w:bCs/>
+                                  <w:sz w:val="22"/>
+                                  <w:szCs w:val="22"/>
+                                </w:rPr>
+                                <w:t>Portfolio</w:t>
+                              </w:r>
+                            </w:hyperlink>
                           </w:p>
                           <w:p>
                             <w:pPr>
@@ -273,7 +292,7 @@
                 <v:stroke joinstyle="miter"/>
                 <v:path gradientshapeok="t" o:connecttype="rect"/>
               </v:shapetype>
-              <v:shape id="Text Box 2" o:spid="_x0000_s1026" type="#_x0000_t202" style="position:absolute;margin-left:-46.5pt;margin-top:-42.75pt;width:560.9pt;height:120pt;z-index:251659264;visibility:visible;mso-wrap-style:square;mso-width-percent:0;mso-height-percent:0;mso-wrap-distance-left:9pt;mso-wrap-distance-top:3.6pt;mso-wrap-distance-right:9pt;mso-wrap-distance-bottom:3.6pt;mso-position-horizontal:absolute;mso-position-horizontal-relative:text;mso-position-vertical:absolute;mso-position-vertical-relative:text;mso-width-percent:0;mso-height-percent:0;mso-width-relative:margin;mso-height-relative:margin;v-text-anchor:top" o:gfxdata="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" stroked="f">
+              <v:shape id="Text Box 2" o:spid="_x0000_s1026" type="#_x0000_t202" style="position:absolute;margin-left:-46.5pt;margin-top:-42.75pt;width:560.9pt;height:124.5pt;z-index:251659264;visibility:visible;mso-wrap-style:square;mso-width-percent:0;mso-height-percent:0;mso-wrap-distance-left:9pt;mso-wrap-distance-top:3.6pt;mso-wrap-distance-right:9pt;mso-wrap-distance-bottom:3.6pt;mso-position-horizontal:absolute;mso-position-horizontal-relative:text;mso-position-vertical:absolute;mso-position-vertical-relative:text;mso-width-percent:0;mso-height-percent:0;mso-width-relative:margin;mso-height-relative:margin;v-text-anchor:top" o:gfxdata="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" stroked="f">
                 <v:textbox>
                   <w:txbxContent>
                     <w:p>
@@ -295,8 +314,21 @@
                           <w:sz w:val="60"/>
                           <w:szCs w:val="60"/>
                         </w:rPr>
-                        <w:t>Mohamed Tarek Aboelkhir</w:t>
-                      </w:r>
+                        <w:t xml:space="preserve">Mohamed Tarek </w:t>
+                      </w:r>
+                      <w:proofErr w:type="spellStart"/>
+                      <w:r>
+                        <w:rPr>
+                          <w:b/>
+                          <w:bCs/>
+                          <w:color w:val="2E2C2C"/>
+                          <w:spacing w:val="2"/>
+                          <w:sz w:val="60"/>
+                          <w:szCs w:val="60"/>
+                        </w:rPr>
+                        <w:t>Aboelkhir</w:t>
+                      </w:r>
+                      <w:proofErr w:type="spellEnd"/>
                     </w:p>
                     <w:p>
                       <w:pPr>
@@ -304,33 +336,17 @@
                         <w:spacing w:line="480" w:lineRule="auto"/>
                         <w:jc w:val="center"/>
                         <w:rPr>
-                          <w:rFonts w:asciiTheme="minorHAnsi" w:hAnsiTheme="minorHAnsi" w:cstheme="minorHAnsi"/>
-                          <w:b/>
-                          <w:bCs/>
-                          <w:color w:val="000000"/>
-                          <w:sz w:val="28"/>
-                          <w:szCs w:val="28"/>
+                          <w:sz w:val="32"/>
+                          <w:szCs w:val="32"/>
+                          <w:rtl/>
                         </w:rPr>
                       </w:pPr>
                       <w:r>
                         <w:rPr>
-                          <w:b/>
-                          <w:bCs/>
-                          <w:sz w:val="28"/>
-                          <w:szCs w:val="28"/>
-                        </w:rPr>
-                        <w:t>Data Analyst | BI Specialist | AI Solutions Developer</w:t>
-                      </w:r>
-                      <w:r>
-                        <w:rPr>
-                          <w:rFonts w:asciiTheme="minorHAnsi" w:hAnsiTheme="minorHAnsi" w:cstheme="minorHAnsi"/>
-                          <w:b/>
-                          <w:bCs/>
-                          <w:color w:val="000000"/>
-                          <w:sz w:val="28"/>
-                          <w:szCs w:val="28"/>
-                        </w:rPr>
-                        <w:t xml:space="preserve">          </w:t>
+                          <w:sz w:val="32"/>
+                          <w:szCs w:val="32"/>
+                        </w:rPr>
+                        <w:t>Data Analyst | BI Specialist | Computer Vision Specialist</w:t>
                       </w:r>
                     </w:p>
                     <w:p>
@@ -368,7 +384,7 @@
                         </w:rPr>
                         <w:t xml:space="preserve"> </w:t>
                       </w:r>
-                      <w:hyperlink r:id="rId8" w:history="1">
+                      <w:hyperlink r:id="rId9" w:history="1">
                         <w:r>
                           <w:rPr>
                             <w:rStyle w:val="Hyperlink"/>
@@ -404,7 +420,7 @@
                         </w:rPr>
                         <w:t xml:space="preserve"> </w:t>
                       </w:r>
-                      <w:hyperlink r:id="rId9" w:history="1">
+                      <w:hyperlink r:id="rId10" w:history="1">
                         <w:r>
                           <w:rPr>
                             <w:rStyle w:val="Hyperlink"/>
@@ -428,7 +444,7 @@
                         </w:rPr>
                         <w:t xml:space="preserve">  |  </w:t>
                       </w:r>
-                      <w:hyperlink r:id="rId10" w:history="1">
+                      <w:hyperlink r:id="rId11" w:history="1">
                         <w:r>
                           <w:rPr>
                             <w:rStyle w:val="Hyperlink"/>
@@ -452,6 +468,30 @@
                         </w:rPr>
                         <w:t xml:space="preserve">  |   Cairo , Egypt</w:t>
                       </w:r>
+                      <w:r>
+                        <w:rPr>
+                          <w:rFonts w:asciiTheme="minorHAnsi" w:hAnsiTheme="minorHAnsi" w:cstheme="minorHAnsi"/>
+                          <w:b/>
+                          <w:bCs/>
+                          <w:color w:val="000000"/>
+                          <w:sz w:val="22"/>
+                          <w:szCs w:val="22"/>
+                        </w:rPr>
+                        <w:t xml:space="preserve"> | </w:t>
+                      </w:r>
+                      <w:hyperlink r:id="rId12" w:history="1">
+                        <w:r>
+                          <w:rPr>
+                            <w:rStyle w:val="Hyperlink"/>
+                            <w:rFonts w:asciiTheme="minorHAnsi" w:hAnsiTheme="minorHAnsi" w:cstheme="minorHAnsi"/>
+                            <w:b/>
+                            <w:bCs/>
+                            <w:sz w:val="22"/>
+                            <w:szCs w:val="22"/>
+                          </w:rPr>
+                          <w:t>Portfolio</w:t>
+                        </w:r>
+                      </w:hyperlink>
                     </w:p>
                     <w:p>
                       <w:pPr>
@@ -478,7 +518,15 @@
         </mc:AlternateContent>
       </w:r>
     </w:p>
+    <w:p/>
     <w:p>
+      <w:pPr>
+        <w:rPr>
+          <w:lang w:bidi="ar-EG"/>
+        </w:rPr>
+      </w:pPr>
+      <w:bookmarkStart w:id="0" w:name="_GoBack"/>
+      <w:bookmarkEnd w:id="0"/>
       <w:r>
         <w:rPr>
           <w:noProof/>
@@ -486,13 +534,1058 @@
         <mc:AlternateContent>
           <mc:Choice Requires="wps">
             <w:drawing>
-              <wp:anchor distT="0" distB="0" distL="114300" distR="114300" simplePos="0" relativeHeight="251661312" behindDoc="0" locked="0" layoutInCell="1" allowOverlap="1" wp14:anchorId="1AD9042F" wp14:editId="59866A9A">
+              <wp:anchor distT="45720" distB="45720" distL="114300" distR="114300" simplePos="0" relativeHeight="251662336" behindDoc="0" locked="0" layoutInCell="1" allowOverlap="1" wp14:anchorId="24589899" wp14:editId="70CD79CC">
+                <wp:simplePos x="0" y="0"/>
+                <wp:positionH relativeFrom="column">
+                  <wp:posOffset>-590550</wp:posOffset>
+                </wp:positionH>
+                <wp:positionV relativeFrom="paragraph">
+                  <wp:posOffset>2359215</wp:posOffset>
+                </wp:positionV>
+                <wp:extent cx="7123430" cy="5718175"/>
+                <wp:effectExtent l="0" t="0" r="1270" b="0"/>
+                <wp:wrapNone/>
+                <wp:docPr id="5" name="Text Box 2"/>
+                <wp:cNvGraphicFramePr>
+                  <a:graphicFrameLocks xmlns:a="http://schemas.openxmlformats.org/drawingml/2006/main"/>
+                </wp:cNvGraphicFramePr>
+                <a:graphic xmlns:a="http://schemas.openxmlformats.org/drawingml/2006/main">
+                  <a:graphicData uri="http://schemas.microsoft.com/office/word/2010/wordprocessingShape">
+                    <wps:wsp>
+                      <wps:cNvSpPr txBox="1">
+                        <a:spLocks noChangeArrowheads="1"/>
+                      </wps:cNvSpPr>
+                      <wps:spPr bwMode="auto">
+                        <a:xfrm>
+                          <a:off x="0" y="0"/>
+                          <a:ext cx="7123430" cy="5718175"/>
+                        </a:xfrm>
+                        <a:prstGeom prst="rect">
+                          <a:avLst/>
+                        </a:prstGeom>
+                        <a:solidFill>
+                          <a:srgbClr val="FFFFFF"/>
+                        </a:solidFill>
+                        <a:ln w="9525">
+                          <a:noFill/>
+                          <a:miter lim="800000"/>
+                          <a:headEnd/>
+                          <a:tailEnd/>
+                        </a:ln>
+                      </wps:spPr>
+                      <wps:txbx>
+                        <w:txbxContent>
+                          <w:p>
+                            <w:pPr>
+                              <w:spacing w:before="100" w:beforeAutospacing="1" w:after="100" w:afterAutospacing="1" w:line="240" w:lineRule="auto"/>
+                              <w:rPr>
+                                <w:rFonts w:eastAsia="Times New Roman" w:cstheme="minorHAnsi"/>
+                                <w:b/>
+                                <w:bCs/>
+                                <w:sz w:val="40"/>
+                                <w:szCs w:val="40"/>
+                              </w:rPr>
+                            </w:pPr>
+                            <w:r>
+                              <w:rPr>
+                                <w:rFonts w:eastAsia="Times New Roman" w:cstheme="minorHAnsi"/>
+                                <w:b/>
+                                <w:bCs/>
+                                <w:sz w:val="40"/>
+                                <w:szCs w:val="40"/>
+                              </w:rPr>
+                              <w:t>EXPERIENCE</w:t>
+                            </w:r>
+                          </w:p>
+                          <w:p>
+                            <w:pPr>
+                              <w:spacing w:before="100" w:beforeAutospacing="1" w:after="100" w:afterAutospacing="1" w:line="240" w:lineRule="auto"/>
+                              <w:rPr>
+                                <w:rFonts w:eastAsia="Times New Roman" w:cstheme="minorHAnsi"/>
+                                <w:sz w:val="28"/>
+                                <w:szCs w:val="28"/>
+                              </w:rPr>
+                            </w:pPr>
+                            <w:r>
+                              <w:rPr>
+                                <w:rFonts w:cstheme="minorHAnsi"/>
+                                <w:b/>
+                                <w:bCs/>
+                                <w:color w:val="000000"/>
+                                <w:sz w:val="28"/>
+                                <w:szCs w:val="28"/>
+                              </w:rPr>
+                              <w:t>Applied AI &amp; Data Analytics</w:t>
+                            </w:r>
+                            <w:r>
+                              <w:rPr>
+                                <w:rFonts w:eastAsia="Times New Roman" w:cstheme="minorHAnsi"/>
+                                <w:b/>
+                                <w:bCs/>
+                                <w:sz w:val="28"/>
+                                <w:szCs w:val="28"/>
+                              </w:rPr>
+                              <w:t xml:space="preserve"> | Digilians (MCIT &amp; Egyptian Military Academy)</w:t>
+                            </w:r>
+                            <w:r>
+                              <w:rPr>
+                                <w:rFonts w:eastAsia="Times New Roman" w:cstheme="minorHAnsi"/>
+                                <w:sz w:val="28"/>
+                                <w:szCs w:val="28"/>
+                              </w:rPr>
+                              <w:t xml:space="preserve"> </w:t>
+                            </w:r>
+                            <w:r>
+                              <w:rPr>
+                                <w:rFonts w:eastAsia="Times New Roman" w:cstheme="minorHAnsi"/>
+                                <w:i/>
+                                <w:iCs/>
+                                <w:sz w:val="28"/>
+                                <w:szCs w:val="28"/>
+                              </w:rPr>
+                              <w:t>Dec 2025 – Present</w:t>
+                            </w:r>
+                            <w:r>
+                              <w:rPr>
+                                <w:rFonts w:eastAsia="Times New Roman" w:cstheme="minorHAnsi"/>
+                                <w:sz w:val="28"/>
+                                <w:szCs w:val="28"/>
+                              </w:rPr>
+                              <w:t xml:space="preserve"> </w:t>
+                            </w:r>
+                          </w:p>
+                          <w:p>
+                            <w:pPr>
+                              <w:pStyle w:val="ListParagraph"/>
+                              <w:numPr>
+                                <w:ilvl w:val="0"/>
+                                <w:numId w:val="12"/>
+                              </w:numPr>
+                              <w:spacing w:before="100" w:beforeAutospacing="1" w:after="100" w:afterAutospacing="1" w:line="240" w:lineRule="auto"/>
+                              <w:rPr>
+                                <w:rFonts w:eastAsia="Times New Roman" w:cstheme="minorHAnsi"/>
+                                <w:sz w:val="24"/>
+                                <w:szCs w:val="24"/>
+                              </w:rPr>
+                            </w:pPr>
+                            <w:r>
+                              <w:rPr>
+                                <w:rFonts w:eastAsia="Times New Roman" w:cstheme="minorHAnsi"/>
+                                <w:sz w:val="24"/>
+                                <w:szCs w:val="24"/>
+                              </w:rPr>
+                              <w:t>Intensive diploma focused on Applied Artificial Intelligence and Data Analytics.</w:t>
+                            </w:r>
+                          </w:p>
+                          <w:p>
+                            <w:pPr>
+                              <w:pStyle w:val="ListParagraph"/>
+                              <w:numPr>
+                                <w:ilvl w:val="0"/>
+                                <w:numId w:val="12"/>
+                              </w:numPr>
+                              <w:spacing w:before="100" w:beforeAutospacing="1" w:after="100" w:afterAutospacing="1" w:line="240" w:lineRule="auto"/>
+                              <w:rPr>
+                                <w:rFonts w:eastAsia="Times New Roman" w:cstheme="minorHAnsi"/>
+                                <w:sz w:val="24"/>
+                                <w:szCs w:val="24"/>
+                              </w:rPr>
+                            </w:pPr>
+                            <w:r>
+                              <w:rPr>
+                                <w:rFonts w:eastAsia="Times New Roman" w:cstheme="minorHAnsi"/>
+                                <w:sz w:val="24"/>
+                                <w:szCs w:val="24"/>
+                              </w:rPr>
+                              <w:t>Analyzing large datasets using Python and SQL to extract meaningful insights.</w:t>
+                            </w:r>
+                          </w:p>
+                          <w:p>
+                            <w:pPr>
+                              <w:pStyle w:val="ListParagraph"/>
+                              <w:numPr>
+                                <w:ilvl w:val="0"/>
+                                <w:numId w:val="12"/>
+                              </w:numPr>
+                              <w:spacing w:before="100" w:beforeAutospacing="1" w:after="100" w:afterAutospacing="1" w:line="240" w:lineRule="auto"/>
+                              <w:rPr>
+                                <w:rFonts w:eastAsia="Times New Roman" w:cstheme="minorHAnsi"/>
+                                <w:sz w:val="24"/>
+                                <w:szCs w:val="24"/>
+                              </w:rPr>
+                            </w:pPr>
+                            <w:r>
+                              <w:rPr>
+                                <w:rFonts w:eastAsia="Times New Roman" w:cstheme="minorHAnsi"/>
+                                <w:sz w:val="24"/>
+                                <w:szCs w:val="24"/>
+                              </w:rPr>
+                              <w:t>Developing predictive models using Machine Learning and Deep Learning techniques.</w:t>
+                            </w:r>
+                          </w:p>
+                          <w:p>
+                            <w:pPr>
+                              <w:pStyle w:val="ListParagraph"/>
+                              <w:numPr>
+                                <w:ilvl w:val="0"/>
+                                <w:numId w:val="12"/>
+                              </w:numPr>
+                              <w:spacing w:before="100" w:beforeAutospacing="1" w:after="100" w:afterAutospacing="1" w:line="240" w:lineRule="auto"/>
+                              <w:rPr>
+                                <w:rFonts w:eastAsia="Times New Roman" w:cstheme="minorHAnsi"/>
+                                <w:sz w:val="24"/>
+                                <w:szCs w:val="24"/>
+                              </w:rPr>
+                            </w:pPr>
+                            <w:r>
+                              <w:rPr>
+                                <w:rFonts w:eastAsia="Times New Roman" w:cstheme="minorHAnsi"/>
+                                <w:sz w:val="24"/>
+                                <w:szCs w:val="24"/>
+                              </w:rPr>
+                              <w:t>Designing interactive Power BI dashboards to monitor KPIs and communicate insights effectively.</w:t>
+                            </w:r>
+                          </w:p>
+                          <w:p>
+                            <w:pPr>
+                              <w:pStyle w:val="ListParagraph"/>
+                              <w:numPr>
+                                <w:ilvl w:val="0"/>
+                                <w:numId w:val="12"/>
+                              </w:numPr>
+                              <w:spacing w:before="100" w:beforeAutospacing="1" w:after="100" w:afterAutospacing="1" w:line="240" w:lineRule="auto"/>
+                              <w:rPr>
+                                <w:rFonts w:eastAsia="Times New Roman" w:cstheme="minorHAnsi"/>
+                                <w:sz w:val="24"/>
+                                <w:szCs w:val="24"/>
+                              </w:rPr>
+                            </w:pPr>
+                            <w:r>
+                              <w:rPr>
+                                <w:rFonts w:eastAsia="Times New Roman" w:cstheme="minorHAnsi"/>
+                                <w:sz w:val="24"/>
+                                <w:szCs w:val="24"/>
+                              </w:rPr>
+                              <w:t>Applying statistical methods to solve real-world analytical and business problems.</w:t>
+                            </w:r>
+                          </w:p>
+                          <w:p>
+                            <w:pPr>
+                              <w:spacing w:before="100" w:beforeAutospacing="1" w:after="100" w:afterAutospacing="1" w:line="240" w:lineRule="auto"/>
+                              <w:rPr>
+                                <w:rFonts w:eastAsia="Times New Roman" w:cstheme="minorHAnsi"/>
+                                <w:sz w:val="28"/>
+                                <w:szCs w:val="28"/>
+                              </w:rPr>
+                            </w:pPr>
+                            <w:r>
+                              <w:rPr>
+                                <w:rFonts w:eastAsia="Times New Roman" w:cstheme="minorHAnsi"/>
+                                <w:b/>
+                                <w:bCs/>
+                                <w:sz w:val="28"/>
+                                <w:szCs w:val="28"/>
+                              </w:rPr>
+                              <w:t>Customs Clearance Coordinator |</w:t>
+                            </w:r>
+                            <w:r>
+                              <w:rPr>
+                                <w:rFonts w:eastAsia="Times New Roman" w:cstheme="minorHAnsi" w:hint="cs"/>
+                                <w:b/>
+                                <w:bCs/>
+                                <w:sz w:val="28"/>
+                                <w:szCs w:val="28"/>
+                                <w:rtl/>
+                              </w:rPr>
+                              <w:t xml:space="preserve"> </w:t>
+                            </w:r>
+                            <w:proofErr w:type="spellStart"/>
+                            <w:r>
+                              <w:rPr>
+                                <w:rStyle w:val="citation-440"/>
+                                <w:b/>
+                                <w:bCs/>
+                                <w:sz w:val="28"/>
+                                <w:szCs w:val="28"/>
+                              </w:rPr>
+                              <w:t>Egy</w:t>
+                            </w:r>
+                            <w:proofErr w:type="spellEnd"/>
+                            <w:r>
+                              <w:rPr>
+                                <w:rStyle w:val="citation-440"/>
+                                <w:b/>
+                                <w:bCs/>
+                                <w:sz w:val="28"/>
+                                <w:szCs w:val="28"/>
+                              </w:rPr>
+                              <w:t xml:space="preserve"> Trade</w:t>
+                            </w:r>
+                            <w:r>
+                              <w:rPr>
+                                <w:rStyle w:val="citation-440"/>
+                                <w:sz w:val="28"/>
+                                <w:szCs w:val="28"/>
+                              </w:rPr>
+                              <w:t xml:space="preserve"> </w:t>
+                            </w:r>
+                            <w:r>
+                              <w:rPr>
+                                <w:rStyle w:val="citation-439"/>
+                                <w:i/>
+                                <w:iCs/>
+                                <w:sz w:val="28"/>
+                                <w:szCs w:val="28"/>
+                              </w:rPr>
+                              <w:t>202</w:t>
+                            </w:r>
+                            <w:r>
+                              <w:rPr>
+                                <w:rStyle w:val="citation-439"/>
+                                <w:i/>
+                                <w:iCs/>
+                                <w:sz w:val="28"/>
+                                <w:szCs w:val="28"/>
+                              </w:rPr>
+                              <w:t>2</w:t>
+                            </w:r>
+                            <w:r>
+                              <w:rPr>
+                                <w:rStyle w:val="citation-439"/>
+                                <w:i/>
+                                <w:iCs/>
+                                <w:sz w:val="28"/>
+                                <w:szCs w:val="28"/>
+                              </w:rPr>
+                              <w:t xml:space="preserve"> – 2025</w:t>
+                            </w:r>
+                          </w:p>
+                          <w:p>
+                            <w:pPr>
+                              <w:pStyle w:val="NormalWeb"/>
+                              <w:numPr>
+                                <w:ilvl w:val="0"/>
+                                <w:numId w:val="11"/>
+                              </w:numPr>
+                              <w:rPr>
+                                <w:rFonts w:asciiTheme="minorHAnsi" w:hAnsiTheme="minorHAnsi" w:cstheme="minorHAnsi"/>
+                                <w:rtl/>
+                              </w:rPr>
+                            </w:pPr>
+                            <w:r>
+                              <w:rPr>
+                                <w:rFonts w:asciiTheme="minorHAnsi" w:hAnsiTheme="minorHAnsi" w:cstheme="minorHAnsi"/>
+                              </w:rPr>
+                              <w:t>Managed large volumes of operational and customs data related to vehicle import processes.</w:t>
+                            </w:r>
+                          </w:p>
+                          <w:p>
+                            <w:pPr>
+                              <w:pStyle w:val="NormalWeb"/>
+                              <w:numPr>
+                                <w:ilvl w:val="0"/>
+                                <w:numId w:val="11"/>
+                              </w:numPr>
+                              <w:rPr>
+                                <w:rFonts w:asciiTheme="minorHAnsi" w:hAnsiTheme="minorHAnsi" w:cstheme="minorHAnsi"/>
+                              </w:rPr>
+                            </w:pPr>
+                            <w:r>
+                              <w:rPr>
+                                <w:rFonts w:asciiTheme="minorHAnsi" w:hAnsiTheme="minorHAnsi" w:cstheme="minorHAnsi"/>
+                              </w:rPr>
+                              <w:t>Conducted data cleaning, validation, and auditing to maintain high levels of data accuracy and compliance.</w:t>
+                            </w:r>
+                          </w:p>
+                          <w:p>
+                            <w:pPr>
+                              <w:pStyle w:val="NormalWeb"/>
+                              <w:numPr>
+                                <w:ilvl w:val="0"/>
+                                <w:numId w:val="11"/>
+                              </w:numPr>
+                              <w:rPr>
+                                <w:rFonts w:asciiTheme="minorHAnsi" w:hAnsiTheme="minorHAnsi" w:cstheme="minorHAnsi"/>
+                              </w:rPr>
+                            </w:pPr>
+                            <w:r>
+                              <w:rPr>
+                                <w:rFonts w:asciiTheme="minorHAnsi" w:hAnsiTheme="minorHAnsi" w:cstheme="minorHAnsi"/>
+                              </w:rPr>
+                              <w:t>Utilized Excel for data analysis, reporting, and tracking shipment clearance performance.</w:t>
+                            </w:r>
+                          </w:p>
+                          <w:p>
+                            <w:pPr>
+                              <w:pStyle w:val="NormalWeb"/>
+                              <w:numPr>
+                                <w:ilvl w:val="0"/>
+                                <w:numId w:val="11"/>
+                              </w:numPr>
+                              <w:rPr>
+                                <w:rFonts w:asciiTheme="minorHAnsi" w:hAnsiTheme="minorHAnsi" w:cstheme="minorHAnsi"/>
+                                <w:rtl/>
+                              </w:rPr>
+                            </w:pPr>
+                            <w:r>
+                              <w:rPr>
+                                <w:rFonts w:asciiTheme="minorHAnsi" w:hAnsiTheme="minorHAnsi" w:cstheme="minorHAnsi"/>
+                              </w:rPr>
+                              <w:t>Identified process inefficiencies and operational bottlenecks through data-driven analysis, contributing to improved workflow efficiency.</w:t>
+                            </w:r>
+                          </w:p>
+                          <w:p>
+                            <w:pPr>
+                              <w:pStyle w:val="NormalWeb"/>
+                              <w:rPr>
+                                <w:rFonts w:asciiTheme="minorHAnsi" w:hAnsiTheme="minorHAnsi" w:cstheme="minorHAnsi"/>
+                                <w:sz w:val="28"/>
+                                <w:szCs w:val="28"/>
+                              </w:rPr>
+                            </w:pPr>
+                            <w:r>
+                              <w:rPr>
+                                <w:rFonts w:asciiTheme="minorHAnsi" w:hAnsiTheme="minorHAnsi" w:cstheme="minorHAnsi"/>
+                                <w:b/>
+                                <w:bCs/>
+                                <w:sz w:val="28"/>
+                                <w:szCs w:val="28"/>
+                              </w:rPr>
+                              <w:t>Founder &amp; Operations Manager | Small Business (Apparel Retail)</w:t>
+                            </w:r>
+                            <w:r>
+                              <w:rPr>
+                                <w:rFonts w:asciiTheme="minorHAnsi" w:hAnsiTheme="minorHAnsi" w:cstheme="minorHAnsi"/>
+                                <w:sz w:val="28"/>
+                                <w:szCs w:val="28"/>
+                              </w:rPr>
+                              <w:t xml:space="preserve"> </w:t>
+                            </w:r>
+                            <w:r>
+                              <w:rPr>
+                                <w:rFonts w:asciiTheme="minorHAnsi" w:hAnsiTheme="minorHAnsi" w:cstheme="minorHAnsi"/>
+                                <w:i/>
+                                <w:iCs/>
+                                <w:sz w:val="28"/>
+                                <w:szCs w:val="28"/>
+                              </w:rPr>
+                              <w:t>2021 – 202</w:t>
+                            </w:r>
+                            <w:r>
+                              <w:rPr>
+                                <w:rFonts w:asciiTheme="minorHAnsi" w:hAnsiTheme="minorHAnsi" w:cstheme="minorHAnsi" w:hint="cs"/>
+                                <w:i/>
+                                <w:iCs/>
+                                <w:sz w:val="28"/>
+                                <w:szCs w:val="28"/>
+                                <w:rtl/>
+                              </w:rPr>
+                              <w:t>3</w:t>
+                            </w:r>
+                          </w:p>
+                          <w:p>
+                            <w:pPr>
+                              <w:numPr>
+                                <w:ilvl w:val="0"/>
+                                <w:numId w:val="14"/>
+                              </w:numPr>
+                              <w:spacing w:before="100" w:beforeAutospacing="1" w:after="100" w:afterAutospacing="1" w:line="240" w:lineRule="auto"/>
+                              <w:jc w:val="both"/>
+                              <w:rPr>
+                                <w:rFonts w:eastAsia="Times New Roman" w:cstheme="minorHAnsi"/>
+                                <w:sz w:val="24"/>
+                                <w:szCs w:val="24"/>
+                              </w:rPr>
+                            </w:pPr>
+                            <w:r>
+                              <w:rPr>
+                                <w:rFonts w:eastAsia="Times New Roman" w:cstheme="minorHAnsi"/>
+                                <w:sz w:val="24"/>
+                                <w:szCs w:val="24"/>
+                              </w:rPr>
+                              <w:t>Established and managed an apparel retail business, utilizing data-driven strategies to optimize daily operations and sales.</w:t>
+                            </w:r>
+                          </w:p>
+                          <w:p>
+                            <w:pPr>
+                              <w:numPr>
+                                <w:ilvl w:val="0"/>
+                                <w:numId w:val="14"/>
+                              </w:numPr>
+                              <w:spacing w:before="100" w:beforeAutospacing="1" w:after="100" w:afterAutospacing="1" w:line="240" w:lineRule="auto"/>
+                              <w:jc w:val="both"/>
+                              <w:rPr>
+                                <w:rFonts w:eastAsia="Times New Roman" w:cstheme="minorHAnsi"/>
+                                <w:sz w:val="24"/>
+                                <w:szCs w:val="24"/>
+                              </w:rPr>
+                            </w:pPr>
+                            <w:r>
+                              <w:rPr>
+                                <w:rFonts w:eastAsia="Times New Roman" w:cstheme="minorHAnsi"/>
+                                <w:sz w:val="24"/>
+                                <w:szCs w:val="24"/>
+                              </w:rPr>
+                              <w:t>Tracked and analyzed sales data and inventory levels to identify top-performing products and understand customer preferences.</w:t>
+                            </w:r>
+                          </w:p>
+                          <w:p>
+                            <w:pPr>
+                              <w:numPr>
+                                <w:ilvl w:val="0"/>
+                                <w:numId w:val="14"/>
+                              </w:numPr>
+                              <w:spacing w:before="100" w:beforeAutospacing="1" w:after="100" w:afterAutospacing="1" w:line="240" w:lineRule="auto"/>
+                              <w:jc w:val="both"/>
+                              <w:rPr>
+                                <w:rFonts w:eastAsia="Times New Roman" w:cstheme="minorHAnsi"/>
+                                <w:sz w:val="24"/>
+                                <w:szCs w:val="24"/>
+                              </w:rPr>
+                            </w:pPr>
+                            <w:r>
+                              <w:rPr>
+                                <w:rFonts w:eastAsia="Times New Roman" w:cstheme="minorHAnsi"/>
+                                <w:sz w:val="24"/>
+                                <w:szCs w:val="24"/>
+                              </w:rPr>
+                              <w:t>Leveraged data insights to make informed purchasing and pricing decisions, reducing dead stock and maximizing profitability.</w:t>
+                            </w:r>
+                          </w:p>
+                          <w:p>
+                            <w:pPr>
+                              <w:rPr>
+                                <w:rFonts w:cstheme="minorHAnsi"/>
+                              </w:rPr>
+                            </w:pPr>
+                          </w:p>
+                        </w:txbxContent>
+                      </wps:txbx>
+                      <wps:bodyPr rot="0" vert="horz" wrap="square" lIns="91440" tIns="45720" rIns="91440" bIns="45720" anchor="t" anchorCtr="0">
+                        <a:noAutofit/>
+                      </wps:bodyPr>
+                    </wps:wsp>
+                  </a:graphicData>
+                </a:graphic>
+                <wp14:sizeRelH relativeFrom="margin">
+                  <wp14:pctWidth>0</wp14:pctWidth>
+                </wp14:sizeRelH>
+                <wp14:sizeRelV relativeFrom="margin">
+                  <wp14:pctHeight>0</wp14:pctHeight>
+                </wp14:sizeRelV>
+              </wp:anchor>
+            </w:drawing>
+          </mc:Choice>
+          <mc:Fallback>
+            <w:pict>
+              <v:shape w14:anchorId="24589899" id="_x0000_s1027" type="#_x0000_t202" style="position:absolute;margin-left:-46.5pt;margin-top:185.75pt;width:560.9pt;height:450.25pt;z-index:251662336;visibility:visible;mso-wrap-style:square;mso-width-percent:0;mso-height-percent:0;mso-wrap-distance-left:9pt;mso-wrap-distance-top:3.6pt;mso-wrap-distance-right:9pt;mso-wrap-distance-bottom:3.6pt;mso-position-horizontal:absolute;mso-position-horizontal-relative:text;mso-position-vertical:absolute;mso-position-vertical-relative:text;mso-width-percent:0;mso-height-percent:0;mso-width-relative:margin;mso-height-relative:margin;v-text-anchor:top" o:gfxdata="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" stroked="f">
+                <v:textbox>
+                  <w:txbxContent>
+                    <w:p>
+                      <w:pPr>
+                        <w:spacing w:before="100" w:beforeAutospacing="1" w:after="100" w:afterAutospacing="1" w:line="240" w:lineRule="auto"/>
+                        <w:rPr>
+                          <w:rFonts w:eastAsia="Times New Roman" w:cstheme="minorHAnsi"/>
+                          <w:b/>
+                          <w:bCs/>
+                          <w:sz w:val="40"/>
+                          <w:szCs w:val="40"/>
+                        </w:rPr>
+                      </w:pPr>
+                      <w:r>
+                        <w:rPr>
+                          <w:rFonts w:eastAsia="Times New Roman" w:cstheme="minorHAnsi"/>
+                          <w:b/>
+                          <w:bCs/>
+                          <w:sz w:val="40"/>
+                          <w:szCs w:val="40"/>
+                        </w:rPr>
+                        <w:t>EXPERIENCE</w:t>
+                      </w:r>
+                    </w:p>
+                    <w:p>
+                      <w:pPr>
+                        <w:spacing w:before="100" w:beforeAutospacing="1" w:after="100" w:afterAutospacing="1" w:line="240" w:lineRule="auto"/>
+                        <w:rPr>
+                          <w:rFonts w:eastAsia="Times New Roman" w:cstheme="minorHAnsi"/>
+                          <w:sz w:val="28"/>
+                          <w:szCs w:val="28"/>
+                        </w:rPr>
+                      </w:pPr>
+                      <w:r>
+                        <w:rPr>
+                          <w:rFonts w:cstheme="minorHAnsi"/>
+                          <w:b/>
+                          <w:bCs/>
+                          <w:color w:val="000000"/>
+                          <w:sz w:val="28"/>
+                          <w:szCs w:val="28"/>
+                        </w:rPr>
+                        <w:t>Applied AI &amp; Data Analytics</w:t>
+                      </w:r>
+                      <w:r>
+                        <w:rPr>
+                          <w:rFonts w:eastAsia="Times New Roman" w:cstheme="minorHAnsi"/>
+                          <w:b/>
+                          <w:bCs/>
+                          <w:sz w:val="28"/>
+                          <w:szCs w:val="28"/>
+                        </w:rPr>
+                        <w:t xml:space="preserve"> | Digilians (MCIT &amp; Egyptian Military Academy)</w:t>
+                      </w:r>
+                      <w:r>
+                        <w:rPr>
+                          <w:rFonts w:eastAsia="Times New Roman" w:cstheme="minorHAnsi"/>
+                          <w:sz w:val="28"/>
+                          <w:szCs w:val="28"/>
+                        </w:rPr>
+                        <w:t xml:space="preserve"> </w:t>
+                      </w:r>
+                      <w:r>
+                        <w:rPr>
+                          <w:rFonts w:eastAsia="Times New Roman" w:cstheme="minorHAnsi"/>
+                          <w:i/>
+                          <w:iCs/>
+                          <w:sz w:val="28"/>
+                          <w:szCs w:val="28"/>
+                        </w:rPr>
+                        <w:t>Dec 2025 – Present</w:t>
+                      </w:r>
+                      <w:r>
+                        <w:rPr>
+                          <w:rFonts w:eastAsia="Times New Roman" w:cstheme="minorHAnsi"/>
+                          <w:sz w:val="28"/>
+                          <w:szCs w:val="28"/>
+                        </w:rPr>
+                        <w:t xml:space="preserve"> </w:t>
+                      </w:r>
+                    </w:p>
+                    <w:p>
+                      <w:pPr>
+                        <w:pStyle w:val="ListParagraph"/>
+                        <w:numPr>
+                          <w:ilvl w:val="0"/>
+                          <w:numId w:val="12"/>
+                        </w:numPr>
+                        <w:spacing w:before="100" w:beforeAutospacing="1" w:after="100" w:afterAutospacing="1" w:line="240" w:lineRule="auto"/>
+                        <w:rPr>
+                          <w:rFonts w:eastAsia="Times New Roman" w:cstheme="minorHAnsi"/>
+                          <w:sz w:val="24"/>
+                          <w:szCs w:val="24"/>
+                        </w:rPr>
+                      </w:pPr>
+                      <w:r>
+                        <w:rPr>
+                          <w:rFonts w:eastAsia="Times New Roman" w:cstheme="minorHAnsi"/>
+                          <w:sz w:val="24"/>
+                          <w:szCs w:val="24"/>
+                        </w:rPr>
+                        <w:t>Intensive diploma focused on Applied Artificial Intelligence and Data Analytics.</w:t>
+                      </w:r>
+                    </w:p>
+                    <w:p>
+                      <w:pPr>
+                        <w:pStyle w:val="ListParagraph"/>
+                        <w:numPr>
+                          <w:ilvl w:val="0"/>
+                          <w:numId w:val="12"/>
+                        </w:numPr>
+                        <w:spacing w:before="100" w:beforeAutospacing="1" w:after="100" w:afterAutospacing="1" w:line="240" w:lineRule="auto"/>
+                        <w:rPr>
+                          <w:rFonts w:eastAsia="Times New Roman" w:cstheme="minorHAnsi"/>
+                          <w:sz w:val="24"/>
+                          <w:szCs w:val="24"/>
+                        </w:rPr>
+                      </w:pPr>
+                      <w:r>
+                        <w:rPr>
+                          <w:rFonts w:eastAsia="Times New Roman" w:cstheme="minorHAnsi"/>
+                          <w:sz w:val="24"/>
+                          <w:szCs w:val="24"/>
+                        </w:rPr>
+                        <w:t>Analyzing large datasets using Python and SQL to extract meaningful insights.</w:t>
+                      </w:r>
+                    </w:p>
+                    <w:p>
+                      <w:pPr>
+                        <w:pStyle w:val="ListParagraph"/>
+                        <w:numPr>
+                          <w:ilvl w:val="0"/>
+                          <w:numId w:val="12"/>
+                        </w:numPr>
+                        <w:spacing w:before="100" w:beforeAutospacing="1" w:after="100" w:afterAutospacing="1" w:line="240" w:lineRule="auto"/>
+                        <w:rPr>
+                          <w:rFonts w:eastAsia="Times New Roman" w:cstheme="minorHAnsi"/>
+                          <w:sz w:val="24"/>
+                          <w:szCs w:val="24"/>
+                        </w:rPr>
+                      </w:pPr>
+                      <w:r>
+                        <w:rPr>
+                          <w:rFonts w:eastAsia="Times New Roman" w:cstheme="minorHAnsi"/>
+                          <w:sz w:val="24"/>
+                          <w:szCs w:val="24"/>
+                        </w:rPr>
+                        <w:t>Developing predictive models using Machine Learning and Deep Learning techniques.</w:t>
+                      </w:r>
+                    </w:p>
+                    <w:p>
+                      <w:pPr>
+                        <w:pStyle w:val="ListParagraph"/>
+                        <w:numPr>
+                          <w:ilvl w:val="0"/>
+                          <w:numId w:val="12"/>
+                        </w:numPr>
+                        <w:spacing w:before="100" w:beforeAutospacing="1" w:after="100" w:afterAutospacing="1" w:line="240" w:lineRule="auto"/>
+                        <w:rPr>
+                          <w:rFonts w:eastAsia="Times New Roman" w:cstheme="minorHAnsi"/>
+                          <w:sz w:val="24"/>
+                          <w:szCs w:val="24"/>
+                        </w:rPr>
+                      </w:pPr>
+                      <w:r>
+                        <w:rPr>
+                          <w:rFonts w:eastAsia="Times New Roman" w:cstheme="minorHAnsi"/>
+                          <w:sz w:val="24"/>
+                          <w:szCs w:val="24"/>
+                        </w:rPr>
+                        <w:t>Designing interactive Power BI dashboards to monitor KPIs and communicate insights effectively.</w:t>
+                      </w:r>
+                    </w:p>
+                    <w:p>
+                      <w:pPr>
+                        <w:pStyle w:val="ListParagraph"/>
+                        <w:numPr>
+                          <w:ilvl w:val="0"/>
+                          <w:numId w:val="12"/>
+                        </w:numPr>
+                        <w:spacing w:before="100" w:beforeAutospacing="1" w:after="100" w:afterAutospacing="1" w:line="240" w:lineRule="auto"/>
+                        <w:rPr>
+                          <w:rFonts w:eastAsia="Times New Roman" w:cstheme="minorHAnsi"/>
+                          <w:sz w:val="24"/>
+                          <w:szCs w:val="24"/>
+                        </w:rPr>
+                      </w:pPr>
+                      <w:r>
+                        <w:rPr>
+                          <w:rFonts w:eastAsia="Times New Roman" w:cstheme="minorHAnsi"/>
+                          <w:sz w:val="24"/>
+                          <w:szCs w:val="24"/>
+                        </w:rPr>
+                        <w:t>Applying statistical methods to solve real-world analytical and business problems.</w:t>
+                      </w:r>
+                    </w:p>
+                    <w:p>
+                      <w:pPr>
+                        <w:spacing w:before="100" w:beforeAutospacing="1" w:after="100" w:afterAutospacing="1" w:line="240" w:lineRule="auto"/>
+                        <w:rPr>
+                          <w:rFonts w:eastAsia="Times New Roman" w:cstheme="minorHAnsi"/>
+                          <w:sz w:val="28"/>
+                          <w:szCs w:val="28"/>
+                        </w:rPr>
+                      </w:pPr>
+                      <w:r>
+                        <w:rPr>
+                          <w:rFonts w:eastAsia="Times New Roman" w:cstheme="minorHAnsi"/>
+                          <w:b/>
+                          <w:bCs/>
+                          <w:sz w:val="28"/>
+                          <w:szCs w:val="28"/>
+                        </w:rPr>
+                        <w:t>Customs Clearance Coordinator |</w:t>
+                      </w:r>
+                      <w:r>
+                        <w:rPr>
+                          <w:rFonts w:eastAsia="Times New Roman" w:cstheme="minorHAnsi" w:hint="cs"/>
+                          <w:b/>
+                          <w:bCs/>
+                          <w:sz w:val="28"/>
+                          <w:szCs w:val="28"/>
+                          <w:rtl/>
+                        </w:rPr>
+                        <w:t xml:space="preserve"> </w:t>
+                      </w:r>
+                      <w:proofErr w:type="spellStart"/>
+                      <w:r>
+                        <w:rPr>
+                          <w:rStyle w:val="citation-440"/>
+                          <w:b/>
+                          <w:bCs/>
+                          <w:sz w:val="28"/>
+                          <w:szCs w:val="28"/>
+                        </w:rPr>
+                        <w:t>Egy</w:t>
+                      </w:r>
+                      <w:proofErr w:type="spellEnd"/>
+                      <w:r>
+                        <w:rPr>
+                          <w:rStyle w:val="citation-440"/>
+                          <w:b/>
+                          <w:bCs/>
+                          <w:sz w:val="28"/>
+                          <w:szCs w:val="28"/>
+                        </w:rPr>
+                        <w:t xml:space="preserve"> Trade</w:t>
+                      </w:r>
+                      <w:r>
+                        <w:rPr>
+                          <w:rStyle w:val="citation-440"/>
+                          <w:sz w:val="28"/>
+                          <w:szCs w:val="28"/>
+                        </w:rPr>
+                        <w:t xml:space="preserve"> </w:t>
+                      </w:r>
+                      <w:r>
+                        <w:rPr>
+                          <w:rStyle w:val="citation-439"/>
+                          <w:i/>
+                          <w:iCs/>
+                          <w:sz w:val="28"/>
+                          <w:szCs w:val="28"/>
+                        </w:rPr>
+                        <w:t>202</w:t>
+                      </w:r>
+                      <w:r>
+                        <w:rPr>
+                          <w:rStyle w:val="citation-439"/>
+                          <w:i/>
+                          <w:iCs/>
+                          <w:sz w:val="28"/>
+                          <w:szCs w:val="28"/>
+                        </w:rPr>
+                        <w:t>2</w:t>
+                      </w:r>
+                      <w:r>
+                        <w:rPr>
+                          <w:rStyle w:val="citation-439"/>
+                          <w:i/>
+                          <w:iCs/>
+                          <w:sz w:val="28"/>
+                          <w:szCs w:val="28"/>
+                        </w:rPr>
+                        <w:t xml:space="preserve"> – 2025</w:t>
+                      </w:r>
+                    </w:p>
+                    <w:p>
+                      <w:pPr>
+                        <w:pStyle w:val="NormalWeb"/>
+                        <w:numPr>
+                          <w:ilvl w:val="0"/>
+                          <w:numId w:val="11"/>
+                        </w:numPr>
+                        <w:rPr>
+                          <w:rFonts w:asciiTheme="minorHAnsi" w:hAnsiTheme="minorHAnsi" w:cstheme="minorHAnsi"/>
+                          <w:rtl/>
+                        </w:rPr>
+                      </w:pPr>
+                      <w:r>
+                        <w:rPr>
+                          <w:rFonts w:asciiTheme="minorHAnsi" w:hAnsiTheme="minorHAnsi" w:cstheme="minorHAnsi"/>
+                        </w:rPr>
+                        <w:t>Managed large volumes of operational and customs data related to vehicle import processes.</w:t>
+                      </w:r>
+                    </w:p>
+                    <w:p>
+                      <w:pPr>
+                        <w:pStyle w:val="NormalWeb"/>
+                        <w:numPr>
+                          <w:ilvl w:val="0"/>
+                          <w:numId w:val="11"/>
+                        </w:numPr>
+                        <w:rPr>
+                          <w:rFonts w:asciiTheme="minorHAnsi" w:hAnsiTheme="minorHAnsi" w:cstheme="minorHAnsi"/>
+                        </w:rPr>
+                      </w:pPr>
+                      <w:r>
+                        <w:rPr>
+                          <w:rFonts w:asciiTheme="minorHAnsi" w:hAnsiTheme="minorHAnsi" w:cstheme="minorHAnsi"/>
+                        </w:rPr>
+                        <w:t>Conducted data cleaning, validation, and auditing to maintain high levels of data accuracy and compliance.</w:t>
+                      </w:r>
+                    </w:p>
+                    <w:p>
+                      <w:pPr>
+                        <w:pStyle w:val="NormalWeb"/>
+                        <w:numPr>
+                          <w:ilvl w:val="0"/>
+                          <w:numId w:val="11"/>
+                        </w:numPr>
+                        <w:rPr>
+                          <w:rFonts w:asciiTheme="minorHAnsi" w:hAnsiTheme="minorHAnsi" w:cstheme="minorHAnsi"/>
+                        </w:rPr>
+                      </w:pPr>
+                      <w:r>
+                        <w:rPr>
+                          <w:rFonts w:asciiTheme="minorHAnsi" w:hAnsiTheme="minorHAnsi" w:cstheme="minorHAnsi"/>
+                        </w:rPr>
+                        <w:t>Utilized Excel for data analysis, reporting, and tracking shipment clearance performance.</w:t>
+                      </w:r>
+                    </w:p>
+                    <w:p>
+                      <w:pPr>
+                        <w:pStyle w:val="NormalWeb"/>
+                        <w:numPr>
+                          <w:ilvl w:val="0"/>
+                          <w:numId w:val="11"/>
+                        </w:numPr>
+                        <w:rPr>
+                          <w:rFonts w:asciiTheme="minorHAnsi" w:hAnsiTheme="minorHAnsi" w:cstheme="minorHAnsi"/>
+                          <w:rtl/>
+                        </w:rPr>
+                      </w:pPr>
+                      <w:r>
+                        <w:rPr>
+                          <w:rFonts w:asciiTheme="minorHAnsi" w:hAnsiTheme="minorHAnsi" w:cstheme="minorHAnsi"/>
+                        </w:rPr>
+                        <w:t>Identified process inefficiencies and operational bottlenecks through data-driven analysis, contributing to improved workflow efficiency.</w:t>
+                      </w:r>
+                    </w:p>
+                    <w:p>
+                      <w:pPr>
+                        <w:pStyle w:val="NormalWeb"/>
+                        <w:rPr>
+                          <w:rFonts w:asciiTheme="minorHAnsi" w:hAnsiTheme="minorHAnsi" w:cstheme="minorHAnsi"/>
+                          <w:sz w:val="28"/>
+                          <w:szCs w:val="28"/>
+                        </w:rPr>
+                      </w:pPr>
+                      <w:r>
+                        <w:rPr>
+                          <w:rFonts w:asciiTheme="minorHAnsi" w:hAnsiTheme="minorHAnsi" w:cstheme="minorHAnsi"/>
+                          <w:b/>
+                          <w:bCs/>
+                          <w:sz w:val="28"/>
+                          <w:szCs w:val="28"/>
+                        </w:rPr>
+                        <w:t>Founder &amp; Operations Manager | Small Business (Apparel Retail)</w:t>
+                      </w:r>
+                      <w:r>
+                        <w:rPr>
+                          <w:rFonts w:asciiTheme="minorHAnsi" w:hAnsiTheme="minorHAnsi" w:cstheme="minorHAnsi"/>
+                          <w:sz w:val="28"/>
+                          <w:szCs w:val="28"/>
+                        </w:rPr>
+                        <w:t xml:space="preserve"> </w:t>
+                      </w:r>
+                      <w:r>
+                        <w:rPr>
+                          <w:rFonts w:asciiTheme="minorHAnsi" w:hAnsiTheme="minorHAnsi" w:cstheme="minorHAnsi"/>
+                          <w:i/>
+                          <w:iCs/>
+                          <w:sz w:val="28"/>
+                          <w:szCs w:val="28"/>
+                        </w:rPr>
+                        <w:t>2021 – 202</w:t>
+                      </w:r>
+                      <w:r>
+                        <w:rPr>
+                          <w:rFonts w:asciiTheme="minorHAnsi" w:hAnsiTheme="minorHAnsi" w:cstheme="minorHAnsi" w:hint="cs"/>
+                          <w:i/>
+                          <w:iCs/>
+                          <w:sz w:val="28"/>
+                          <w:szCs w:val="28"/>
+                          <w:rtl/>
+                        </w:rPr>
+                        <w:t>3</w:t>
+                      </w:r>
+                    </w:p>
+                    <w:p>
+                      <w:pPr>
+                        <w:numPr>
+                          <w:ilvl w:val="0"/>
+                          <w:numId w:val="14"/>
+                        </w:numPr>
+                        <w:spacing w:before="100" w:beforeAutospacing="1" w:after="100" w:afterAutospacing="1" w:line="240" w:lineRule="auto"/>
+                        <w:jc w:val="both"/>
+                        <w:rPr>
+                          <w:rFonts w:eastAsia="Times New Roman" w:cstheme="minorHAnsi"/>
+                          <w:sz w:val="24"/>
+                          <w:szCs w:val="24"/>
+                        </w:rPr>
+                      </w:pPr>
+                      <w:r>
+                        <w:rPr>
+                          <w:rFonts w:eastAsia="Times New Roman" w:cstheme="minorHAnsi"/>
+                          <w:sz w:val="24"/>
+                          <w:szCs w:val="24"/>
+                        </w:rPr>
+                        <w:t>Established and managed an apparel retail business, utilizing data-driven strategies to optimize daily operations and sales.</w:t>
+                      </w:r>
+                    </w:p>
+                    <w:p>
+                      <w:pPr>
+                        <w:numPr>
+                          <w:ilvl w:val="0"/>
+                          <w:numId w:val="14"/>
+                        </w:numPr>
+                        <w:spacing w:before="100" w:beforeAutospacing="1" w:after="100" w:afterAutospacing="1" w:line="240" w:lineRule="auto"/>
+                        <w:jc w:val="both"/>
+                        <w:rPr>
+                          <w:rFonts w:eastAsia="Times New Roman" w:cstheme="minorHAnsi"/>
+                          <w:sz w:val="24"/>
+                          <w:szCs w:val="24"/>
+                        </w:rPr>
+                      </w:pPr>
+                      <w:r>
+                        <w:rPr>
+                          <w:rFonts w:eastAsia="Times New Roman" w:cstheme="minorHAnsi"/>
+                          <w:sz w:val="24"/>
+                          <w:szCs w:val="24"/>
+                        </w:rPr>
+                        <w:t>Tracked and analyzed sales data and inventory levels to identify top-performing products and understand customer preferences.</w:t>
+                      </w:r>
+                    </w:p>
+                    <w:p>
+                      <w:pPr>
+                        <w:numPr>
+                          <w:ilvl w:val="0"/>
+                          <w:numId w:val="14"/>
+                        </w:numPr>
+                        <w:spacing w:before="100" w:beforeAutospacing="1" w:after="100" w:afterAutospacing="1" w:line="240" w:lineRule="auto"/>
+                        <w:jc w:val="both"/>
+                        <w:rPr>
+                          <w:rFonts w:eastAsia="Times New Roman" w:cstheme="minorHAnsi"/>
+                          <w:sz w:val="24"/>
+                          <w:szCs w:val="24"/>
+                        </w:rPr>
+                      </w:pPr>
+                      <w:r>
+                        <w:rPr>
+                          <w:rFonts w:eastAsia="Times New Roman" w:cstheme="minorHAnsi"/>
+                          <w:sz w:val="24"/>
+                          <w:szCs w:val="24"/>
+                        </w:rPr>
+                        <w:t>Leveraged data insights to make informed purchasing and pricing decisions, reducing dead stock and maximizing profitability.</w:t>
+                      </w:r>
+                    </w:p>
+                    <w:p>
+                      <w:pPr>
+                        <w:rPr>
+                          <w:rFonts w:cstheme="minorHAnsi"/>
+                        </w:rPr>
+                      </w:pPr>
+                    </w:p>
+                  </w:txbxContent>
+                </v:textbox>
+              </v:shape>
+            </w:pict>
+          </mc:Fallback>
+        </mc:AlternateContent>
+      </w:r>
+      <w:r>
+        <w:rPr>
+          <w:noProof/>
+        </w:rPr>
+        <mc:AlternateContent>
+          <mc:Choice Requires="wps">
+            <w:drawing>
+              <wp:anchor distT="0" distB="0" distL="114300" distR="114300" simplePos="0" relativeHeight="251661312" behindDoc="0" locked="0" layoutInCell="1" allowOverlap="1" wp14:anchorId="1AD9042F" wp14:editId="69B7089C">
                 <wp:simplePos x="0" y="0"/>
                 <wp:positionH relativeFrom="column">
                   <wp:posOffset>-476250</wp:posOffset>
                 </wp:positionH>
                 <wp:positionV relativeFrom="paragraph">
-                  <wp:posOffset>2752412</wp:posOffset>
+                  <wp:posOffset>2160080</wp:posOffset>
                 </wp:positionV>
                 <wp:extent cx="6878320" cy="0"/>
                 <wp:effectExtent l="0" t="0" r="0" b="0"/>
@@ -549,7 +1642,7 @@
           </mc:Choice>
           <mc:Fallback>
             <w:pict>
-              <v:line w14:anchorId="50BDDD8A" id="Straight Connector 2" o:spid="_x0000_s1026" style="position:absolute;z-index:251661312;visibility:visible;mso-wrap-style:square;mso-width-percent:0;mso-height-percent:0;mso-wrap-distance-left:9pt;mso-wrap-distance-top:0;mso-wrap-distance-right:9pt;mso-wrap-distance-bottom:0;mso-position-horizontal:absolute;mso-position-horizontal-relative:text;mso-position-vertical:absolute;mso-position-vertical-relative:text;mso-width-percent:0;mso-height-percent:0;mso-width-relative:margin;mso-height-relative:margin" from="-37.5pt,216.75pt" to="504.1pt,216.75pt" o:gfxdata="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" strokecolor="#5a5a5a [2109]" strokeweight="0">
+              <v:line w14:anchorId="12FA6A5F" id="Straight Connector 2" o:spid="_x0000_s1026" style="position:absolute;z-index:251661312;visibility:visible;mso-wrap-style:square;mso-width-percent:0;mso-height-percent:0;mso-wrap-distance-left:9pt;mso-wrap-distance-top:0;mso-wrap-distance-right:9pt;mso-wrap-distance-bottom:0;mso-position-horizontal:absolute;mso-position-horizontal-relative:text;mso-position-vertical:absolute;mso-position-vertical-relative:text;mso-width-percent:0;mso-height-percent:0;mso-width-relative:margin;mso-height-relative:margin" from="-37.5pt,170.1pt" to="504.1pt,170.1pt" o:gfxdata="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" strokecolor="#5a5a5a [2109]" strokeweight="0">
                 <v:stroke joinstyle="miter"/>
               </v:line>
             </w:pict>
@@ -563,15 +1656,15 @@
         <mc:AlternateContent>
           <mc:Choice Requires="wps">
             <w:drawing>
-              <wp:anchor distT="45720" distB="45720" distL="114300" distR="114300" simplePos="0" relativeHeight="251660288" behindDoc="0" locked="0" layoutInCell="1" allowOverlap="1" wp14:anchorId="2A07C3CF" wp14:editId="1FDC1B0C">
+              <wp:anchor distT="45720" distB="45720" distL="114300" distR="114300" simplePos="0" relativeHeight="251660288" behindDoc="0" locked="0" layoutInCell="1" allowOverlap="1" wp14:anchorId="2A07C3CF" wp14:editId="37D6024F">
                 <wp:simplePos x="0" y="0"/>
                 <wp:positionH relativeFrom="column">
-                  <wp:posOffset>-587375</wp:posOffset>
+                  <wp:posOffset>-594360</wp:posOffset>
                 </wp:positionH>
                 <wp:positionV relativeFrom="paragraph">
-                  <wp:posOffset>763971</wp:posOffset>
+                  <wp:posOffset>651955</wp:posOffset>
                 </wp:positionV>
-                <wp:extent cx="7123430" cy="1924050"/>
+                <wp:extent cx="7123430" cy="1543685"/>
                 <wp:effectExtent l="0" t="0" r="1270" b="0"/>
                 <wp:wrapSquare wrapText="bothSides"/>
                 <wp:docPr id="1" name="Text Box 2"/>
@@ -587,7 +1680,7 @@
                       <wps:spPr bwMode="auto">
                         <a:xfrm>
                           <a:off x="0" y="0"/>
-                          <a:ext cx="7123430" cy="1924050"/>
+                          <a:ext cx="7123430" cy="1543685"/>
                         </a:xfrm>
                         <a:prstGeom prst="rect">
                           <a:avLst/>
@@ -646,7 +1739,7 @@
                                 <w:sz w:val="28"/>
                                 <w:szCs w:val="28"/>
                               </w:rPr>
-                              <w:t>Data Analyst who believes that data is the true engine of growth and smart decision-making in the business world. I work on transforming raw data into strategic insights that help companies understand markets and customers and improve performance. I started my journey with a background in studying human behavior through social work, then gained practical experience in commerce, customs clearance, and stock trading, which strengthened my ability to connect digital analysis with real business reality.</w:t>
+                              <w:t>Data Analyst | BI Specialist | Computer Vision Specialist with expertise in Python, SQL, Microsoft Power BI (PL-300 Certified), Machine Learning, and Computer Vision. Skilled in analyzing complex datasets, building interactive dashboards, and developing AI-powered vision applications to deliver actionable insights and support data-driven business decisions.</w:t>
                             </w:r>
                           </w:p>
                         </w:txbxContent>
@@ -668,7 +1761,7 @@
           </mc:Choice>
           <mc:Fallback>
             <w:pict>
-              <v:shape w14:anchorId="2A07C3CF" id="_x0000_s1027" type="#_x0000_t202" style="position:absolute;margin-left:-46.25pt;margin-top:60.15pt;width:560.9pt;height:151.5pt;z-index:251660288;visibility:visible;mso-wrap-style:square;mso-width-percent:0;mso-height-percent:0;mso-wrap-distance-left:9pt;mso-wrap-distance-top:3.6pt;mso-wrap-distance-right:9pt;mso-wrap-distance-bottom:3.6pt;mso-position-horizontal:absolute;mso-position-horizontal-relative:text;mso-position-vertical:absolute;mso-position-vertical-relative:text;mso-width-percent:0;mso-height-percent:0;mso-width-relative:margin;mso-height-relative:margin;v-text-anchor:top" o:gfxdata="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" fillcolor="white [3212]" stroked="f">
+              <v:shape w14:anchorId="2A07C3CF" id="_x0000_s1028" type="#_x0000_t202" style="position:absolute;margin-left:-46.8pt;margin-top:51.35pt;width:560.9pt;height:121.55pt;z-index:251660288;visibility:visible;mso-wrap-style:square;mso-width-percent:0;mso-height-percent:0;mso-wrap-distance-left:9pt;mso-wrap-distance-top:3.6pt;mso-wrap-distance-right:9pt;mso-wrap-distance-bottom:3.6pt;mso-position-horizontal:absolute;mso-position-horizontal-relative:text;mso-position-vertical:absolute;mso-position-vertical-relative:text;mso-width-percent:0;mso-height-percent:0;mso-width-relative:margin;mso-height-relative:margin;v-text-anchor:top" o:gfxdata="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" fillcolor="white [3212]" stroked="f">
                 <v:textbox>
                   <w:txbxContent>
                     <w:p>
@@ -713,7 +1806,7 @@
                           <w:sz w:val="28"/>
                           <w:szCs w:val="28"/>
                         </w:rPr>
-                        <w:t>Data Analyst who believes that data is the true engine of growth and smart decision-making in the business world. I work on transforming raw data into strategic insights that help companies understand markets and customers and improve performance. I started my journey with a background in studying human behavior through social work, then gained practical experience in commerce, customs clearance, and stock trading, which strengthened my ability to connect digital analysis with real business reality.</w:t>
+                        <w:t>Data Analyst | BI Specialist | Computer Vision Specialist with expertise in Python, SQL, Microsoft Power BI (PL-300 Certified), Machine Learning, and Computer Vision. Skilled in analyzing complex datasets, building interactive dashboards, and developing AI-powered vision applications to deliver actionable insights and support data-driven business decisions.</w:t>
                       </w:r>
                     </w:p>
                   </w:txbxContent>
@@ -724,943 +1817,9 @@
           </mc:Fallback>
         </mc:AlternateContent>
       </w:r>
-    </w:p>
-    <w:p>
-      <w:r>
-        <w:rPr>
-          <w:noProof/>
-        </w:rPr>
-        <mc:AlternateContent>
-          <mc:Choice Requires="wps">
-            <w:drawing>
-              <wp:anchor distT="45720" distB="45720" distL="114300" distR="114300" simplePos="0" relativeHeight="251662336" behindDoc="0" locked="0" layoutInCell="1" allowOverlap="1" wp14:anchorId="24589899" wp14:editId="7F38DEB8">
-                <wp:simplePos x="0" y="0"/>
-                <wp:positionH relativeFrom="column">
-                  <wp:posOffset>-586854</wp:posOffset>
-                </wp:positionH>
-                <wp:positionV relativeFrom="paragraph">
-                  <wp:posOffset>2587521</wp:posOffset>
-                </wp:positionV>
-                <wp:extent cx="7123430" cy="5718412"/>
-                <wp:effectExtent l="0" t="0" r="1270" b="0"/>
-                <wp:wrapNone/>
-                <wp:docPr id="5" name="Text Box 2"/>
-                <wp:cNvGraphicFramePr>
-                  <a:graphicFrameLocks xmlns:a="http://schemas.openxmlformats.org/drawingml/2006/main"/>
-                </wp:cNvGraphicFramePr>
-                <a:graphic xmlns:a="http://schemas.openxmlformats.org/drawingml/2006/main">
-                  <a:graphicData uri="http://schemas.microsoft.com/office/word/2010/wordprocessingShape">
-                    <wps:wsp>
-                      <wps:cNvSpPr txBox="1">
-                        <a:spLocks noChangeArrowheads="1"/>
-                      </wps:cNvSpPr>
-                      <wps:spPr bwMode="auto">
-                        <a:xfrm>
-                          <a:off x="0" y="0"/>
-                          <a:ext cx="7123430" cy="5718412"/>
-                        </a:xfrm>
-                        <a:prstGeom prst="rect">
-                          <a:avLst/>
-                        </a:prstGeom>
-                        <a:solidFill>
-                          <a:srgbClr val="FFFFFF"/>
-                        </a:solidFill>
-                        <a:ln w="9525">
-                          <a:noFill/>
-                          <a:miter lim="800000"/>
-                          <a:headEnd/>
-                          <a:tailEnd/>
-                        </a:ln>
-                      </wps:spPr>
-                      <wps:txbx>
-                        <w:txbxContent>
-                          <w:p>
-                            <w:pPr>
-                              <w:spacing w:before="100" w:beforeAutospacing="1" w:after="100" w:afterAutospacing="1" w:line="240" w:lineRule="auto"/>
-                              <w:rPr>
-                                <w:rFonts w:eastAsia="Times New Roman" w:cstheme="minorHAnsi"/>
-                                <w:b/>
-                                <w:bCs/>
-                                <w:sz w:val="40"/>
-                                <w:szCs w:val="40"/>
-                              </w:rPr>
-                            </w:pPr>
-                            <w:r>
-                              <w:rPr>
-                                <w:rFonts w:eastAsia="Times New Roman" w:cstheme="minorHAnsi"/>
-                                <w:b/>
-                                <w:bCs/>
-                                <w:sz w:val="40"/>
-                                <w:szCs w:val="40"/>
-                              </w:rPr>
-                              <w:t>EXPERIENCE</w:t>
-                            </w:r>
-                          </w:p>
-                          <w:p>
-                            <w:pPr>
-                              <w:spacing w:before="100" w:beforeAutospacing="1" w:after="100" w:afterAutospacing="1" w:line="240" w:lineRule="auto"/>
-                              <w:rPr>
-                                <w:rFonts w:eastAsia="Times New Roman" w:cstheme="minorHAnsi"/>
-                                <w:sz w:val="28"/>
-                                <w:szCs w:val="28"/>
-                              </w:rPr>
-                            </w:pPr>
-                            <w:r>
-                              <w:rPr>
-                                <w:rFonts w:cstheme="minorHAnsi"/>
-                                <w:b/>
-                                <w:bCs/>
-                                <w:color w:val="000000"/>
-                                <w:sz w:val="28"/>
-                                <w:szCs w:val="28"/>
-                              </w:rPr>
-                              <w:t>Applied AI &amp; Data Analytics</w:t>
-                            </w:r>
-                            <w:r>
-                              <w:rPr>
-                                <w:rFonts w:eastAsia="Times New Roman" w:cstheme="minorHAnsi"/>
-                                <w:b/>
-                                <w:bCs/>
-                                <w:sz w:val="28"/>
-                                <w:szCs w:val="28"/>
-                              </w:rPr>
-                              <w:t xml:space="preserve"> | Digilians (MCIT &amp; Egyptian Military Academy)</w:t>
-                            </w:r>
-                            <w:r>
-                              <w:rPr>
-                                <w:rFonts w:eastAsia="Times New Roman" w:cstheme="minorHAnsi"/>
-                                <w:sz w:val="28"/>
-                                <w:szCs w:val="28"/>
-                              </w:rPr>
-                              <w:t xml:space="preserve"> </w:t>
-                            </w:r>
-                            <w:r>
-                              <w:rPr>
-                                <w:rFonts w:eastAsia="Times New Roman" w:cstheme="minorHAnsi"/>
-                                <w:i/>
-                                <w:iCs/>
-                                <w:sz w:val="28"/>
-                                <w:szCs w:val="28"/>
-                              </w:rPr>
-                              <w:t>Dec 2025 – Present</w:t>
-                            </w:r>
-                            <w:r>
-                              <w:rPr>
-                                <w:rFonts w:eastAsia="Times New Roman" w:cstheme="minorHAnsi"/>
-                                <w:sz w:val="28"/>
-                                <w:szCs w:val="28"/>
-                              </w:rPr>
-                              <w:t xml:space="preserve"> </w:t>
-                            </w:r>
-                          </w:p>
-                          <w:p>
-                            <w:pPr>
-                              <w:numPr>
-                                <w:ilvl w:val="0"/>
-                                <w:numId w:val="1"/>
-                              </w:numPr>
-                              <w:spacing w:before="100" w:beforeAutospacing="1" w:after="100" w:afterAutospacing="1" w:line="240" w:lineRule="auto"/>
-                              <w:rPr>
-                                <w:rFonts w:eastAsia="Times New Roman" w:cstheme="minorHAnsi"/>
-                                <w:sz w:val="24"/>
-                                <w:szCs w:val="24"/>
-                              </w:rPr>
-                            </w:pPr>
-                            <w:r>
-                              <w:rPr>
-                                <w:rFonts w:eastAsia="Times New Roman" w:cstheme="minorHAnsi"/>
-                                <w:sz w:val="24"/>
-                                <w:szCs w:val="24"/>
-                              </w:rPr>
-                              <w:t>Intensive diploma focused on Applied Artificial Intelligence and Data Analytics.</w:t>
-                            </w:r>
-                          </w:p>
-                          <w:p>
-                            <w:pPr>
-                              <w:numPr>
-                                <w:ilvl w:val="0"/>
-                                <w:numId w:val="1"/>
-                              </w:numPr>
-                              <w:spacing w:before="100" w:beforeAutospacing="1" w:after="100" w:afterAutospacing="1" w:line="240" w:lineRule="auto"/>
-                              <w:rPr>
-                                <w:rFonts w:eastAsia="Times New Roman" w:cstheme="minorHAnsi"/>
-                                <w:sz w:val="24"/>
-                                <w:szCs w:val="24"/>
-                              </w:rPr>
-                            </w:pPr>
-                            <w:r>
-                              <w:rPr>
-                                <w:rFonts w:eastAsia="Times New Roman" w:cstheme="minorHAnsi"/>
-                                <w:sz w:val="24"/>
-                                <w:szCs w:val="24"/>
-                              </w:rPr>
-                              <w:t>Analyzing large datasets using Python and SQL to extract meaningful insights.</w:t>
-                            </w:r>
-                          </w:p>
-                          <w:p>
-                            <w:pPr>
-                              <w:numPr>
-                                <w:ilvl w:val="0"/>
-                                <w:numId w:val="1"/>
-                              </w:numPr>
-                              <w:spacing w:before="100" w:beforeAutospacing="1" w:after="100" w:afterAutospacing="1" w:line="240" w:lineRule="auto"/>
-                              <w:rPr>
-                                <w:rFonts w:eastAsia="Times New Roman" w:cstheme="minorHAnsi"/>
-                                <w:sz w:val="24"/>
-                                <w:szCs w:val="24"/>
-                              </w:rPr>
-                            </w:pPr>
-                            <w:r>
-                              <w:rPr>
-                                <w:rFonts w:eastAsia="Times New Roman" w:cstheme="minorHAnsi"/>
-                                <w:sz w:val="24"/>
-                                <w:szCs w:val="24"/>
-                              </w:rPr>
-                              <w:t>Developing predictive models using Machine Learning and Deep Learning techniques.</w:t>
-                            </w:r>
-                          </w:p>
-                          <w:p>
-                            <w:pPr>
-                              <w:numPr>
-                                <w:ilvl w:val="0"/>
-                                <w:numId w:val="1"/>
-                              </w:numPr>
-                              <w:spacing w:before="100" w:beforeAutospacing="1" w:after="100" w:afterAutospacing="1" w:line="240" w:lineRule="auto"/>
-                              <w:rPr>
-                                <w:rFonts w:eastAsia="Times New Roman" w:cstheme="minorHAnsi"/>
-                                <w:sz w:val="24"/>
-                                <w:szCs w:val="24"/>
-                              </w:rPr>
-                            </w:pPr>
-                            <w:r>
-                              <w:rPr>
-                                <w:rFonts w:eastAsia="Times New Roman" w:cstheme="minorHAnsi"/>
-                                <w:sz w:val="24"/>
-                                <w:szCs w:val="24"/>
-                              </w:rPr>
-                              <w:t>Designing interactive Power BI dashboards to monitor KPIs and communicate insights effectively.</w:t>
-                            </w:r>
-                          </w:p>
-                          <w:p>
-                            <w:pPr>
-                              <w:numPr>
-                                <w:ilvl w:val="0"/>
-                                <w:numId w:val="1"/>
-                              </w:numPr>
-                              <w:spacing w:before="100" w:beforeAutospacing="1" w:after="100" w:afterAutospacing="1" w:line="240" w:lineRule="auto"/>
-                              <w:rPr>
-                                <w:rFonts w:eastAsia="Times New Roman" w:cstheme="minorHAnsi"/>
-                                <w:sz w:val="24"/>
-                                <w:szCs w:val="24"/>
-                              </w:rPr>
-                            </w:pPr>
-                            <w:r>
-                              <w:rPr>
-                                <w:rFonts w:eastAsia="Times New Roman" w:cstheme="minorHAnsi"/>
-                                <w:sz w:val="24"/>
-                                <w:szCs w:val="24"/>
-                              </w:rPr>
-                              <w:t>Applying statistical methods to solve real-world analytical and business problems.</w:t>
-                            </w:r>
-                          </w:p>
-                          <w:p>
-                            <w:pPr>
-                              <w:spacing w:before="100" w:beforeAutospacing="1" w:after="100" w:afterAutospacing="1" w:line="240" w:lineRule="auto"/>
-                              <w:rPr>
-                                <w:rFonts w:eastAsia="Times New Roman" w:cstheme="minorHAnsi"/>
-                                <w:sz w:val="28"/>
-                                <w:szCs w:val="28"/>
-                              </w:rPr>
-                            </w:pPr>
-                            <w:r>
-                              <w:rPr>
-                                <w:rFonts w:eastAsia="Times New Roman" w:cstheme="minorHAnsi"/>
-                                <w:b/>
-                                <w:bCs/>
-                                <w:sz w:val="28"/>
-                                <w:szCs w:val="28"/>
-                              </w:rPr>
-                              <w:t>Customs Clearance Coordinator |</w:t>
-                            </w:r>
-                            <w:r>
-                              <w:rPr>
-                                <w:rFonts w:eastAsia="Times New Roman" w:cstheme="minorHAnsi" w:hint="cs"/>
-                                <w:b/>
-                                <w:bCs/>
-                                <w:sz w:val="28"/>
-                                <w:szCs w:val="28"/>
-                                <w:rtl/>
-                              </w:rPr>
-                              <w:t xml:space="preserve"> </w:t>
-                            </w:r>
-                            <w:r>
-                              <w:rPr>
-                                <w:rStyle w:val="citation-440"/>
-                                <w:b/>
-                                <w:bCs/>
-                                <w:sz w:val="28"/>
-                                <w:szCs w:val="28"/>
-                              </w:rPr>
-                              <w:t>Egy Trade</w:t>
-                            </w:r>
-                            <w:r>
-                              <w:rPr>
-                                <w:rStyle w:val="citation-440"/>
-                                <w:sz w:val="28"/>
-                                <w:szCs w:val="28"/>
-                              </w:rPr>
-                              <w:t xml:space="preserve"> </w:t>
-                            </w:r>
-                            <w:r>
-                              <w:rPr>
-                                <w:rStyle w:val="citation-439"/>
-                                <w:i/>
-                                <w:iCs/>
-                                <w:sz w:val="28"/>
-                                <w:szCs w:val="28"/>
-                              </w:rPr>
-                              <w:t>2023 – 2025</w:t>
-                            </w:r>
-                          </w:p>
-                          <w:p>
-                            <w:pPr>
-                              <w:numPr>
-                                <w:ilvl w:val="0"/>
-                                <w:numId w:val="2"/>
-                              </w:numPr>
-                              <w:spacing w:before="100" w:beforeAutospacing="1" w:after="100" w:afterAutospacing="1" w:line="240" w:lineRule="auto"/>
-                              <w:rPr>
-                                <w:rFonts w:eastAsia="Times New Roman" w:cstheme="minorHAnsi"/>
-                                <w:sz w:val="24"/>
-                                <w:szCs w:val="24"/>
-                              </w:rPr>
-                            </w:pPr>
-                            <w:r>
-                              <w:rPr>
-                                <w:rFonts w:eastAsia="Times New Roman" w:cstheme="minorHAnsi"/>
-                                <w:sz w:val="24"/>
-                                <w:szCs w:val="24"/>
-                              </w:rPr>
-                              <w:t>Executed and monitored customs clearance procedures for vehicle imports, with structured management of large-scale operational data and documentation.</w:t>
-                            </w:r>
-                          </w:p>
-                          <w:p>
-                            <w:pPr>
-                              <w:numPr>
-                                <w:ilvl w:val="0"/>
-                                <w:numId w:val="2"/>
-                              </w:numPr>
-                              <w:spacing w:before="100" w:beforeAutospacing="1" w:after="100" w:afterAutospacing="1" w:line="240" w:lineRule="auto"/>
-                              <w:rPr>
-                                <w:rFonts w:eastAsia="Times New Roman" w:cstheme="minorHAnsi"/>
-                                <w:sz w:val="24"/>
-                                <w:szCs w:val="24"/>
-                              </w:rPr>
-                            </w:pPr>
-                            <w:r>
-                              <w:rPr>
-                                <w:rFonts w:eastAsia="Times New Roman" w:cstheme="minorHAnsi"/>
-                                <w:sz w:val="24"/>
-                                <w:szCs w:val="24"/>
-                              </w:rPr>
-                              <w:t>Reviewed and audited records to ensure data accuracy, consistency, and compliance with customs regulations.</w:t>
-                            </w:r>
-                          </w:p>
-                          <w:p>
-                            <w:pPr>
-                              <w:numPr>
-                                <w:ilvl w:val="0"/>
-                                <w:numId w:val="2"/>
-                              </w:numPr>
-                              <w:spacing w:before="100" w:beforeAutospacing="1" w:after="100" w:afterAutospacing="1" w:line="240" w:lineRule="auto"/>
-                              <w:rPr>
-                                <w:rFonts w:eastAsia="Times New Roman" w:cstheme="minorHAnsi"/>
-                                <w:sz w:val="24"/>
-                                <w:szCs w:val="24"/>
-                              </w:rPr>
-                            </w:pPr>
-                            <w:r>
-                              <w:rPr>
-                                <w:rFonts w:eastAsia="Times New Roman" w:cstheme="minorHAnsi"/>
-                                <w:sz w:val="24"/>
-                                <w:szCs w:val="24"/>
-                              </w:rPr>
-                              <w:t>Tracked shipment status and clearance timelines using data tools (like Excel) to identify bottlenecks, delays, and improve operational efficiency.</w:t>
-                            </w:r>
-                          </w:p>
-                          <w:p>
-                            <w:pPr>
-                              <w:pStyle w:val="NormalWeb"/>
-                              <w:rPr>
-                                <w:rFonts w:asciiTheme="minorHAnsi" w:hAnsiTheme="minorHAnsi" w:cstheme="minorHAnsi"/>
-                                <w:sz w:val="28"/>
-                                <w:szCs w:val="28"/>
-                              </w:rPr>
-                            </w:pPr>
-                            <w:r>
-                              <w:rPr>
-                                <w:rFonts w:asciiTheme="minorHAnsi" w:hAnsiTheme="minorHAnsi" w:cstheme="minorHAnsi"/>
-                                <w:b/>
-                                <w:bCs/>
-                                <w:sz w:val="28"/>
-                                <w:szCs w:val="28"/>
-                              </w:rPr>
-                              <w:t>Founder &amp; Operations Manager | Small Business (Apparel Retail)</w:t>
-                            </w:r>
-                            <w:r>
-                              <w:rPr>
-                                <w:rFonts w:asciiTheme="minorHAnsi" w:hAnsiTheme="minorHAnsi" w:cstheme="minorHAnsi"/>
-                                <w:sz w:val="28"/>
-                                <w:szCs w:val="28"/>
-                              </w:rPr>
-                              <w:t xml:space="preserve"> </w:t>
-                            </w:r>
-                            <w:r>
-                              <w:rPr>
-                                <w:rFonts w:asciiTheme="minorHAnsi" w:hAnsiTheme="minorHAnsi" w:cstheme="minorHAnsi"/>
-                                <w:i/>
-                                <w:iCs/>
-                                <w:sz w:val="28"/>
-                                <w:szCs w:val="28"/>
-                              </w:rPr>
-                              <w:t>2021 – 2023</w:t>
-                            </w:r>
-                          </w:p>
-                          <w:p>
-                            <w:pPr>
-                              <w:numPr>
-                                <w:ilvl w:val="0"/>
-                                <w:numId w:val="4"/>
-                              </w:numPr>
-                              <w:spacing w:before="100" w:beforeAutospacing="1" w:after="100" w:afterAutospacing="1" w:line="240" w:lineRule="auto"/>
-                              <w:rPr>
-                                <w:rFonts w:eastAsia="Times New Roman" w:cstheme="minorHAnsi"/>
-                                <w:sz w:val="24"/>
-                                <w:szCs w:val="24"/>
-                              </w:rPr>
-                            </w:pPr>
-                            <w:r>
-                              <w:rPr>
-                                <w:rFonts w:eastAsia="Times New Roman" w:cstheme="minorHAnsi"/>
-                                <w:sz w:val="24"/>
-                                <w:szCs w:val="24"/>
-                              </w:rPr>
-                              <w:t>Established and managed an apparel retail business, utilizing data-driven strategies to optimize daily operations and sales.</w:t>
-                            </w:r>
-                          </w:p>
-                          <w:p>
-                            <w:pPr>
-                              <w:numPr>
-                                <w:ilvl w:val="0"/>
-                                <w:numId w:val="4"/>
-                              </w:numPr>
-                              <w:spacing w:before="100" w:beforeAutospacing="1" w:after="100" w:afterAutospacing="1" w:line="240" w:lineRule="auto"/>
-                              <w:rPr>
-                                <w:rFonts w:eastAsia="Times New Roman" w:cstheme="minorHAnsi"/>
-                                <w:sz w:val="24"/>
-                                <w:szCs w:val="24"/>
-                              </w:rPr>
-                            </w:pPr>
-                            <w:r>
-                              <w:rPr>
-                                <w:rFonts w:eastAsia="Times New Roman" w:cstheme="minorHAnsi"/>
-                                <w:sz w:val="24"/>
-                                <w:szCs w:val="24"/>
-                              </w:rPr>
-                              <w:t>Tracked and analyzed sales data and inventory levels to identify top-performing products and understand customer preferences.</w:t>
-                            </w:r>
-                          </w:p>
-                          <w:p>
-                            <w:pPr>
-                              <w:numPr>
-                                <w:ilvl w:val="0"/>
-                                <w:numId w:val="4"/>
-                              </w:numPr>
-                              <w:spacing w:before="100" w:beforeAutospacing="1" w:after="100" w:afterAutospacing="1" w:line="240" w:lineRule="auto"/>
-                              <w:rPr>
-                                <w:rFonts w:eastAsia="Times New Roman" w:cstheme="minorHAnsi"/>
-                                <w:sz w:val="24"/>
-                                <w:szCs w:val="24"/>
-                              </w:rPr>
-                            </w:pPr>
-                            <w:r>
-                              <w:rPr>
-                                <w:rFonts w:eastAsia="Times New Roman" w:cstheme="minorHAnsi"/>
-                                <w:sz w:val="24"/>
-                                <w:szCs w:val="24"/>
-                              </w:rPr>
-                              <w:t>Leveraged data insights to make informed purchasing and pricing decisions, reducing dead stock and maximizing profitability.</w:t>
-                            </w:r>
-                          </w:p>
-                          <w:p>
-                            <w:pPr>
-                              <w:rPr>
-                                <w:rFonts w:cstheme="minorHAnsi"/>
-                              </w:rPr>
-                            </w:pPr>
-                          </w:p>
-                        </w:txbxContent>
-                      </wps:txbx>
-                      <wps:bodyPr rot="0" vert="horz" wrap="square" lIns="91440" tIns="45720" rIns="91440" bIns="45720" anchor="t" anchorCtr="0">
-                        <a:noAutofit/>
-                      </wps:bodyPr>
-                    </wps:wsp>
-                  </a:graphicData>
-                </a:graphic>
-                <wp14:sizeRelH relativeFrom="margin">
-                  <wp14:pctWidth>0</wp14:pctWidth>
-                </wp14:sizeRelH>
-                <wp14:sizeRelV relativeFrom="margin">
-                  <wp14:pctHeight>0</wp14:pctHeight>
-                </wp14:sizeRelV>
-              </wp:anchor>
-            </w:drawing>
-          </mc:Choice>
-          <mc:Fallback>
-            <w:pict>
-              <v:shape w14:anchorId="24589899" id="_x0000_s1028" type="#_x0000_t202" style="position:absolute;margin-left:-46.2pt;margin-top:203.75pt;width:560.9pt;height:450.25pt;z-index:251662336;visibility:visible;mso-wrap-style:square;mso-width-percent:0;mso-height-percent:0;mso-wrap-distance-left:9pt;mso-wrap-distance-top:3.6pt;mso-wrap-distance-right:9pt;mso-wrap-distance-bottom:3.6pt;mso-position-horizontal:absolute;mso-position-horizontal-relative:text;mso-position-vertical:absolute;mso-position-vertical-relative:text;mso-width-percent:0;mso-height-percent:0;mso-width-relative:margin;mso-height-relative:margin;v-text-anchor:top" o:gfxdata="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" stroked="f">
-                <v:textbox>
-                  <w:txbxContent>
-                    <w:p>
-                      <w:pPr>
-                        <w:spacing w:before="100" w:beforeAutospacing="1" w:after="100" w:afterAutospacing="1" w:line="240" w:lineRule="auto"/>
-                        <w:rPr>
-                          <w:rFonts w:eastAsia="Times New Roman" w:cstheme="minorHAnsi"/>
-                          <w:b/>
-                          <w:bCs/>
-                          <w:sz w:val="40"/>
-                          <w:szCs w:val="40"/>
-                        </w:rPr>
-                      </w:pPr>
-                      <w:r>
-                        <w:rPr>
-                          <w:rFonts w:eastAsia="Times New Roman" w:cstheme="minorHAnsi"/>
-                          <w:b/>
-                          <w:bCs/>
-                          <w:sz w:val="40"/>
-                          <w:szCs w:val="40"/>
-                        </w:rPr>
-                        <w:t>EXPERIENCE</w:t>
-                      </w:r>
-                    </w:p>
-                    <w:p>
-                      <w:pPr>
-                        <w:spacing w:before="100" w:beforeAutospacing="1" w:after="100" w:afterAutospacing="1" w:line="240" w:lineRule="auto"/>
-                        <w:rPr>
-                          <w:rFonts w:eastAsia="Times New Roman" w:cstheme="minorHAnsi"/>
-                          <w:sz w:val="28"/>
-                          <w:szCs w:val="28"/>
-                        </w:rPr>
-                      </w:pPr>
-                      <w:r>
-                        <w:rPr>
-                          <w:rFonts w:cstheme="minorHAnsi"/>
-                          <w:b/>
-                          <w:bCs/>
-                          <w:color w:val="000000"/>
-                          <w:sz w:val="28"/>
-                          <w:szCs w:val="28"/>
-                        </w:rPr>
-                        <w:t>Applied AI &amp; Data Analytics</w:t>
-                      </w:r>
-                      <w:r>
-                        <w:rPr>
-                          <w:rFonts w:eastAsia="Times New Roman" w:cstheme="minorHAnsi"/>
-                          <w:b/>
-                          <w:bCs/>
-                          <w:sz w:val="28"/>
-                          <w:szCs w:val="28"/>
-                        </w:rPr>
-                        <w:t xml:space="preserve"> | Digilians (MCIT &amp; Egyptian Military Academy)</w:t>
-                      </w:r>
-                      <w:r>
-                        <w:rPr>
-                          <w:rFonts w:eastAsia="Times New Roman" w:cstheme="minorHAnsi"/>
-                          <w:sz w:val="28"/>
-                          <w:szCs w:val="28"/>
-                        </w:rPr>
-                        <w:t xml:space="preserve"> </w:t>
-                      </w:r>
-                      <w:r>
-                        <w:rPr>
-                          <w:rFonts w:eastAsia="Times New Roman" w:cstheme="minorHAnsi"/>
-                          <w:i/>
-                          <w:iCs/>
-                          <w:sz w:val="28"/>
-                          <w:szCs w:val="28"/>
-                        </w:rPr>
-                        <w:t>Dec 2025 – Present</w:t>
-                      </w:r>
-                      <w:r>
-                        <w:rPr>
-                          <w:rFonts w:eastAsia="Times New Roman" w:cstheme="minorHAnsi"/>
-                          <w:sz w:val="28"/>
-                          <w:szCs w:val="28"/>
-                        </w:rPr>
-                        <w:t xml:space="preserve"> </w:t>
-                      </w:r>
-                    </w:p>
-                    <w:p>
-                      <w:pPr>
-                        <w:numPr>
-                          <w:ilvl w:val="0"/>
-                          <w:numId w:val="1"/>
-                        </w:numPr>
-                        <w:spacing w:before="100" w:beforeAutospacing="1" w:after="100" w:afterAutospacing="1" w:line="240" w:lineRule="auto"/>
-                        <w:rPr>
-                          <w:rFonts w:eastAsia="Times New Roman" w:cstheme="minorHAnsi"/>
-                          <w:sz w:val="24"/>
-                          <w:szCs w:val="24"/>
-                        </w:rPr>
-                      </w:pPr>
-                      <w:r>
-                        <w:rPr>
-                          <w:rFonts w:eastAsia="Times New Roman" w:cstheme="minorHAnsi"/>
-                          <w:sz w:val="24"/>
-                          <w:szCs w:val="24"/>
-                        </w:rPr>
-                        <w:t>Intensive diploma focused on Applied Artificial Intelligence and Data Analytics.</w:t>
-                      </w:r>
-                    </w:p>
-                    <w:p>
-                      <w:pPr>
-                        <w:numPr>
-                          <w:ilvl w:val="0"/>
-                          <w:numId w:val="1"/>
-                        </w:numPr>
-                        <w:spacing w:before="100" w:beforeAutospacing="1" w:after="100" w:afterAutospacing="1" w:line="240" w:lineRule="auto"/>
-                        <w:rPr>
-                          <w:rFonts w:eastAsia="Times New Roman" w:cstheme="minorHAnsi"/>
-                          <w:sz w:val="24"/>
-                          <w:szCs w:val="24"/>
-                        </w:rPr>
-                      </w:pPr>
-                      <w:r>
-                        <w:rPr>
-                          <w:rFonts w:eastAsia="Times New Roman" w:cstheme="minorHAnsi"/>
-                          <w:sz w:val="24"/>
-                          <w:szCs w:val="24"/>
-                        </w:rPr>
-                        <w:t>Analyzing large datasets using Python and SQL to extract meaningful insights.</w:t>
-                      </w:r>
-                    </w:p>
-                    <w:p>
-                      <w:pPr>
-                        <w:numPr>
-                          <w:ilvl w:val="0"/>
-                          <w:numId w:val="1"/>
-                        </w:numPr>
-                        <w:spacing w:before="100" w:beforeAutospacing="1" w:after="100" w:afterAutospacing="1" w:line="240" w:lineRule="auto"/>
-                        <w:rPr>
-                          <w:rFonts w:eastAsia="Times New Roman" w:cstheme="minorHAnsi"/>
-                          <w:sz w:val="24"/>
-                          <w:szCs w:val="24"/>
-                        </w:rPr>
-                      </w:pPr>
-                      <w:r>
-                        <w:rPr>
-                          <w:rFonts w:eastAsia="Times New Roman" w:cstheme="minorHAnsi"/>
-                          <w:sz w:val="24"/>
-                          <w:szCs w:val="24"/>
-                        </w:rPr>
-                        <w:t>Developing predictive models using Machine Learning and Deep Learning techniques.</w:t>
-                      </w:r>
-                    </w:p>
-                    <w:p>
-                      <w:pPr>
-                        <w:numPr>
-                          <w:ilvl w:val="0"/>
-                          <w:numId w:val="1"/>
-                        </w:numPr>
-                        <w:spacing w:before="100" w:beforeAutospacing="1" w:after="100" w:afterAutospacing="1" w:line="240" w:lineRule="auto"/>
-                        <w:rPr>
-                          <w:rFonts w:eastAsia="Times New Roman" w:cstheme="minorHAnsi"/>
-                          <w:sz w:val="24"/>
-                          <w:szCs w:val="24"/>
-                        </w:rPr>
-                      </w:pPr>
-                      <w:r>
-                        <w:rPr>
-                          <w:rFonts w:eastAsia="Times New Roman" w:cstheme="minorHAnsi"/>
-                          <w:sz w:val="24"/>
-                          <w:szCs w:val="24"/>
-                        </w:rPr>
-                        <w:t>Designing interactive Power BI dashboards to monitor KPIs and communicate insights effectively.</w:t>
-                      </w:r>
-                    </w:p>
-                    <w:p>
-                      <w:pPr>
-                        <w:numPr>
-                          <w:ilvl w:val="0"/>
-                          <w:numId w:val="1"/>
-                        </w:numPr>
-                        <w:spacing w:before="100" w:beforeAutospacing="1" w:after="100" w:afterAutospacing="1" w:line="240" w:lineRule="auto"/>
-                        <w:rPr>
-                          <w:rFonts w:eastAsia="Times New Roman" w:cstheme="minorHAnsi"/>
-                          <w:sz w:val="24"/>
-                          <w:szCs w:val="24"/>
-                        </w:rPr>
-                      </w:pPr>
-                      <w:r>
-                        <w:rPr>
-                          <w:rFonts w:eastAsia="Times New Roman" w:cstheme="minorHAnsi"/>
-                          <w:sz w:val="24"/>
-                          <w:szCs w:val="24"/>
-                        </w:rPr>
-                        <w:t>Applying statistical methods to solve real-world analytical and business problems.</w:t>
-                      </w:r>
-                    </w:p>
-                    <w:p>
-                      <w:pPr>
-                        <w:spacing w:before="100" w:beforeAutospacing="1" w:after="100" w:afterAutospacing="1" w:line="240" w:lineRule="auto"/>
-                        <w:rPr>
-                          <w:rFonts w:eastAsia="Times New Roman" w:cstheme="minorHAnsi"/>
-                          <w:sz w:val="28"/>
-                          <w:szCs w:val="28"/>
-                        </w:rPr>
-                      </w:pPr>
-                      <w:r>
-                        <w:rPr>
-                          <w:rFonts w:eastAsia="Times New Roman" w:cstheme="minorHAnsi"/>
-                          <w:b/>
-                          <w:bCs/>
-                          <w:sz w:val="28"/>
-                          <w:szCs w:val="28"/>
-                        </w:rPr>
-                        <w:t>Customs Clearance Coordinator |</w:t>
-                      </w:r>
-                      <w:r>
-                        <w:rPr>
-                          <w:rFonts w:eastAsia="Times New Roman" w:cstheme="minorHAnsi" w:hint="cs"/>
-                          <w:b/>
-                          <w:bCs/>
-                          <w:sz w:val="28"/>
-                          <w:szCs w:val="28"/>
-                          <w:rtl/>
-                        </w:rPr>
-                        <w:t xml:space="preserve"> </w:t>
-                      </w:r>
-                      <w:r>
-                        <w:rPr>
-                          <w:rStyle w:val="citation-440"/>
-                          <w:b/>
-                          <w:bCs/>
-                          <w:sz w:val="28"/>
-                          <w:szCs w:val="28"/>
-                        </w:rPr>
-                        <w:t>Egy Trade</w:t>
-                      </w:r>
-                      <w:r>
-                        <w:rPr>
-                          <w:rStyle w:val="citation-440"/>
-                          <w:sz w:val="28"/>
-                          <w:szCs w:val="28"/>
-                        </w:rPr>
-                        <w:t xml:space="preserve"> </w:t>
-                      </w:r>
-                      <w:r>
-                        <w:rPr>
-                          <w:rStyle w:val="citation-439"/>
-                          <w:i/>
-                          <w:iCs/>
-                          <w:sz w:val="28"/>
-                          <w:szCs w:val="28"/>
-                        </w:rPr>
-                        <w:t>2023 – 2025</w:t>
-                      </w:r>
-                    </w:p>
-                    <w:p>
-                      <w:pPr>
-                        <w:numPr>
-                          <w:ilvl w:val="0"/>
-                          <w:numId w:val="2"/>
-                        </w:numPr>
-                        <w:spacing w:before="100" w:beforeAutospacing="1" w:after="100" w:afterAutospacing="1" w:line="240" w:lineRule="auto"/>
-                        <w:rPr>
-                          <w:rFonts w:eastAsia="Times New Roman" w:cstheme="minorHAnsi"/>
-                          <w:sz w:val="24"/>
-                          <w:szCs w:val="24"/>
-                        </w:rPr>
-                      </w:pPr>
-                      <w:r>
-                        <w:rPr>
-                          <w:rFonts w:eastAsia="Times New Roman" w:cstheme="minorHAnsi"/>
-                          <w:sz w:val="24"/>
-                          <w:szCs w:val="24"/>
-                        </w:rPr>
-                        <w:t>Executed and monitored customs clearance procedures for vehicle imports, with structured management of large-scale operational data and documentation.</w:t>
-                      </w:r>
-                    </w:p>
-                    <w:p>
-                      <w:pPr>
-                        <w:numPr>
-                          <w:ilvl w:val="0"/>
-                          <w:numId w:val="2"/>
-                        </w:numPr>
-                        <w:spacing w:before="100" w:beforeAutospacing="1" w:after="100" w:afterAutospacing="1" w:line="240" w:lineRule="auto"/>
-                        <w:rPr>
-                          <w:rFonts w:eastAsia="Times New Roman" w:cstheme="minorHAnsi"/>
-                          <w:sz w:val="24"/>
-                          <w:szCs w:val="24"/>
-                        </w:rPr>
-                      </w:pPr>
-                      <w:r>
-                        <w:rPr>
-                          <w:rFonts w:eastAsia="Times New Roman" w:cstheme="minorHAnsi"/>
-                          <w:sz w:val="24"/>
-                          <w:szCs w:val="24"/>
-                        </w:rPr>
-                        <w:t>Reviewed and audited records to ensure data accuracy, consistency, and compliance with customs regulations.</w:t>
-                      </w:r>
-                    </w:p>
-                    <w:p>
-                      <w:pPr>
-                        <w:numPr>
-                          <w:ilvl w:val="0"/>
-                          <w:numId w:val="2"/>
-                        </w:numPr>
-                        <w:spacing w:before="100" w:beforeAutospacing="1" w:after="100" w:afterAutospacing="1" w:line="240" w:lineRule="auto"/>
-                        <w:rPr>
-                          <w:rFonts w:eastAsia="Times New Roman" w:cstheme="minorHAnsi"/>
-                          <w:sz w:val="24"/>
-                          <w:szCs w:val="24"/>
-                        </w:rPr>
-                      </w:pPr>
-                      <w:r>
-                        <w:rPr>
-                          <w:rFonts w:eastAsia="Times New Roman" w:cstheme="minorHAnsi"/>
-                          <w:sz w:val="24"/>
-                          <w:szCs w:val="24"/>
-                        </w:rPr>
-                        <w:t>Tracked shipment status and clearance timelines using data tools (like Excel) to identify bottlenecks, delays, and improve operational efficiency.</w:t>
-                      </w:r>
-                    </w:p>
-                    <w:p>
-                      <w:pPr>
-                        <w:pStyle w:val="NormalWeb"/>
-                        <w:rPr>
-                          <w:rFonts w:asciiTheme="minorHAnsi" w:hAnsiTheme="minorHAnsi" w:cstheme="minorHAnsi"/>
-                          <w:sz w:val="28"/>
-                          <w:szCs w:val="28"/>
-                        </w:rPr>
-                      </w:pPr>
-                      <w:r>
-                        <w:rPr>
-                          <w:rFonts w:asciiTheme="minorHAnsi" w:hAnsiTheme="minorHAnsi" w:cstheme="minorHAnsi"/>
-                          <w:b/>
-                          <w:bCs/>
-                          <w:sz w:val="28"/>
-                          <w:szCs w:val="28"/>
-                        </w:rPr>
-                        <w:t>Founder &amp; Operations Manager | Small Business (Apparel Retail)</w:t>
-                      </w:r>
-                      <w:r>
-                        <w:rPr>
-                          <w:rFonts w:asciiTheme="minorHAnsi" w:hAnsiTheme="minorHAnsi" w:cstheme="minorHAnsi"/>
-                          <w:sz w:val="28"/>
-                          <w:szCs w:val="28"/>
-                        </w:rPr>
-                        <w:t xml:space="preserve"> </w:t>
-                      </w:r>
-                      <w:r>
-                        <w:rPr>
-                          <w:rFonts w:asciiTheme="minorHAnsi" w:hAnsiTheme="minorHAnsi" w:cstheme="minorHAnsi"/>
-                          <w:i/>
-                          <w:iCs/>
-                          <w:sz w:val="28"/>
-                          <w:szCs w:val="28"/>
-                        </w:rPr>
-                        <w:t>2021 – 2023</w:t>
-                      </w:r>
-                    </w:p>
-                    <w:p>
-                      <w:pPr>
-                        <w:numPr>
-                          <w:ilvl w:val="0"/>
-                          <w:numId w:val="4"/>
-                        </w:numPr>
-                        <w:spacing w:before="100" w:beforeAutospacing="1" w:after="100" w:afterAutospacing="1" w:line="240" w:lineRule="auto"/>
-                        <w:rPr>
-                          <w:rFonts w:eastAsia="Times New Roman" w:cstheme="minorHAnsi"/>
-                          <w:sz w:val="24"/>
-                          <w:szCs w:val="24"/>
-                        </w:rPr>
-                      </w:pPr>
-                      <w:r>
-                        <w:rPr>
-                          <w:rFonts w:eastAsia="Times New Roman" w:cstheme="minorHAnsi"/>
-                          <w:sz w:val="24"/>
-                          <w:szCs w:val="24"/>
-                        </w:rPr>
-                        <w:t>Established and managed an apparel retail business, utilizing data-driven strategies to optimize daily operations and sales.</w:t>
-                      </w:r>
-                    </w:p>
-                    <w:p>
-                      <w:pPr>
-                        <w:numPr>
-                          <w:ilvl w:val="0"/>
-                          <w:numId w:val="4"/>
-                        </w:numPr>
-                        <w:spacing w:before="100" w:beforeAutospacing="1" w:after="100" w:afterAutospacing="1" w:line="240" w:lineRule="auto"/>
-                        <w:rPr>
-                          <w:rFonts w:eastAsia="Times New Roman" w:cstheme="minorHAnsi"/>
-                          <w:sz w:val="24"/>
-                          <w:szCs w:val="24"/>
-                        </w:rPr>
-                      </w:pPr>
-                      <w:r>
-                        <w:rPr>
-                          <w:rFonts w:eastAsia="Times New Roman" w:cstheme="minorHAnsi"/>
-                          <w:sz w:val="24"/>
-                          <w:szCs w:val="24"/>
-                        </w:rPr>
-                        <w:t>Tracked and analyzed sales data and inventory levels to identify top-performing products and understand customer preferences.</w:t>
-                      </w:r>
-                    </w:p>
-                    <w:p>
-                      <w:pPr>
-                        <w:numPr>
-                          <w:ilvl w:val="0"/>
-                          <w:numId w:val="4"/>
-                        </w:numPr>
-                        <w:spacing w:before="100" w:beforeAutospacing="1" w:after="100" w:afterAutospacing="1" w:line="240" w:lineRule="auto"/>
-                        <w:rPr>
-                          <w:rFonts w:eastAsia="Times New Roman" w:cstheme="minorHAnsi"/>
-                          <w:sz w:val="24"/>
-                          <w:szCs w:val="24"/>
-                        </w:rPr>
-                      </w:pPr>
-                      <w:r>
-                        <w:rPr>
-                          <w:rFonts w:eastAsia="Times New Roman" w:cstheme="minorHAnsi"/>
-                          <w:sz w:val="24"/>
-                          <w:szCs w:val="24"/>
-                        </w:rPr>
-                        <w:t>Leveraged data insights to make informed purchasing and pricing decisions, reducing dead stock and maximizing profitability.</w:t>
-                      </w:r>
-                    </w:p>
-                    <w:p>
-                      <w:pPr>
-                        <w:rPr>
-                          <w:rFonts w:cstheme="minorHAnsi"/>
-                        </w:rPr>
-                      </w:pPr>
-                    </w:p>
-                  </w:txbxContent>
-                </v:textbox>
-              </v:shape>
-            </w:pict>
-          </mc:Fallback>
-        </mc:AlternateContent>
-      </w:r>
       <w:r>
         <w:br w:type="page"/>
       </w:r>
-    </w:p>
-    <w:p>
-      <w:pPr>
-        <w:pStyle w:val="NoSpacing"/>
-      </w:pPr>
       <w:r>
         <w:rPr>
           <w:noProof/>
@@ -1669,13 +1828,13 @@
         <mc:AlternateContent>
           <mc:Choice Requires="wps">
             <w:drawing>
-              <wp:anchor distT="45720" distB="45720" distL="114300" distR="114300" simplePos="0" relativeHeight="251675648" behindDoc="0" locked="0" layoutInCell="1" allowOverlap="1" wp14:anchorId="57CECEB1" wp14:editId="6EBF60B0">
+              <wp:anchor distT="45720" distB="45720" distL="114300" distR="114300" simplePos="0" relativeHeight="251675648" behindDoc="0" locked="0" layoutInCell="1" allowOverlap="1" wp14:anchorId="57CECEB1" wp14:editId="0FF05975">
                 <wp:simplePos x="0" y="0"/>
                 <wp:positionH relativeFrom="column">
-                  <wp:posOffset>-614680</wp:posOffset>
+                  <wp:posOffset>-530415</wp:posOffset>
                 </wp:positionH>
                 <wp:positionV relativeFrom="paragraph">
-                  <wp:posOffset>3780155</wp:posOffset>
+                  <wp:posOffset>5079365</wp:posOffset>
                 </wp:positionV>
                 <wp:extent cx="7122160" cy="900430"/>
                 <wp:effectExtent l="0" t="0" r="2540" b="0"/>
@@ -1783,7 +1942,7 @@
           </mc:Choice>
           <mc:Fallback>
             <w:pict>
-              <v:shape w14:anchorId="57CECEB1" id="_x0000_s1029" type="#_x0000_t202" style="position:absolute;margin-left:-48.4pt;margin-top:297.65pt;width:560.8pt;height:70.9pt;z-index:251675648;visibility:visible;mso-wrap-style:square;mso-width-percent:0;mso-height-percent:0;mso-wrap-distance-left:9pt;mso-wrap-distance-top:3.6pt;mso-wrap-distance-right:9pt;mso-wrap-distance-bottom:3.6pt;mso-position-horizontal:absolute;mso-position-horizontal-relative:text;mso-position-vertical:absolute;mso-position-vertical-relative:text;mso-width-percent:0;mso-height-percent:0;mso-width-relative:margin;mso-height-relative:margin;v-text-anchor:top" o:gfxdata="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" stroked="f">
+              <v:shape w14:anchorId="57CECEB1" id="_x0000_s1029" type="#_x0000_t202" style="position:absolute;margin-left:-41.75pt;margin-top:399.95pt;width:560.8pt;height:70.9pt;z-index:251675648;visibility:visible;mso-wrap-style:square;mso-width-percent:0;mso-height-percent:0;mso-wrap-distance-left:9pt;mso-wrap-distance-top:3.6pt;mso-wrap-distance-right:9pt;mso-wrap-distance-bottom:3.6pt;mso-position-horizontal:absolute;mso-position-horizontal-relative:text;mso-position-vertical:absolute;mso-position-vertical-relative:text;mso-width-percent:0;mso-height-percent:0;mso-width-relative:margin;mso-height-relative:margin;v-text-anchor:top" o:gfxdata="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" stroked="f">
                 <v:textbox>
                   <w:txbxContent>
                     <w:p>
@@ -1855,13 +2014,13 @@
         <mc:AlternateContent>
           <mc:Choice Requires="wps">
             <w:drawing>
-              <wp:anchor distT="0" distB="0" distL="114300" distR="114300" simplePos="0" relativeHeight="251674624" behindDoc="0" locked="0" layoutInCell="1" allowOverlap="1" wp14:anchorId="4ADA3295" wp14:editId="7CE592F6">
+              <wp:anchor distT="0" distB="0" distL="114300" distR="114300" simplePos="0" relativeHeight="251674624" behindDoc="0" locked="0" layoutInCell="1" allowOverlap="1" wp14:anchorId="4ADA3295" wp14:editId="2E543E6E">
                 <wp:simplePos x="0" y="0"/>
                 <wp:positionH relativeFrom="column">
                   <wp:posOffset>-495300</wp:posOffset>
                 </wp:positionH>
                 <wp:positionV relativeFrom="paragraph">
-                  <wp:posOffset>4772299</wp:posOffset>
+                  <wp:posOffset>4972495</wp:posOffset>
                 </wp:positionV>
                 <wp:extent cx="6878320" cy="0"/>
                 <wp:effectExtent l="0" t="0" r="0" b="0"/>
@@ -1918,7 +2077,7 @@
           </mc:Choice>
           <mc:Fallback>
             <w:pict>
-              <v:line w14:anchorId="7ED71CB5" id="Straight Connector 14" o:spid="_x0000_s1026" style="position:absolute;z-index:251674624;visibility:visible;mso-wrap-style:square;mso-width-percent:0;mso-height-percent:0;mso-wrap-distance-left:9pt;mso-wrap-distance-top:0;mso-wrap-distance-right:9pt;mso-wrap-distance-bottom:0;mso-position-horizontal:absolute;mso-position-horizontal-relative:text;mso-position-vertical:absolute;mso-position-vertical-relative:text;mso-width-percent:0;mso-height-percent:0;mso-width-relative:margin;mso-height-relative:margin" from="-39pt,375.75pt" to="502.6pt,375.75pt" o:gfxdata="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" strokecolor="#5a5a5a [2109]" strokeweight="0">
+              <v:line w14:anchorId="223E1644" id="Straight Connector 14" o:spid="_x0000_s1026" style="position:absolute;z-index:251674624;visibility:visible;mso-wrap-style:square;mso-width-percent:0;mso-height-percent:0;mso-wrap-distance-left:9pt;mso-wrap-distance-top:0;mso-wrap-distance-right:9pt;mso-wrap-distance-bottom:0;mso-position-horizontal:absolute;mso-position-horizontal-relative:text;mso-position-vertical:absolute;mso-position-vertical-relative:text;mso-width-percent:0;mso-height-percent:0;mso-width-relative:margin;mso-height-relative:margin" from="-39pt,391.55pt" to="502.6pt,391.55pt" o:gfxdata="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" strokecolor="#5a5a5a [2109]" strokeweight="0">
                 <v:stroke joinstyle="miter"/>
               </v:line>
             </w:pict>
@@ -1932,13 +2091,13 @@
         <mc:AlternateContent>
           <mc:Choice Requires="wps">
             <w:drawing>
-              <wp:anchor distT="45720" distB="45720" distL="114300" distR="114300" simplePos="0" relativeHeight="251673600" behindDoc="0" locked="0" layoutInCell="1" allowOverlap="1" wp14:anchorId="30259AB2" wp14:editId="0027F435">
+              <wp:anchor distT="45720" distB="45720" distL="114300" distR="114300" simplePos="0" relativeHeight="251673600" behindDoc="0" locked="0" layoutInCell="1" allowOverlap="1" wp14:anchorId="30259AB2" wp14:editId="76A056F9">
                 <wp:simplePos x="0" y="0"/>
                 <wp:positionH relativeFrom="column">
-                  <wp:posOffset>-617883</wp:posOffset>
+                  <wp:posOffset>-545655</wp:posOffset>
                 </wp:positionH>
                 <wp:positionV relativeFrom="paragraph">
-                  <wp:posOffset>4845032</wp:posOffset>
+                  <wp:posOffset>3986530</wp:posOffset>
                 </wp:positionV>
                 <wp:extent cx="7040245" cy="1404620"/>
                 <wp:effectExtent l="0" t="0" r="8255" b="5080"/>
@@ -2035,7 +2194,7 @@
                               </w:numPr>
                               <w:spacing w:before="100" w:beforeAutospacing="1" w:after="100" w:afterAutospacing="1" w:line="240" w:lineRule="auto"/>
                               <w:rPr>
-                                <w:rFonts w:eastAsia="Times New Roman" w:cstheme="minorHAnsi"/>
+                                <w:rFonts w:cstheme="minorHAnsi"/>
                                 <w:sz w:val="24"/>
                                 <w:szCs w:val="24"/>
                               </w:rPr>
@@ -2056,15 +2215,15 @@
                                 <w:sz w:val="24"/>
                                 <w:szCs w:val="24"/>
                               </w:rPr>
-                              <w:t xml:space="preserve"> Professional Working Proficiency.</w:t>
-                            </w:r>
-                          </w:p>
-                          <w:p>
-                            <w:pPr>
-                              <w:rPr>
-                                <w:rFonts w:cstheme="minorHAnsi"/>
-                              </w:rPr>
-                            </w:pPr>
+                              <w:t xml:space="preserve"> </w:t>
+                            </w:r>
+                            <w:r>
+                              <w:rPr>
+                                <w:sz w:val="24"/>
+                                <w:szCs w:val="24"/>
+                              </w:rPr>
+                              <w:t>B2</w:t>
+                            </w:r>
                           </w:p>
                         </w:txbxContent>
                       </wps:txbx>
@@ -2085,7 +2244,7 @@
           </mc:Choice>
           <mc:Fallback>
             <w:pict>
-              <v:shape w14:anchorId="30259AB2" id="_x0000_s1030" type="#_x0000_t202" style="position:absolute;margin-left:-48.65pt;margin-top:381.5pt;width:554.35pt;height:110.6pt;z-index:251673600;visibility:visible;mso-wrap-style:square;mso-width-percent:0;mso-height-percent:200;mso-wrap-distance-left:9pt;mso-wrap-distance-top:3.6pt;mso-wrap-distance-right:9pt;mso-wrap-distance-bottom:3.6pt;mso-position-horizontal:absolute;mso-position-horizontal-relative:text;mso-position-vertical:absolute;mso-position-vertical-relative:text;mso-width-percent:0;mso-height-percent:200;mso-width-relative:margin;mso-height-relative:margin;v-text-anchor:top" o:gfxdata="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" stroked="f">
+              <v:shape w14:anchorId="30259AB2" id="_x0000_s1030" type="#_x0000_t202" style="position:absolute;margin-left:-42.95pt;margin-top:313.9pt;width:554.35pt;height:110.6pt;z-index:251673600;visibility:visible;mso-wrap-style:square;mso-width-percent:0;mso-height-percent:200;mso-wrap-distance-left:9pt;mso-wrap-distance-top:3.6pt;mso-wrap-distance-right:9pt;mso-wrap-distance-bottom:3.6pt;mso-position-horizontal:absolute;mso-position-horizontal-relative:text;mso-position-vertical:absolute;mso-position-vertical-relative:text;mso-width-percent:0;mso-height-percent:200;mso-width-relative:margin;mso-height-relative:margin;v-text-anchor:top" o:gfxdata="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" stroked="f">
                 <v:textbox style="mso-fit-shape-to-text:t">
                   <w:txbxContent>
                     <w:p>
@@ -2150,7 +2309,7 @@
                         </w:numPr>
                         <w:spacing w:before="100" w:beforeAutospacing="1" w:after="100" w:afterAutospacing="1" w:line="240" w:lineRule="auto"/>
                         <w:rPr>
-                          <w:rFonts w:eastAsia="Times New Roman" w:cstheme="minorHAnsi"/>
+                          <w:rFonts w:cstheme="minorHAnsi"/>
                           <w:sz w:val="24"/>
                           <w:szCs w:val="24"/>
                         </w:rPr>
@@ -2171,15 +2330,15 @@
                           <w:sz w:val="24"/>
                           <w:szCs w:val="24"/>
                         </w:rPr>
-                        <w:t xml:space="preserve"> Professional Working Proficiency.</w:t>
-                      </w:r>
-                    </w:p>
-                    <w:p>
-                      <w:pPr>
-                        <w:rPr>
-                          <w:rFonts w:cstheme="minorHAnsi"/>
-                        </w:rPr>
-                      </w:pPr>
+                        <w:t xml:space="preserve"> </w:t>
+                      </w:r>
+                      <w:r>
+                        <w:rPr>
+                          <w:sz w:val="24"/>
+                          <w:szCs w:val="24"/>
+                        </w:rPr>
+                        <w:t>B2</w:t>
+                      </w:r>
                     </w:p>
                   </w:txbxContent>
                 </v:textbox>
@@ -2196,7 +2355,538 @@
         <mc:AlternateContent>
           <mc:Choice Requires="wps">
             <w:drawing>
-              <wp:anchor distT="0" distB="0" distL="114300" distR="114300" simplePos="0" relativeHeight="251671552" behindDoc="0" locked="0" layoutInCell="1" allowOverlap="1" wp14:anchorId="7417F5F9" wp14:editId="78957214">
+              <wp:anchor distT="0" distB="0" distL="114300" distR="114300" simplePos="0" relativeHeight="251676672" behindDoc="0" locked="0" layoutInCell="1" allowOverlap="1" wp14:anchorId="0E612043" wp14:editId="6AC2B657">
+                <wp:simplePos x="0" y="0"/>
+                <wp:positionH relativeFrom="column">
+                  <wp:posOffset>-446405</wp:posOffset>
+                </wp:positionH>
+                <wp:positionV relativeFrom="paragraph">
+                  <wp:posOffset>3957765</wp:posOffset>
+                </wp:positionV>
+                <wp:extent cx="6878320" cy="0"/>
+                <wp:effectExtent l="0" t="0" r="0" b="0"/>
+                <wp:wrapNone/>
+                <wp:docPr id="16" name="Straight Connector 16"/>
+                <wp:cNvGraphicFramePr/>
+                <a:graphic xmlns:a="http://schemas.openxmlformats.org/drawingml/2006/main">
+                  <a:graphicData uri="http://schemas.microsoft.com/office/word/2010/wordprocessingShape">
+                    <wps:wsp>
+                      <wps:cNvCnPr/>
+                      <wps:spPr>
+                        <a:xfrm>
+                          <a:off x="0" y="0"/>
+                          <a:ext cx="6878320" cy="0"/>
+                        </a:xfrm>
+                        <a:prstGeom prst="line">
+                          <a:avLst/>
+                        </a:prstGeom>
+                        <a:ln w="0" cap="flat">
+                          <a:solidFill>
+                            <a:schemeClr val="tx1">
+                              <a:lumMod val="65000"/>
+                              <a:lumOff val="35000"/>
+                            </a:schemeClr>
+                          </a:solidFill>
+                        </a:ln>
+                      </wps:spPr>
+                      <wps:style>
+                        <a:lnRef idx="1">
+                          <a:schemeClr val="accent1"/>
+                        </a:lnRef>
+                        <a:fillRef idx="0">
+                          <a:schemeClr val="accent1"/>
+                        </a:fillRef>
+                        <a:effectRef idx="0">
+                          <a:schemeClr val="accent1"/>
+                        </a:effectRef>
+                        <a:fontRef idx="minor">
+                          <a:schemeClr val="tx1"/>
+                        </a:fontRef>
+                      </wps:style>
+                      <wps:bodyPr/>
+                    </wps:wsp>
+                  </a:graphicData>
+                </a:graphic>
+                <wp14:sizeRelH relativeFrom="margin">
+                  <wp14:pctWidth>0</wp14:pctWidth>
+                </wp14:sizeRelH>
+                <wp14:sizeRelV relativeFrom="margin">
+                  <wp14:pctHeight>0</wp14:pctHeight>
+                </wp14:sizeRelV>
+              </wp:anchor>
+            </w:drawing>
+          </mc:Choice>
+          <mc:Fallback>
+            <w:pict>
+              <v:line w14:anchorId="44479F12" id="Straight Connector 16" o:spid="_x0000_s1026" style="position:absolute;z-index:251676672;visibility:visible;mso-wrap-style:square;mso-width-percent:0;mso-height-percent:0;mso-wrap-distance-left:9pt;mso-wrap-distance-top:0;mso-wrap-distance-right:9pt;mso-wrap-distance-bottom:0;mso-position-horizontal:absolute;mso-position-horizontal-relative:text;mso-position-vertical:absolute;mso-position-vertical-relative:text;mso-width-percent:0;mso-height-percent:0;mso-width-relative:margin;mso-height-relative:margin" from="-35.15pt,311.65pt" to="506.45pt,311.65pt" o:gfxdata="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" strokecolor="#5a5a5a [2109]" strokeweight="0">
+                <v:stroke joinstyle="miter"/>
+              </v:line>
+            </w:pict>
+          </mc:Fallback>
+        </mc:AlternateContent>
+      </w:r>
+      <w:r>
+        <w:rPr>
+          <w:noProof/>
+        </w:rPr>
+        <mc:AlternateContent>
+          <mc:Choice Requires="wps">
+            <w:drawing>
+              <wp:anchor distT="45720" distB="45720" distL="114300" distR="114300" simplePos="0" relativeHeight="251672576" behindDoc="0" locked="0" layoutInCell="1" allowOverlap="1" wp14:anchorId="49482BE8" wp14:editId="3AF04259">
+                <wp:simplePos x="0" y="0"/>
+                <wp:positionH relativeFrom="column">
+                  <wp:posOffset>-534670</wp:posOffset>
+                </wp:positionH>
+                <wp:positionV relativeFrom="paragraph">
+                  <wp:posOffset>2208530</wp:posOffset>
+                </wp:positionV>
+                <wp:extent cx="7040880" cy="1792605"/>
+                <wp:effectExtent l="0" t="0" r="7620" b="0"/>
+                <wp:wrapSquare wrapText="bothSides"/>
+                <wp:docPr id="11" name="Text Box 2"/>
+                <wp:cNvGraphicFramePr>
+                  <a:graphicFrameLocks xmlns:a="http://schemas.openxmlformats.org/drawingml/2006/main"/>
+                </wp:cNvGraphicFramePr>
+                <a:graphic xmlns:a="http://schemas.openxmlformats.org/drawingml/2006/main">
+                  <a:graphicData uri="http://schemas.microsoft.com/office/word/2010/wordprocessingShape">
+                    <wps:wsp>
+                      <wps:cNvSpPr txBox="1">
+                        <a:spLocks noChangeArrowheads="1"/>
+                      </wps:cNvSpPr>
+                      <wps:spPr bwMode="auto">
+                        <a:xfrm>
+                          <a:off x="0" y="0"/>
+                          <a:ext cx="7040880" cy="1792605"/>
+                        </a:xfrm>
+                        <a:prstGeom prst="rect">
+                          <a:avLst/>
+                        </a:prstGeom>
+                        <a:solidFill>
+                          <a:srgbClr val="FFFFFF"/>
+                        </a:solidFill>
+                        <a:ln w="9525">
+                          <a:noFill/>
+                          <a:miter lim="800000"/>
+                          <a:headEnd/>
+                          <a:tailEnd/>
+                        </a:ln>
+                      </wps:spPr>
+                      <wps:txbx>
+                        <w:txbxContent>
+                          <w:p>
+                            <w:pPr>
+                              <w:pStyle w:val="NormalWeb"/>
+                              <w:rPr>
+                                <w:rFonts w:asciiTheme="minorHAnsi" w:hAnsiTheme="minorHAnsi" w:cstheme="minorHAnsi"/>
+                                <w:b/>
+                                <w:bCs/>
+                                <w:sz w:val="40"/>
+                                <w:szCs w:val="40"/>
+                              </w:rPr>
+                            </w:pPr>
+                            <w:r>
+                              <w:rPr>
+                                <w:rFonts w:asciiTheme="minorHAnsi" w:hAnsiTheme="minorHAnsi" w:cstheme="minorHAnsi"/>
+                                <w:b/>
+                                <w:bCs/>
+                                <w:sz w:val="40"/>
+                                <w:szCs w:val="40"/>
+                              </w:rPr>
+                              <w:t>CERTIFICATIONS</w:t>
+                            </w:r>
+                          </w:p>
+                          <w:p>
+                            <w:pPr>
+                              <w:pStyle w:val="NormalWeb"/>
+                              <w:numPr>
+                                <w:ilvl w:val="0"/>
+                                <w:numId w:val="18"/>
+                              </w:numPr>
+                              <w:rPr>
+                                <w:rFonts w:asciiTheme="minorHAnsi" w:hAnsiTheme="minorHAnsi" w:cstheme="minorHAnsi"/>
+                                <w:b/>
+                                <w:bCs/>
+                              </w:rPr>
+                            </w:pPr>
+                            <w:r>
+                              <w:rPr>
+                                <w:rFonts w:asciiTheme="minorHAnsi" w:hAnsiTheme="minorHAnsi" w:cstheme="minorHAnsi"/>
+                                <w:b/>
+                                <w:bCs/>
+                              </w:rPr>
+                              <w:t>Specialized Diploma in Applied AI &amp; Data Analytics | MCIT &amp; Egyptian Military Academy (In Progress)</w:t>
+                            </w:r>
+                          </w:p>
+                          <w:p>
+                            <w:pPr>
+                              <w:pStyle w:val="NormalWeb"/>
+                              <w:numPr>
+                                <w:ilvl w:val="0"/>
+                                <w:numId w:val="18"/>
+                              </w:numPr>
+                              <w:rPr>
+                                <w:rFonts w:asciiTheme="minorHAnsi" w:hAnsiTheme="minorHAnsi" w:cstheme="minorHAnsi"/>
+                                <w:b/>
+                                <w:bCs/>
+                              </w:rPr>
+                            </w:pPr>
+                            <w:r>
+                              <w:rPr>
+                                <w:rFonts w:asciiTheme="minorHAnsi" w:hAnsiTheme="minorHAnsi" w:cstheme="minorHAnsi"/>
+                                <w:b/>
+                                <w:bCs/>
+                              </w:rPr>
+                              <w:t>Microsoft Certified: Power BI Data Analyst Associate (PL-300) | Microsoft (Jul 2026)</w:t>
+                            </w:r>
+                          </w:p>
+                          <w:p>
+                            <w:pPr>
+                              <w:pStyle w:val="NormalWeb"/>
+                              <w:numPr>
+                                <w:ilvl w:val="0"/>
+                                <w:numId w:val="18"/>
+                              </w:numPr>
+                              <w:rPr>
+                                <w:rFonts w:asciiTheme="minorHAnsi" w:hAnsiTheme="minorHAnsi" w:cstheme="minorHAnsi"/>
+                                <w:b/>
+                                <w:bCs/>
+                              </w:rPr>
+                            </w:pPr>
+                            <w:r>
+                              <w:rPr>
+                                <w:rFonts w:asciiTheme="minorHAnsi" w:hAnsiTheme="minorHAnsi" w:cstheme="minorHAnsi"/>
+                                <w:b/>
+                                <w:bCs/>
+                              </w:rPr>
+                              <w:t>Machine Learning Specialization | DeepLearning.AI &amp; Stanford University | Coursera (May 2026)</w:t>
+                            </w:r>
+                          </w:p>
+                          <w:p>
+                            <w:pPr>
+                              <w:pStyle w:val="NormalWeb"/>
+                              <w:numPr>
+                                <w:ilvl w:val="0"/>
+                                <w:numId w:val="18"/>
+                              </w:numPr>
+                              <w:rPr>
+                                <w:rFonts w:asciiTheme="minorHAnsi" w:hAnsiTheme="minorHAnsi" w:cstheme="minorHAnsi"/>
+                                <w:b/>
+                                <w:bCs/>
+                              </w:rPr>
+                            </w:pPr>
+                            <w:r>
+                              <w:rPr>
+                                <w:rFonts w:asciiTheme="minorHAnsi" w:hAnsiTheme="minorHAnsi" w:cstheme="minorHAnsi"/>
+                                <w:b/>
+                                <w:bCs/>
+                              </w:rPr>
+                              <w:t>Google Advanced Data Analytics Professional Certificate | Coursera (Dec 2025)</w:t>
+                            </w:r>
+                          </w:p>
+                          <w:p>
+                            <w:pPr>
+                              <w:pStyle w:val="NormalWeb"/>
+                              <w:numPr>
+                                <w:ilvl w:val="0"/>
+                                <w:numId w:val="18"/>
+                              </w:numPr>
+                              <w:rPr>
+                                <w:rFonts w:asciiTheme="minorHAnsi" w:hAnsiTheme="minorHAnsi" w:cstheme="minorHAnsi"/>
+                                <w:b/>
+                                <w:bCs/>
+                              </w:rPr>
+                            </w:pPr>
+                            <w:r>
+                              <w:rPr>
+                                <w:rFonts w:asciiTheme="minorHAnsi" w:hAnsiTheme="minorHAnsi" w:cstheme="minorHAnsi"/>
+                                <w:b/>
+                                <w:bCs/>
+                              </w:rPr>
+                              <w:t xml:space="preserve">Data Analysis with Excel Power Tools | </w:t>
+                            </w:r>
+                            <w:proofErr w:type="spellStart"/>
+                            <w:r>
+                              <w:rPr>
+                                <w:rFonts w:asciiTheme="minorHAnsi" w:hAnsiTheme="minorHAnsi" w:cstheme="minorHAnsi"/>
+                                <w:b/>
+                                <w:bCs/>
+                              </w:rPr>
+                              <w:t>DataCamp</w:t>
+                            </w:r>
+                            <w:proofErr w:type="spellEnd"/>
+                            <w:r>
+                              <w:rPr>
+                                <w:rFonts w:asciiTheme="minorHAnsi" w:hAnsiTheme="minorHAnsi" w:cstheme="minorHAnsi"/>
+                                <w:b/>
+                                <w:bCs/>
+                              </w:rPr>
+                              <w:t xml:space="preserve"> (Dec 2025)</w:t>
+                            </w:r>
+                          </w:p>
+                          <w:p>
+                            <w:pPr>
+                              <w:pStyle w:val="NormalWeb"/>
+                              <w:numPr>
+                                <w:ilvl w:val="0"/>
+                                <w:numId w:val="18"/>
+                              </w:numPr>
+                              <w:rPr>
+                                <w:rFonts w:cstheme="minorHAnsi"/>
+                              </w:rPr>
+                            </w:pPr>
+                            <w:r>
+                              <w:rPr>
+                                <w:rFonts w:asciiTheme="minorHAnsi" w:hAnsiTheme="minorHAnsi" w:cstheme="minorHAnsi"/>
+                                <w:b/>
+                                <w:bCs/>
+                              </w:rPr>
+                              <w:t xml:space="preserve">Associate Data Analyst in SQL | </w:t>
+                            </w:r>
+                            <w:proofErr w:type="spellStart"/>
+                            <w:r>
+                              <w:rPr>
+                                <w:rFonts w:asciiTheme="minorHAnsi" w:hAnsiTheme="minorHAnsi" w:cstheme="minorHAnsi"/>
+                                <w:b/>
+                                <w:bCs/>
+                              </w:rPr>
+                              <w:t>DataCamp</w:t>
+                            </w:r>
+                            <w:proofErr w:type="spellEnd"/>
+                            <w:r>
+                              <w:rPr>
+                                <w:rFonts w:asciiTheme="minorHAnsi" w:hAnsiTheme="minorHAnsi" w:cstheme="minorHAnsi"/>
+                                <w:b/>
+                                <w:bCs/>
+                              </w:rPr>
+                              <w:t xml:space="preserve"> (Aug 2025)</w:t>
+                            </w:r>
+                          </w:p>
+                        </w:txbxContent>
+                      </wps:txbx>
+                      <wps:bodyPr rot="0" vert="horz" wrap="square" lIns="91440" tIns="45720" rIns="91440" bIns="45720" anchor="t" anchorCtr="0">
+                        <a:noAutofit/>
+                      </wps:bodyPr>
+                    </wps:wsp>
+                  </a:graphicData>
+                </a:graphic>
+                <wp14:sizeRelH relativeFrom="margin">
+                  <wp14:pctWidth>0</wp14:pctWidth>
+                </wp14:sizeRelH>
+                <wp14:sizeRelV relativeFrom="margin">
+                  <wp14:pctHeight>0</wp14:pctHeight>
+                </wp14:sizeRelV>
+              </wp:anchor>
+            </w:drawing>
+          </mc:Choice>
+          <mc:Fallback>
+            <w:pict>
+              <v:shape w14:anchorId="49482BE8" id="_x0000_s1031" type="#_x0000_t202" style="position:absolute;margin-left:-42.1pt;margin-top:173.9pt;width:554.4pt;height:141.15pt;z-index:251672576;visibility:visible;mso-wrap-style:square;mso-width-percent:0;mso-height-percent:0;mso-wrap-distance-left:9pt;mso-wrap-distance-top:3.6pt;mso-wrap-distance-right:9pt;mso-wrap-distance-bottom:3.6pt;mso-position-horizontal:absolute;mso-position-horizontal-relative:text;mso-position-vertical:absolute;mso-position-vertical-relative:text;mso-width-percent:0;mso-height-percent:0;mso-width-relative:margin;mso-height-relative:margin;v-text-anchor:top" o:gfxdata="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" stroked="f">
+                <v:textbox>
+                  <w:txbxContent>
+                    <w:p>
+                      <w:pPr>
+                        <w:pStyle w:val="NormalWeb"/>
+                        <w:rPr>
+                          <w:rFonts w:asciiTheme="minorHAnsi" w:hAnsiTheme="minorHAnsi" w:cstheme="minorHAnsi"/>
+                          <w:b/>
+                          <w:bCs/>
+                          <w:sz w:val="40"/>
+                          <w:szCs w:val="40"/>
+                        </w:rPr>
+                      </w:pPr>
+                      <w:r>
+                        <w:rPr>
+                          <w:rFonts w:asciiTheme="minorHAnsi" w:hAnsiTheme="minorHAnsi" w:cstheme="minorHAnsi"/>
+                          <w:b/>
+                          <w:bCs/>
+                          <w:sz w:val="40"/>
+                          <w:szCs w:val="40"/>
+                        </w:rPr>
+                        <w:t>CERTIFICATIONS</w:t>
+                      </w:r>
+                    </w:p>
+                    <w:p>
+                      <w:pPr>
+                        <w:pStyle w:val="NormalWeb"/>
+                        <w:numPr>
+                          <w:ilvl w:val="0"/>
+                          <w:numId w:val="18"/>
+                        </w:numPr>
+                        <w:rPr>
+                          <w:rFonts w:asciiTheme="minorHAnsi" w:hAnsiTheme="minorHAnsi" w:cstheme="minorHAnsi"/>
+                          <w:b/>
+                          <w:bCs/>
+                        </w:rPr>
+                      </w:pPr>
+                      <w:r>
+                        <w:rPr>
+                          <w:rFonts w:asciiTheme="minorHAnsi" w:hAnsiTheme="minorHAnsi" w:cstheme="minorHAnsi"/>
+                          <w:b/>
+                          <w:bCs/>
+                        </w:rPr>
+                        <w:t>Specialized Diploma in Applied AI &amp; Data Analytics | MCIT &amp; Egyptian Military Academy (In Progress)</w:t>
+                      </w:r>
+                    </w:p>
+                    <w:p>
+                      <w:pPr>
+                        <w:pStyle w:val="NormalWeb"/>
+                        <w:numPr>
+                          <w:ilvl w:val="0"/>
+                          <w:numId w:val="18"/>
+                        </w:numPr>
+                        <w:rPr>
+                          <w:rFonts w:asciiTheme="minorHAnsi" w:hAnsiTheme="minorHAnsi" w:cstheme="minorHAnsi"/>
+                          <w:b/>
+                          <w:bCs/>
+                        </w:rPr>
+                      </w:pPr>
+                      <w:r>
+                        <w:rPr>
+                          <w:rFonts w:asciiTheme="minorHAnsi" w:hAnsiTheme="minorHAnsi" w:cstheme="minorHAnsi"/>
+                          <w:b/>
+                          <w:bCs/>
+                        </w:rPr>
+                        <w:t>Microsoft Certified: Power BI Data Analyst Associate (PL-300) | Microsoft (Jul 2026)</w:t>
+                      </w:r>
+                    </w:p>
+                    <w:p>
+                      <w:pPr>
+                        <w:pStyle w:val="NormalWeb"/>
+                        <w:numPr>
+                          <w:ilvl w:val="0"/>
+                          <w:numId w:val="18"/>
+                        </w:numPr>
+                        <w:rPr>
+                          <w:rFonts w:asciiTheme="minorHAnsi" w:hAnsiTheme="minorHAnsi" w:cstheme="minorHAnsi"/>
+                          <w:b/>
+                          <w:bCs/>
+                        </w:rPr>
+                      </w:pPr>
+                      <w:r>
+                        <w:rPr>
+                          <w:rFonts w:asciiTheme="minorHAnsi" w:hAnsiTheme="minorHAnsi" w:cstheme="minorHAnsi"/>
+                          <w:b/>
+                          <w:bCs/>
+                        </w:rPr>
+                        <w:t>Machine Learning Specialization | DeepLearning.AI &amp; Stanford University | Coursera (May 2026)</w:t>
+                      </w:r>
+                    </w:p>
+                    <w:p>
+                      <w:pPr>
+                        <w:pStyle w:val="NormalWeb"/>
+                        <w:numPr>
+                          <w:ilvl w:val="0"/>
+                          <w:numId w:val="18"/>
+                        </w:numPr>
+                        <w:rPr>
+                          <w:rFonts w:asciiTheme="minorHAnsi" w:hAnsiTheme="minorHAnsi" w:cstheme="minorHAnsi"/>
+                          <w:b/>
+                          <w:bCs/>
+                        </w:rPr>
+                      </w:pPr>
+                      <w:r>
+                        <w:rPr>
+                          <w:rFonts w:asciiTheme="minorHAnsi" w:hAnsiTheme="minorHAnsi" w:cstheme="minorHAnsi"/>
+                          <w:b/>
+                          <w:bCs/>
+                        </w:rPr>
+                        <w:t>Google Advanced Data Analytics Professional Certificate | Coursera (Dec 2025)</w:t>
+                      </w:r>
+                    </w:p>
+                    <w:p>
+                      <w:pPr>
+                        <w:pStyle w:val="NormalWeb"/>
+                        <w:numPr>
+                          <w:ilvl w:val="0"/>
+                          <w:numId w:val="18"/>
+                        </w:numPr>
+                        <w:rPr>
+                          <w:rFonts w:asciiTheme="minorHAnsi" w:hAnsiTheme="minorHAnsi" w:cstheme="minorHAnsi"/>
+                          <w:b/>
+                          <w:bCs/>
+                        </w:rPr>
+                      </w:pPr>
+                      <w:r>
+                        <w:rPr>
+                          <w:rFonts w:asciiTheme="minorHAnsi" w:hAnsiTheme="minorHAnsi" w:cstheme="minorHAnsi"/>
+                          <w:b/>
+                          <w:bCs/>
+                        </w:rPr>
+                        <w:t xml:space="preserve">Data Analysis with Excel Power Tools | </w:t>
+                      </w:r>
+                      <w:proofErr w:type="spellStart"/>
+                      <w:r>
+                        <w:rPr>
+                          <w:rFonts w:asciiTheme="minorHAnsi" w:hAnsiTheme="minorHAnsi" w:cstheme="minorHAnsi"/>
+                          <w:b/>
+                          <w:bCs/>
+                        </w:rPr>
+                        <w:t>DataCamp</w:t>
+                      </w:r>
+                      <w:proofErr w:type="spellEnd"/>
+                      <w:r>
+                        <w:rPr>
+                          <w:rFonts w:asciiTheme="minorHAnsi" w:hAnsiTheme="minorHAnsi" w:cstheme="minorHAnsi"/>
+                          <w:b/>
+                          <w:bCs/>
+                        </w:rPr>
+                        <w:t xml:space="preserve"> (Dec 2025)</w:t>
+                      </w:r>
+                    </w:p>
+                    <w:p>
+                      <w:pPr>
+                        <w:pStyle w:val="NormalWeb"/>
+                        <w:numPr>
+                          <w:ilvl w:val="0"/>
+                          <w:numId w:val="18"/>
+                        </w:numPr>
+                        <w:rPr>
+                          <w:rFonts w:cstheme="minorHAnsi"/>
+                        </w:rPr>
+                      </w:pPr>
+                      <w:r>
+                        <w:rPr>
+                          <w:rFonts w:asciiTheme="minorHAnsi" w:hAnsiTheme="minorHAnsi" w:cstheme="minorHAnsi"/>
+                          <w:b/>
+                          <w:bCs/>
+                        </w:rPr>
+                        <w:t xml:space="preserve">Associate Data Analyst in SQL | </w:t>
+                      </w:r>
+                      <w:proofErr w:type="spellStart"/>
+                      <w:r>
+                        <w:rPr>
+                          <w:rFonts w:asciiTheme="minorHAnsi" w:hAnsiTheme="minorHAnsi" w:cstheme="minorHAnsi"/>
+                          <w:b/>
+                          <w:bCs/>
+                        </w:rPr>
+                        <w:t>DataCamp</w:t>
+                      </w:r>
+                      <w:proofErr w:type="spellEnd"/>
+                      <w:r>
+                        <w:rPr>
+                          <w:rFonts w:asciiTheme="minorHAnsi" w:hAnsiTheme="minorHAnsi" w:cstheme="minorHAnsi"/>
+                          <w:b/>
+                          <w:bCs/>
+                        </w:rPr>
+                        <w:t xml:space="preserve"> (Aug 2025)</w:t>
+                      </w:r>
+                    </w:p>
+                  </w:txbxContent>
+                </v:textbox>
+                <w10:wrap type="square"/>
+              </v:shape>
+            </w:pict>
+          </mc:Fallback>
+        </mc:AlternateContent>
+      </w:r>
+      <w:r>
+        <w:rPr>
+          <w:noProof/>
+        </w:rPr>
+        <mc:AlternateContent>
+          <mc:Choice Requires="wps">
+            <w:drawing>
+              <wp:anchor distT="0" distB="0" distL="114300" distR="114300" simplePos="0" relativeHeight="251671552" behindDoc="0" locked="0" layoutInCell="1" allowOverlap="1" wp14:anchorId="7417F5F9" wp14:editId="4F3BB2A7">
                 <wp:simplePos x="0" y="0"/>
                 <wp:positionH relativeFrom="column">
                   <wp:posOffset>-483870</wp:posOffset>
@@ -2259,474 +2949,9 @@
           </mc:Choice>
           <mc:Fallback>
             <w:pict>
-              <v:line w14:anchorId="109DC082" id="Straight Connector 10" o:spid="_x0000_s1026" style="position:absolute;z-index:251671552;visibility:visible;mso-wrap-style:square;mso-width-percent:0;mso-height-percent:0;mso-wrap-distance-left:9pt;mso-wrap-distance-top:0;mso-wrap-distance-right:9pt;mso-wrap-distance-bottom:0;mso-position-horizontal:absolute;mso-position-horizontal-relative:text;mso-position-vertical:absolute;mso-position-vertical-relative:text;mso-width-percent:0;mso-height-percent:0;mso-width-relative:margin;mso-height-relative:margin" from="-38.1pt,160.05pt" to="503.5pt,160.05pt" o:gfxdata="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" strokecolor="#5a5a5a [2109]" strokeweight="0">
+              <v:line w14:anchorId="66031DFA" id="Straight Connector 10" o:spid="_x0000_s1026" style="position:absolute;z-index:251671552;visibility:visible;mso-wrap-style:square;mso-width-percent:0;mso-height-percent:0;mso-wrap-distance-left:9pt;mso-wrap-distance-top:0;mso-wrap-distance-right:9pt;mso-wrap-distance-bottom:0;mso-position-horizontal:absolute;mso-position-horizontal-relative:text;mso-position-vertical:absolute;mso-position-vertical-relative:text;mso-width-percent:0;mso-height-percent:0;mso-width-relative:margin;mso-height-relative:margin" from="-38.1pt,160.05pt" to="503.5pt,160.05pt" o:gfxdata="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" strokecolor="#5a5a5a [2109]" strokeweight="0">
                 <v:stroke joinstyle="miter"/>
               </v:line>
-            </w:pict>
-          </mc:Fallback>
-        </mc:AlternateContent>
-      </w:r>
-      <w:r>
-        <w:rPr>
-          <w:noProof/>
-        </w:rPr>
-        <mc:AlternateContent>
-          <mc:Choice Requires="wps">
-            <w:drawing>
-              <wp:anchor distT="0" distB="0" distL="114300" distR="114300" simplePos="0" relativeHeight="251676672" behindDoc="0" locked="0" layoutInCell="1" allowOverlap="1" wp14:anchorId="0E612043" wp14:editId="755B155C">
-                <wp:simplePos x="0" y="0"/>
-                <wp:positionH relativeFrom="column">
-                  <wp:posOffset>-446983</wp:posOffset>
-                </wp:positionH>
-                <wp:positionV relativeFrom="paragraph">
-                  <wp:posOffset>3664282</wp:posOffset>
-                </wp:positionV>
-                <wp:extent cx="6878320" cy="0"/>
-                <wp:effectExtent l="0" t="0" r="0" b="0"/>
-                <wp:wrapNone/>
-                <wp:docPr id="16" name="Straight Connector 16"/>
-                <wp:cNvGraphicFramePr/>
-                <a:graphic xmlns:a="http://schemas.openxmlformats.org/drawingml/2006/main">
-                  <a:graphicData uri="http://schemas.microsoft.com/office/word/2010/wordprocessingShape">
-                    <wps:wsp>
-                      <wps:cNvCnPr/>
-                      <wps:spPr>
-                        <a:xfrm>
-                          <a:off x="0" y="0"/>
-                          <a:ext cx="6878320" cy="0"/>
-                        </a:xfrm>
-                        <a:prstGeom prst="line">
-                          <a:avLst/>
-                        </a:prstGeom>
-                        <a:ln w="0" cap="flat">
-                          <a:solidFill>
-                            <a:schemeClr val="tx1">
-                              <a:lumMod val="65000"/>
-                              <a:lumOff val="35000"/>
-                            </a:schemeClr>
-                          </a:solidFill>
-                        </a:ln>
-                      </wps:spPr>
-                      <wps:style>
-                        <a:lnRef idx="1">
-                          <a:schemeClr val="accent1"/>
-                        </a:lnRef>
-                        <a:fillRef idx="0">
-                          <a:schemeClr val="accent1"/>
-                        </a:fillRef>
-                        <a:effectRef idx="0">
-                          <a:schemeClr val="accent1"/>
-                        </a:effectRef>
-                        <a:fontRef idx="minor">
-                          <a:schemeClr val="tx1"/>
-                        </a:fontRef>
-                      </wps:style>
-                      <wps:bodyPr/>
-                    </wps:wsp>
-                  </a:graphicData>
-                </a:graphic>
-                <wp14:sizeRelH relativeFrom="margin">
-                  <wp14:pctWidth>0</wp14:pctWidth>
-                </wp14:sizeRelH>
-                <wp14:sizeRelV relativeFrom="margin">
-                  <wp14:pctHeight>0</wp14:pctHeight>
-                </wp14:sizeRelV>
-              </wp:anchor>
-            </w:drawing>
-          </mc:Choice>
-          <mc:Fallback>
-            <w:pict>
-              <v:line w14:anchorId="69BA7671" id="Straight Connector 16" o:spid="_x0000_s1026" style="position:absolute;z-index:251676672;visibility:visible;mso-wrap-style:square;mso-width-percent:0;mso-height-percent:0;mso-wrap-distance-left:9pt;mso-wrap-distance-top:0;mso-wrap-distance-right:9pt;mso-wrap-distance-bottom:0;mso-position-horizontal:absolute;mso-position-horizontal-relative:text;mso-position-vertical:absolute;mso-position-vertical-relative:text;mso-width-percent:0;mso-height-percent:0;mso-width-relative:margin;mso-height-relative:margin" from="-35.2pt,288.55pt" to="506.4pt,288.55pt" o:gfxdata="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" strokecolor="#5a5a5a [2109]" strokeweight="0">
-                <v:stroke joinstyle="miter"/>
-              </v:line>
-            </w:pict>
-          </mc:Fallback>
-        </mc:AlternateContent>
-      </w:r>
-      <w:r>
-        <w:rPr>
-          <w:noProof/>
-        </w:rPr>
-        <mc:AlternateContent>
-          <mc:Choice Requires="wps">
-            <w:drawing>
-              <wp:anchor distT="45720" distB="45720" distL="114300" distR="114300" simplePos="0" relativeHeight="251672576" behindDoc="0" locked="0" layoutInCell="1" allowOverlap="1" wp14:anchorId="49482BE8" wp14:editId="5C19E9FB">
-                <wp:simplePos x="0" y="0"/>
-                <wp:positionH relativeFrom="column">
-                  <wp:posOffset>-612197</wp:posOffset>
-                </wp:positionH>
-                <wp:positionV relativeFrom="paragraph">
-                  <wp:posOffset>2155152</wp:posOffset>
-                </wp:positionV>
-                <wp:extent cx="7040880" cy="1623695"/>
-                <wp:effectExtent l="0" t="0" r="7620" b="0"/>
-                <wp:wrapSquare wrapText="bothSides"/>
-                <wp:docPr id="11" name="Text Box 2"/>
-                <wp:cNvGraphicFramePr>
-                  <a:graphicFrameLocks xmlns:a="http://schemas.openxmlformats.org/drawingml/2006/main"/>
-                </wp:cNvGraphicFramePr>
-                <a:graphic xmlns:a="http://schemas.openxmlformats.org/drawingml/2006/main">
-                  <a:graphicData uri="http://schemas.microsoft.com/office/word/2010/wordprocessingShape">
-                    <wps:wsp>
-                      <wps:cNvSpPr txBox="1">
-                        <a:spLocks noChangeArrowheads="1"/>
-                      </wps:cNvSpPr>
-                      <wps:spPr bwMode="auto">
-                        <a:xfrm>
-                          <a:off x="0" y="0"/>
-                          <a:ext cx="7040880" cy="1623695"/>
-                        </a:xfrm>
-                        <a:prstGeom prst="rect">
-                          <a:avLst/>
-                        </a:prstGeom>
-                        <a:solidFill>
-                          <a:srgbClr val="FFFFFF"/>
-                        </a:solidFill>
-                        <a:ln w="9525">
-                          <a:noFill/>
-                          <a:miter lim="800000"/>
-                          <a:headEnd/>
-                          <a:tailEnd/>
-                        </a:ln>
-                      </wps:spPr>
-                      <wps:txbx>
-                        <w:txbxContent>
-                          <w:p>
-                            <w:pPr>
-                              <w:pStyle w:val="NormalWeb"/>
-                              <w:rPr>
-                                <w:rFonts w:asciiTheme="minorHAnsi" w:hAnsiTheme="minorHAnsi" w:cstheme="minorHAnsi"/>
-                                <w:sz w:val="40"/>
-                                <w:szCs w:val="40"/>
-                              </w:rPr>
-                            </w:pPr>
-                            <w:r>
-                              <w:rPr>
-                                <w:rFonts w:asciiTheme="minorHAnsi" w:hAnsiTheme="minorHAnsi" w:cstheme="minorHAnsi"/>
-                                <w:b/>
-                                <w:bCs/>
-                                <w:sz w:val="40"/>
-                                <w:szCs w:val="40"/>
-                              </w:rPr>
-                              <w:t>CERTIFICATIONS</w:t>
-                            </w:r>
-                          </w:p>
-                          <w:p>
-                            <w:pPr>
-                              <w:numPr>
-                                <w:ilvl w:val="0"/>
-                                <w:numId w:val="6"/>
-                              </w:numPr>
-                              <w:spacing w:before="100" w:beforeAutospacing="1" w:after="100" w:afterAutospacing="1" w:line="240" w:lineRule="auto"/>
-                              <w:rPr>
-                                <w:rFonts w:eastAsia="Times New Roman" w:cstheme="minorHAnsi"/>
-                                <w:sz w:val="24"/>
-                                <w:szCs w:val="24"/>
-                              </w:rPr>
-                            </w:pPr>
-                            <w:r>
-                              <w:rPr>
-                                <w:rFonts w:eastAsia="Times New Roman" w:cstheme="minorHAnsi"/>
-                                <w:b/>
-                                <w:bCs/>
-                                <w:sz w:val="24"/>
-                                <w:szCs w:val="24"/>
-                              </w:rPr>
-                              <w:t>Specialized Diploma in Applied AI &amp; Data Analytics</w:t>
-                            </w:r>
-                            <w:r>
-                              <w:rPr>
-                                <w:rFonts w:eastAsia="Times New Roman" w:cstheme="minorHAnsi"/>
-                                <w:sz w:val="24"/>
-                                <w:szCs w:val="24"/>
-                              </w:rPr>
-                              <w:t xml:space="preserve"> | MCIT &amp; EMA (In Progress).</w:t>
-                            </w:r>
-                          </w:p>
-                          <w:p>
-                            <w:pPr>
-                              <w:numPr>
-                                <w:ilvl w:val="0"/>
-                                <w:numId w:val="6"/>
-                              </w:numPr>
-                              <w:spacing w:before="100" w:beforeAutospacing="1" w:after="100" w:afterAutospacing="1" w:line="240" w:lineRule="auto"/>
-                              <w:rPr>
-                                <w:rFonts w:eastAsia="Times New Roman" w:cstheme="minorHAnsi"/>
-                                <w:sz w:val="24"/>
-                                <w:szCs w:val="24"/>
-                              </w:rPr>
-                            </w:pPr>
-                            <w:r>
-                              <w:rPr>
-                                <w:rFonts w:eastAsia="Times New Roman" w:cstheme="minorHAnsi"/>
-                                <w:b/>
-                                <w:bCs/>
-                                <w:sz w:val="24"/>
-                                <w:szCs w:val="24"/>
-                              </w:rPr>
-                              <w:t>Google Advanced Data Analytics Professional Certificate</w:t>
-                            </w:r>
-                            <w:r>
-                              <w:rPr>
-                                <w:rFonts w:eastAsia="Times New Roman" w:cstheme="minorHAnsi"/>
-                                <w:sz w:val="24"/>
-                                <w:szCs w:val="24"/>
-                              </w:rPr>
-                              <w:t xml:space="preserve"> | Coursera (Dec 2025).</w:t>
-                            </w:r>
-                          </w:p>
-                          <w:p>
-                            <w:pPr>
-                              <w:numPr>
-                                <w:ilvl w:val="0"/>
-                                <w:numId w:val="6"/>
-                              </w:numPr>
-                              <w:spacing w:before="100" w:beforeAutospacing="1" w:after="100" w:afterAutospacing="1" w:line="240" w:lineRule="auto"/>
-                              <w:rPr>
-                                <w:rFonts w:eastAsia="Times New Roman" w:cstheme="minorHAnsi"/>
-                                <w:sz w:val="24"/>
-                                <w:szCs w:val="24"/>
-                              </w:rPr>
-                            </w:pPr>
-                            <w:r>
-                              <w:rPr>
-                                <w:rFonts w:eastAsia="Times New Roman" w:cstheme="minorHAnsi"/>
-                                <w:b/>
-                                <w:bCs/>
-                                <w:sz w:val="24"/>
-                                <w:szCs w:val="24"/>
-                              </w:rPr>
-                              <w:t>Data Analysis with Excel Power Tools</w:t>
-                            </w:r>
-                            <w:r>
-                              <w:rPr>
-                                <w:rFonts w:eastAsia="Times New Roman" w:cstheme="minorHAnsi"/>
-                                <w:sz w:val="24"/>
-                                <w:szCs w:val="24"/>
-                              </w:rPr>
-                              <w:t xml:space="preserve"> | DataCamp (Dec 2025).</w:t>
-                            </w:r>
-                          </w:p>
-                          <w:p>
-                            <w:pPr>
-                              <w:numPr>
-                                <w:ilvl w:val="0"/>
-                                <w:numId w:val="6"/>
-                              </w:numPr>
-                              <w:spacing w:before="100" w:beforeAutospacing="1" w:after="100" w:afterAutospacing="1" w:line="240" w:lineRule="auto"/>
-                              <w:rPr>
-                                <w:rFonts w:eastAsia="Times New Roman" w:cstheme="minorHAnsi"/>
-                                <w:sz w:val="24"/>
-                                <w:szCs w:val="24"/>
-                              </w:rPr>
-                            </w:pPr>
-                            <w:r>
-                              <w:rPr>
-                                <w:rFonts w:eastAsia="Times New Roman" w:cstheme="minorHAnsi"/>
-                                <w:b/>
-                                <w:bCs/>
-                                <w:sz w:val="24"/>
-                                <w:szCs w:val="24"/>
-                              </w:rPr>
-                              <w:t>Associate Data Analyst in SQL</w:t>
-                            </w:r>
-                            <w:r>
-                              <w:rPr>
-                                <w:rFonts w:eastAsia="Times New Roman" w:cstheme="minorHAnsi"/>
-                                <w:sz w:val="24"/>
-                                <w:szCs w:val="24"/>
-                              </w:rPr>
-                              <w:t xml:space="preserve"> | DataCamp (Aug 2025).</w:t>
-                            </w:r>
-                          </w:p>
-                          <w:p>
-                            <w:pPr>
-                              <w:rPr>
-                                <w:rFonts w:cstheme="minorHAnsi"/>
-                              </w:rPr>
-                            </w:pPr>
-                          </w:p>
-                        </w:txbxContent>
-                      </wps:txbx>
-                      <wps:bodyPr rot="0" vert="horz" wrap="square" lIns="91440" tIns="45720" rIns="91440" bIns="45720" anchor="t" anchorCtr="0">
-                        <a:noAutofit/>
-                      </wps:bodyPr>
-                    </wps:wsp>
-                  </a:graphicData>
-                </a:graphic>
-                <wp14:sizeRelH relativeFrom="margin">
-                  <wp14:pctWidth>0</wp14:pctWidth>
-                </wp14:sizeRelH>
-                <wp14:sizeRelV relativeFrom="margin">
-                  <wp14:pctHeight>0</wp14:pctHeight>
-                </wp14:sizeRelV>
-              </wp:anchor>
-            </w:drawing>
-          </mc:Choice>
-          <mc:Fallback>
-            <w:pict>
-              <v:shape w14:anchorId="49482BE8" id="_x0000_s1031" type="#_x0000_t202" style="position:absolute;margin-left:-48.2pt;margin-top:169.7pt;width:554.4pt;height:127.85pt;z-index:251672576;visibility:visible;mso-wrap-style:square;mso-width-percent:0;mso-height-percent:0;mso-wrap-distance-left:9pt;mso-wrap-distance-top:3.6pt;mso-wrap-distance-right:9pt;mso-wrap-distance-bottom:3.6pt;mso-position-horizontal:absolute;mso-position-horizontal-relative:text;mso-position-vertical:absolute;mso-position-vertical-relative:text;mso-width-percent:0;mso-height-percent:0;mso-width-relative:margin;mso-height-relative:margin;v-text-anchor:top" o:gfxdata="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" stroked="f">
-                <v:textbox>
-                  <w:txbxContent>
-                    <w:p>
-                      <w:pPr>
-                        <w:pStyle w:val="NormalWeb"/>
-                        <w:rPr>
-                          <w:rFonts w:asciiTheme="minorHAnsi" w:hAnsiTheme="minorHAnsi" w:cstheme="minorHAnsi"/>
-                          <w:sz w:val="40"/>
-                          <w:szCs w:val="40"/>
-                        </w:rPr>
-                      </w:pPr>
-                      <w:r>
-                        <w:rPr>
-                          <w:rFonts w:asciiTheme="minorHAnsi" w:hAnsiTheme="minorHAnsi" w:cstheme="minorHAnsi"/>
-                          <w:b/>
-                          <w:bCs/>
-                          <w:sz w:val="40"/>
-                          <w:szCs w:val="40"/>
-                        </w:rPr>
-                        <w:t>CERTIFICATIONS</w:t>
-                      </w:r>
-                    </w:p>
-                    <w:p>
-                      <w:pPr>
-                        <w:numPr>
-                          <w:ilvl w:val="0"/>
-                          <w:numId w:val="6"/>
-                        </w:numPr>
-                        <w:spacing w:before="100" w:beforeAutospacing="1" w:after="100" w:afterAutospacing="1" w:line="240" w:lineRule="auto"/>
-                        <w:rPr>
-                          <w:rFonts w:eastAsia="Times New Roman" w:cstheme="minorHAnsi"/>
-                          <w:sz w:val="24"/>
-                          <w:szCs w:val="24"/>
-                        </w:rPr>
-                      </w:pPr>
-                      <w:r>
-                        <w:rPr>
-                          <w:rFonts w:eastAsia="Times New Roman" w:cstheme="minorHAnsi"/>
-                          <w:b/>
-                          <w:bCs/>
-                          <w:sz w:val="24"/>
-                          <w:szCs w:val="24"/>
-                        </w:rPr>
-                        <w:t>Specialized Diploma in Applied AI &amp; Data Analytics</w:t>
-                      </w:r>
-                      <w:r>
-                        <w:rPr>
-                          <w:rFonts w:eastAsia="Times New Roman" w:cstheme="minorHAnsi"/>
-                          <w:sz w:val="24"/>
-                          <w:szCs w:val="24"/>
-                        </w:rPr>
-                        <w:t xml:space="preserve"> | MCIT &amp; EMA (In Progress).</w:t>
-                      </w:r>
-                    </w:p>
-                    <w:p>
-                      <w:pPr>
-                        <w:numPr>
-                          <w:ilvl w:val="0"/>
-                          <w:numId w:val="6"/>
-                        </w:numPr>
-                        <w:spacing w:before="100" w:beforeAutospacing="1" w:after="100" w:afterAutospacing="1" w:line="240" w:lineRule="auto"/>
-                        <w:rPr>
-                          <w:rFonts w:eastAsia="Times New Roman" w:cstheme="minorHAnsi"/>
-                          <w:sz w:val="24"/>
-                          <w:szCs w:val="24"/>
-                        </w:rPr>
-                      </w:pPr>
-                      <w:r>
-                        <w:rPr>
-                          <w:rFonts w:eastAsia="Times New Roman" w:cstheme="minorHAnsi"/>
-                          <w:b/>
-                          <w:bCs/>
-                          <w:sz w:val="24"/>
-                          <w:szCs w:val="24"/>
-                        </w:rPr>
-                        <w:t>Google Advanced Data Analytics Professional Certificate</w:t>
-                      </w:r>
-                      <w:r>
-                        <w:rPr>
-                          <w:rFonts w:eastAsia="Times New Roman" w:cstheme="minorHAnsi"/>
-                          <w:sz w:val="24"/>
-                          <w:szCs w:val="24"/>
-                        </w:rPr>
-                        <w:t xml:space="preserve"> | Coursera (Dec 2025).</w:t>
-                      </w:r>
-                    </w:p>
-                    <w:p>
-                      <w:pPr>
-                        <w:numPr>
-                          <w:ilvl w:val="0"/>
-                          <w:numId w:val="6"/>
-                        </w:numPr>
-                        <w:spacing w:before="100" w:beforeAutospacing="1" w:after="100" w:afterAutospacing="1" w:line="240" w:lineRule="auto"/>
-                        <w:rPr>
-                          <w:rFonts w:eastAsia="Times New Roman" w:cstheme="minorHAnsi"/>
-                          <w:sz w:val="24"/>
-                          <w:szCs w:val="24"/>
-                        </w:rPr>
-                      </w:pPr>
-                      <w:r>
-                        <w:rPr>
-                          <w:rFonts w:eastAsia="Times New Roman" w:cstheme="minorHAnsi"/>
-                          <w:b/>
-                          <w:bCs/>
-                          <w:sz w:val="24"/>
-                          <w:szCs w:val="24"/>
-                        </w:rPr>
-                        <w:t>Data Analysis with Excel Power Tools</w:t>
-                      </w:r>
-                      <w:r>
-                        <w:rPr>
-                          <w:rFonts w:eastAsia="Times New Roman" w:cstheme="minorHAnsi"/>
-                          <w:sz w:val="24"/>
-                          <w:szCs w:val="24"/>
-                        </w:rPr>
-                        <w:t xml:space="preserve"> | DataCamp (Dec 2025).</w:t>
-                      </w:r>
-                    </w:p>
-                    <w:p>
-                      <w:pPr>
-                        <w:numPr>
-                          <w:ilvl w:val="0"/>
-                          <w:numId w:val="6"/>
-                        </w:numPr>
-                        <w:spacing w:before="100" w:beforeAutospacing="1" w:after="100" w:afterAutospacing="1" w:line="240" w:lineRule="auto"/>
-                        <w:rPr>
-                          <w:rFonts w:eastAsia="Times New Roman" w:cstheme="minorHAnsi"/>
-                          <w:sz w:val="24"/>
-                          <w:szCs w:val="24"/>
-                        </w:rPr>
-                      </w:pPr>
-                      <w:r>
-                        <w:rPr>
-                          <w:rFonts w:eastAsia="Times New Roman" w:cstheme="minorHAnsi"/>
-                          <w:b/>
-                          <w:bCs/>
-                          <w:sz w:val="24"/>
-                          <w:szCs w:val="24"/>
-                        </w:rPr>
-                        <w:t>Associate Data Analyst in SQL</w:t>
-                      </w:r>
-                      <w:r>
-                        <w:rPr>
-                          <w:rFonts w:eastAsia="Times New Roman" w:cstheme="minorHAnsi"/>
-                          <w:sz w:val="24"/>
-                          <w:szCs w:val="24"/>
-                        </w:rPr>
-                        <w:t xml:space="preserve"> | DataCamp (Aug 2025).</w:t>
-                      </w:r>
-                    </w:p>
-                    <w:p>
-                      <w:pPr>
-                        <w:rPr>
-                          <w:rFonts w:cstheme="minorHAnsi"/>
-                        </w:rPr>
-                      </w:pPr>
-                    </w:p>
-                  </w:txbxContent>
-                </v:textbox>
-                <w10:wrap type="square"/>
-              </v:shape>
             </w:pict>
           </mc:Fallback>
         </mc:AlternateContent>
@@ -3267,6 +3492,569 @@
 <file path=word/numbering.xml><?xml version="1.0" encoding="utf-8"?>
 <w:numbering xmlns:wpc="http://schemas.microsoft.com/office/word/2010/wordprocessingCanvas" xmlns:cx="http://schemas.microsoft.com/office/drawing/2014/chartex" xmlns:cx1="http://schemas.microsoft.com/office/drawing/2015/9/8/chartex" xmlns:cx2="http://schemas.microsoft.com/office/drawing/2015/10/21/chartex" xmlns:cx3="http://schemas.microsoft.com/office/drawing/2016/5/9/chartex" xmlns:cx4="http://schemas.microsoft.com/office/drawing/2016/5/10/chartex" xmlns:cx5="http://schemas.microsoft.com/office/drawing/2016/5/11/chartex" xmlns:cx6="http://schemas.microsoft.com/office/drawing/2016/5/12/chartex" xmlns:cx7="http://schemas.microsoft.com/office/drawing/2016/5/13/chartex" xmlns:cx8="http://schemas.microsoft.com/office/drawing/2016/5/14/chartex" xmlns:mc="http://schemas.openxmlformats.org/markup-compatibility/2006" xmlns:aink="http://schemas.microsoft.com/office/drawing/2016/ink" xmlns:am3d="http://schemas.microsoft.com/office/drawing/2017/model3d" xmlns:o="urn:schemas-microsoft-com:office:office" xmlns:r="http://schemas.openxmlformats.org/officeDocument/2006/relationships" xmlns:m="http://schemas.openxmlformats.org/officeDocument/2006/math" xmlns:v="urn:schemas-microsoft-com:vml" xmlns:wp14="http://schemas.microsoft.com/office/word/2010/wordprocessingDrawing" xmlns:wp="http://schemas.openxmlformats.org/drawingml/2006/wordprocessingDrawing" xmlns:w10="urn:schemas-microsoft-com:office:word" xmlns:w="http://schemas.openxmlformats.org/wordprocessingml/2006/main" xmlns:w14="http://schemas.microsoft.com/office/word/2010/wordml" xmlns:w15="http://schemas.microsoft.com/office/word/2012/wordml" xmlns:w16cid="http://schemas.microsoft.com/office/word/2016/wordml/cid" xmlns:w16se="http://schemas.microsoft.com/office/word/2015/wordml/symex" xmlns:wpg="http://schemas.microsoft.com/office/word/2010/wordprocessingGroup" xmlns:wpi="http://schemas.microsoft.com/office/word/2010/wordprocessingInk" xmlns:wne="http://schemas.microsoft.com/office/word/2006/wordml" xmlns:wps="http://schemas.microsoft.com/office/word/2010/wordprocessingShape" mc:Ignorable="w14 w15 w16se w16cid wp14">
   <w:abstractNum w:abstractNumId="0" w15:restartNumberingAfterBreak="0">
+    <w:nsid w:val="00420A5A"/>
+    <w:multiLevelType w:val="hybridMultilevel"/>
+    <w:tmpl w:val="92240FA8"/>
+    <w:lvl w:ilvl="0" w:tplc="04090001">
+      <w:start w:val="1"/>
+      <w:numFmt w:val="bullet"/>
+      <w:lvlText w:val=""/>
+      <w:lvlJc w:val="left"/>
+      <w:pPr>
+        <w:ind w:left="720" w:hanging="360"/>
+      </w:pPr>
+      <w:rPr>
+        <w:rFonts w:ascii="Symbol" w:hAnsi="Symbol" w:hint="default"/>
+      </w:rPr>
+    </w:lvl>
+    <w:lvl w:ilvl="1" w:tplc="04090003" w:tentative="1">
+      <w:start w:val="1"/>
+      <w:numFmt w:val="bullet"/>
+      <w:lvlText w:val="o"/>
+      <w:lvlJc w:val="left"/>
+      <w:pPr>
+        <w:ind w:left="1440" w:hanging="360"/>
+      </w:pPr>
+      <w:rPr>
+        <w:rFonts w:ascii="Courier New" w:hAnsi="Courier New" w:cs="Courier New" w:hint="default"/>
+      </w:rPr>
+    </w:lvl>
+    <w:lvl w:ilvl="2" w:tplc="04090005" w:tentative="1">
+      <w:start w:val="1"/>
+      <w:numFmt w:val="bullet"/>
+      <w:lvlText w:val=""/>
+      <w:lvlJc w:val="left"/>
+      <w:pPr>
+        <w:ind w:left="2160" w:hanging="360"/>
+      </w:pPr>
+      <w:rPr>
+        <w:rFonts w:ascii="Wingdings" w:hAnsi="Wingdings" w:hint="default"/>
+      </w:rPr>
+    </w:lvl>
+    <w:lvl w:ilvl="3" w:tplc="04090001" w:tentative="1">
+      <w:start w:val="1"/>
+      <w:numFmt w:val="bullet"/>
+      <w:lvlText w:val=""/>
+      <w:lvlJc w:val="left"/>
+      <w:pPr>
+        <w:ind w:left="2880" w:hanging="360"/>
+      </w:pPr>
+      <w:rPr>
+        <w:rFonts w:ascii="Symbol" w:hAnsi="Symbol" w:hint="default"/>
+      </w:rPr>
+    </w:lvl>
+    <w:lvl w:ilvl="4" w:tplc="04090003" w:tentative="1">
+      <w:start w:val="1"/>
+      <w:numFmt w:val="bullet"/>
+      <w:lvlText w:val="o"/>
+      <w:lvlJc w:val="left"/>
+      <w:pPr>
+        <w:ind w:left="3600" w:hanging="360"/>
+      </w:pPr>
+      <w:rPr>
+        <w:rFonts w:ascii="Courier New" w:hAnsi="Courier New" w:cs="Courier New" w:hint="default"/>
+      </w:rPr>
+    </w:lvl>
+    <w:lvl w:ilvl="5" w:tplc="04090005" w:tentative="1">
+      <w:start w:val="1"/>
+      <w:numFmt w:val="bullet"/>
+      <w:lvlText w:val=""/>
+      <w:lvlJc w:val="left"/>
+      <w:pPr>
+        <w:ind w:left="4320" w:hanging="360"/>
+      </w:pPr>
+      <w:rPr>
+        <w:rFonts w:ascii="Wingdings" w:hAnsi="Wingdings" w:hint="default"/>
+      </w:rPr>
+    </w:lvl>
+    <w:lvl w:ilvl="6" w:tplc="04090001" w:tentative="1">
+      <w:start w:val="1"/>
+      <w:numFmt w:val="bullet"/>
+      <w:lvlText w:val=""/>
+      <w:lvlJc w:val="left"/>
+      <w:pPr>
+        <w:ind w:left="5040" w:hanging="360"/>
+      </w:pPr>
+      <w:rPr>
+        <w:rFonts w:ascii="Symbol" w:hAnsi="Symbol" w:hint="default"/>
+      </w:rPr>
+    </w:lvl>
+    <w:lvl w:ilvl="7" w:tplc="04090003" w:tentative="1">
+      <w:start w:val="1"/>
+      <w:numFmt w:val="bullet"/>
+      <w:lvlText w:val="o"/>
+      <w:lvlJc w:val="left"/>
+      <w:pPr>
+        <w:ind w:left="5760" w:hanging="360"/>
+      </w:pPr>
+      <w:rPr>
+        <w:rFonts w:ascii="Courier New" w:hAnsi="Courier New" w:cs="Courier New" w:hint="default"/>
+      </w:rPr>
+    </w:lvl>
+    <w:lvl w:ilvl="8" w:tplc="04090005" w:tentative="1">
+      <w:start w:val="1"/>
+      <w:numFmt w:val="bullet"/>
+      <w:lvlText w:val=""/>
+      <w:lvlJc w:val="left"/>
+      <w:pPr>
+        <w:ind w:left="6480" w:hanging="360"/>
+      </w:pPr>
+      <w:rPr>
+        <w:rFonts w:ascii="Wingdings" w:hAnsi="Wingdings" w:hint="default"/>
+      </w:rPr>
+    </w:lvl>
+  </w:abstractNum>
+  <w:abstractNum w:abstractNumId="1" w15:restartNumberingAfterBreak="0">
+    <w:nsid w:val="09756BF9"/>
+    <w:multiLevelType w:val="hybridMultilevel"/>
+    <w:tmpl w:val="F17244E2"/>
+    <w:lvl w:ilvl="0" w:tplc="7760FC98">
+      <w:numFmt w:val="bullet"/>
+      <w:lvlText w:val="•"/>
+      <w:lvlJc w:val="left"/>
+      <w:pPr>
+        <w:ind w:left="360" w:hanging="360"/>
+      </w:pPr>
+      <w:rPr>
+        <w:rFonts w:ascii="Times New Roman" w:eastAsia="Times New Roman" w:hAnsi="Times New Roman" w:cs="Times New Roman" w:hint="default"/>
+        <w:b/>
+      </w:rPr>
+    </w:lvl>
+    <w:lvl w:ilvl="1" w:tplc="04090003" w:tentative="1">
+      <w:start w:val="1"/>
+      <w:numFmt w:val="bullet"/>
+      <w:lvlText w:val="o"/>
+      <w:lvlJc w:val="left"/>
+      <w:pPr>
+        <w:ind w:left="1080" w:hanging="360"/>
+      </w:pPr>
+      <w:rPr>
+        <w:rFonts w:ascii="Courier New" w:hAnsi="Courier New" w:cs="Courier New" w:hint="default"/>
+      </w:rPr>
+    </w:lvl>
+    <w:lvl w:ilvl="2" w:tplc="04090005" w:tentative="1">
+      <w:start w:val="1"/>
+      <w:numFmt w:val="bullet"/>
+      <w:lvlText w:val=""/>
+      <w:lvlJc w:val="left"/>
+      <w:pPr>
+        <w:ind w:left="1800" w:hanging="360"/>
+      </w:pPr>
+      <w:rPr>
+        <w:rFonts w:ascii="Wingdings" w:hAnsi="Wingdings" w:hint="default"/>
+      </w:rPr>
+    </w:lvl>
+    <w:lvl w:ilvl="3" w:tplc="04090001" w:tentative="1">
+      <w:start w:val="1"/>
+      <w:numFmt w:val="bullet"/>
+      <w:lvlText w:val=""/>
+      <w:lvlJc w:val="left"/>
+      <w:pPr>
+        <w:ind w:left="2520" w:hanging="360"/>
+      </w:pPr>
+      <w:rPr>
+        <w:rFonts w:ascii="Symbol" w:hAnsi="Symbol" w:hint="default"/>
+      </w:rPr>
+    </w:lvl>
+    <w:lvl w:ilvl="4" w:tplc="04090003" w:tentative="1">
+      <w:start w:val="1"/>
+      <w:numFmt w:val="bullet"/>
+      <w:lvlText w:val="o"/>
+      <w:lvlJc w:val="left"/>
+      <w:pPr>
+        <w:ind w:left="3240" w:hanging="360"/>
+      </w:pPr>
+      <w:rPr>
+        <w:rFonts w:ascii="Courier New" w:hAnsi="Courier New" w:cs="Courier New" w:hint="default"/>
+      </w:rPr>
+    </w:lvl>
+    <w:lvl w:ilvl="5" w:tplc="04090005" w:tentative="1">
+      <w:start w:val="1"/>
+      <w:numFmt w:val="bullet"/>
+      <w:lvlText w:val=""/>
+      <w:lvlJc w:val="left"/>
+      <w:pPr>
+        <w:ind w:left="3960" w:hanging="360"/>
+      </w:pPr>
+      <w:rPr>
+        <w:rFonts w:ascii="Wingdings" w:hAnsi="Wingdings" w:hint="default"/>
+      </w:rPr>
+    </w:lvl>
+    <w:lvl w:ilvl="6" w:tplc="04090001" w:tentative="1">
+      <w:start w:val="1"/>
+      <w:numFmt w:val="bullet"/>
+      <w:lvlText w:val=""/>
+      <w:lvlJc w:val="left"/>
+      <w:pPr>
+        <w:ind w:left="4680" w:hanging="360"/>
+      </w:pPr>
+      <w:rPr>
+        <w:rFonts w:ascii="Symbol" w:hAnsi="Symbol" w:hint="default"/>
+      </w:rPr>
+    </w:lvl>
+    <w:lvl w:ilvl="7" w:tplc="04090003" w:tentative="1">
+      <w:start w:val="1"/>
+      <w:numFmt w:val="bullet"/>
+      <w:lvlText w:val="o"/>
+      <w:lvlJc w:val="left"/>
+      <w:pPr>
+        <w:ind w:left="5400" w:hanging="360"/>
+      </w:pPr>
+      <w:rPr>
+        <w:rFonts w:ascii="Courier New" w:hAnsi="Courier New" w:cs="Courier New" w:hint="default"/>
+      </w:rPr>
+    </w:lvl>
+    <w:lvl w:ilvl="8" w:tplc="04090005" w:tentative="1">
+      <w:start w:val="1"/>
+      <w:numFmt w:val="bullet"/>
+      <w:lvlText w:val=""/>
+      <w:lvlJc w:val="left"/>
+      <w:pPr>
+        <w:ind w:left="6120" w:hanging="360"/>
+      </w:pPr>
+      <w:rPr>
+        <w:rFonts w:ascii="Wingdings" w:hAnsi="Wingdings" w:hint="default"/>
+      </w:rPr>
+    </w:lvl>
+  </w:abstractNum>
+  <w:abstractNum w:abstractNumId="2" w15:restartNumberingAfterBreak="0">
+    <w:nsid w:val="105301D2"/>
+    <w:multiLevelType w:val="hybridMultilevel"/>
+    <w:tmpl w:val="1AEC21AE"/>
+    <w:lvl w:ilvl="0" w:tplc="04090001">
+      <w:start w:val="1"/>
+      <w:numFmt w:val="bullet"/>
+      <w:lvlText w:val=""/>
+      <w:lvlJc w:val="left"/>
+      <w:pPr>
+        <w:ind w:left="720" w:hanging="360"/>
+      </w:pPr>
+      <w:rPr>
+        <w:rFonts w:ascii="Symbol" w:hAnsi="Symbol" w:hint="default"/>
+      </w:rPr>
+    </w:lvl>
+    <w:lvl w:ilvl="1" w:tplc="04090003" w:tentative="1">
+      <w:start w:val="1"/>
+      <w:numFmt w:val="bullet"/>
+      <w:lvlText w:val="o"/>
+      <w:lvlJc w:val="left"/>
+      <w:pPr>
+        <w:ind w:left="1440" w:hanging="360"/>
+      </w:pPr>
+      <w:rPr>
+        <w:rFonts w:ascii="Courier New" w:hAnsi="Courier New" w:cs="Courier New" w:hint="default"/>
+      </w:rPr>
+    </w:lvl>
+    <w:lvl w:ilvl="2" w:tplc="04090005" w:tentative="1">
+      <w:start w:val="1"/>
+      <w:numFmt w:val="bullet"/>
+      <w:lvlText w:val=""/>
+      <w:lvlJc w:val="left"/>
+      <w:pPr>
+        <w:ind w:left="2160" w:hanging="360"/>
+      </w:pPr>
+      <w:rPr>
+        <w:rFonts w:ascii="Wingdings" w:hAnsi="Wingdings" w:hint="default"/>
+      </w:rPr>
+    </w:lvl>
+    <w:lvl w:ilvl="3" w:tplc="04090001" w:tentative="1">
+      <w:start w:val="1"/>
+      <w:numFmt w:val="bullet"/>
+      <w:lvlText w:val=""/>
+      <w:lvlJc w:val="left"/>
+      <w:pPr>
+        <w:ind w:left="2880" w:hanging="360"/>
+      </w:pPr>
+      <w:rPr>
+        <w:rFonts w:ascii="Symbol" w:hAnsi="Symbol" w:hint="default"/>
+      </w:rPr>
+    </w:lvl>
+    <w:lvl w:ilvl="4" w:tplc="04090003" w:tentative="1">
+      <w:start w:val="1"/>
+      <w:numFmt w:val="bullet"/>
+      <w:lvlText w:val="o"/>
+      <w:lvlJc w:val="left"/>
+      <w:pPr>
+        <w:ind w:left="3600" w:hanging="360"/>
+      </w:pPr>
+      <w:rPr>
+        <w:rFonts w:ascii="Courier New" w:hAnsi="Courier New" w:cs="Courier New" w:hint="default"/>
+      </w:rPr>
+    </w:lvl>
+    <w:lvl w:ilvl="5" w:tplc="04090005" w:tentative="1">
+      <w:start w:val="1"/>
+      <w:numFmt w:val="bullet"/>
+      <w:lvlText w:val=""/>
+      <w:lvlJc w:val="left"/>
+      <w:pPr>
+        <w:ind w:left="4320" w:hanging="360"/>
+      </w:pPr>
+      <w:rPr>
+        <w:rFonts w:ascii="Wingdings" w:hAnsi="Wingdings" w:hint="default"/>
+      </w:rPr>
+    </w:lvl>
+    <w:lvl w:ilvl="6" w:tplc="04090001" w:tentative="1">
+      <w:start w:val="1"/>
+      <w:numFmt w:val="bullet"/>
+      <w:lvlText w:val=""/>
+      <w:lvlJc w:val="left"/>
+      <w:pPr>
+        <w:ind w:left="5040" w:hanging="360"/>
+      </w:pPr>
+      <w:rPr>
+        <w:rFonts w:ascii="Symbol" w:hAnsi="Symbol" w:hint="default"/>
+      </w:rPr>
+    </w:lvl>
+    <w:lvl w:ilvl="7" w:tplc="04090003" w:tentative="1">
+      <w:start w:val="1"/>
+      <w:numFmt w:val="bullet"/>
+      <w:lvlText w:val="o"/>
+      <w:lvlJc w:val="left"/>
+      <w:pPr>
+        <w:ind w:left="5760" w:hanging="360"/>
+      </w:pPr>
+      <w:rPr>
+        <w:rFonts w:ascii="Courier New" w:hAnsi="Courier New" w:cs="Courier New" w:hint="default"/>
+      </w:rPr>
+    </w:lvl>
+    <w:lvl w:ilvl="8" w:tplc="04090005" w:tentative="1">
+      <w:start w:val="1"/>
+      <w:numFmt w:val="bullet"/>
+      <w:lvlText w:val=""/>
+      <w:lvlJc w:val="left"/>
+      <w:pPr>
+        <w:ind w:left="6480" w:hanging="360"/>
+      </w:pPr>
+      <w:rPr>
+        <w:rFonts w:ascii="Wingdings" w:hAnsi="Wingdings" w:hint="default"/>
+      </w:rPr>
+    </w:lvl>
+  </w:abstractNum>
+  <w:abstractNum w:abstractNumId="3" w15:restartNumberingAfterBreak="0">
+    <w:nsid w:val="15686C29"/>
+    <w:multiLevelType w:val="hybridMultilevel"/>
+    <w:tmpl w:val="EB72FC16"/>
+    <w:lvl w:ilvl="0" w:tplc="923C82D0">
+      <w:numFmt w:val="bullet"/>
+      <w:lvlText w:val="•"/>
+      <w:lvlJc w:val="left"/>
+      <w:pPr>
+        <w:ind w:left="720" w:hanging="360"/>
+      </w:pPr>
+      <w:rPr>
+        <w:rFonts w:ascii="Calibri" w:eastAsia="Times New Roman" w:hAnsi="Calibri" w:cs="Calibri" w:hint="default"/>
+      </w:rPr>
+    </w:lvl>
+    <w:lvl w:ilvl="1" w:tplc="04090003" w:tentative="1">
+      <w:start w:val="1"/>
+      <w:numFmt w:val="bullet"/>
+      <w:lvlText w:val="o"/>
+      <w:lvlJc w:val="left"/>
+      <w:pPr>
+        <w:ind w:left="1440" w:hanging="360"/>
+      </w:pPr>
+      <w:rPr>
+        <w:rFonts w:ascii="Courier New" w:hAnsi="Courier New" w:cs="Courier New" w:hint="default"/>
+      </w:rPr>
+    </w:lvl>
+    <w:lvl w:ilvl="2" w:tplc="04090005" w:tentative="1">
+      <w:start w:val="1"/>
+      <w:numFmt w:val="bullet"/>
+      <w:lvlText w:val=""/>
+      <w:lvlJc w:val="left"/>
+      <w:pPr>
+        <w:ind w:left="2160" w:hanging="360"/>
+      </w:pPr>
+      <w:rPr>
+        <w:rFonts w:ascii="Wingdings" w:hAnsi="Wingdings" w:hint="default"/>
+      </w:rPr>
+    </w:lvl>
+    <w:lvl w:ilvl="3" w:tplc="04090001" w:tentative="1">
+      <w:start w:val="1"/>
+      <w:numFmt w:val="bullet"/>
+      <w:lvlText w:val=""/>
+      <w:lvlJc w:val="left"/>
+      <w:pPr>
+        <w:ind w:left="2880" w:hanging="360"/>
+      </w:pPr>
+      <w:rPr>
+        <w:rFonts w:ascii="Symbol" w:hAnsi="Symbol" w:hint="default"/>
+      </w:rPr>
+    </w:lvl>
+    <w:lvl w:ilvl="4" w:tplc="04090003" w:tentative="1">
+      <w:start w:val="1"/>
+      <w:numFmt w:val="bullet"/>
+      <w:lvlText w:val="o"/>
+      <w:lvlJc w:val="left"/>
+      <w:pPr>
+        <w:ind w:left="3600" w:hanging="360"/>
+      </w:pPr>
+      <w:rPr>
+        <w:rFonts w:ascii="Courier New" w:hAnsi="Courier New" w:cs="Courier New" w:hint="default"/>
+      </w:rPr>
+    </w:lvl>
+    <w:lvl w:ilvl="5" w:tplc="04090005" w:tentative="1">
+      <w:start w:val="1"/>
+      <w:numFmt w:val="bullet"/>
+      <w:lvlText w:val=""/>
+      <w:lvlJc w:val="left"/>
+      <w:pPr>
+        <w:ind w:left="4320" w:hanging="360"/>
+      </w:pPr>
+      <w:rPr>
+        <w:rFonts w:ascii="Wingdings" w:hAnsi="Wingdings" w:hint="default"/>
+      </w:rPr>
+    </w:lvl>
+    <w:lvl w:ilvl="6" w:tplc="04090001" w:tentative="1">
+      <w:start w:val="1"/>
+      <w:numFmt w:val="bullet"/>
+      <w:lvlText w:val=""/>
+      <w:lvlJc w:val="left"/>
+      <w:pPr>
+        <w:ind w:left="5040" w:hanging="360"/>
+      </w:pPr>
+      <w:rPr>
+        <w:rFonts w:ascii="Symbol" w:hAnsi="Symbol" w:hint="default"/>
+      </w:rPr>
+    </w:lvl>
+    <w:lvl w:ilvl="7" w:tplc="04090003" w:tentative="1">
+      <w:start w:val="1"/>
+      <w:numFmt w:val="bullet"/>
+      <w:lvlText w:val="o"/>
+      <w:lvlJc w:val="left"/>
+      <w:pPr>
+        <w:ind w:left="5760" w:hanging="360"/>
+      </w:pPr>
+      <w:rPr>
+        <w:rFonts w:ascii="Courier New" w:hAnsi="Courier New" w:cs="Courier New" w:hint="default"/>
+      </w:rPr>
+    </w:lvl>
+    <w:lvl w:ilvl="8" w:tplc="04090005" w:tentative="1">
+      <w:start w:val="1"/>
+      <w:numFmt w:val="bullet"/>
+      <w:lvlText w:val=""/>
+      <w:lvlJc w:val="left"/>
+      <w:pPr>
+        <w:ind w:left="6480" w:hanging="360"/>
+      </w:pPr>
+      <w:rPr>
+        <w:rFonts w:ascii="Wingdings" w:hAnsi="Wingdings" w:hint="default"/>
+      </w:rPr>
+    </w:lvl>
+  </w:abstractNum>
+  <w:abstractNum w:abstractNumId="4" w15:restartNumberingAfterBreak="0">
+    <w:nsid w:val="17E14771"/>
+    <w:multiLevelType w:val="hybridMultilevel"/>
+    <w:tmpl w:val="A6E29E32"/>
+    <w:lvl w:ilvl="0" w:tplc="2668D674">
+      <w:numFmt w:val="bullet"/>
+      <w:lvlText w:val="•"/>
+      <w:lvlJc w:val="left"/>
+      <w:pPr>
+        <w:ind w:left="720" w:hanging="360"/>
+      </w:pPr>
+      <w:rPr>
+        <w:rFonts w:ascii="Calibri" w:eastAsia="Times New Roman" w:hAnsi="Calibri" w:cs="Calibri" w:hint="default"/>
+      </w:rPr>
+    </w:lvl>
+    <w:lvl w:ilvl="1" w:tplc="04090003" w:tentative="1">
+      <w:start w:val="1"/>
+      <w:numFmt w:val="bullet"/>
+      <w:lvlText w:val="o"/>
+      <w:lvlJc w:val="left"/>
+      <w:pPr>
+        <w:ind w:left="1440" w:hanging="360"/>
+      </w:pPr>
+      <w:rPr>
+        <w:rFonts w:ascii="Courier New" w:hAnsi="Courier New" w:cs="Courier New" w:hint="default"/>
+      </w:rPr>
+    </w:lvl>
+    <w:lvl w:ilvl="2" w:tplc="04090005" w:tentative="1">
+      <w:start w:val="1"/>
+      <w:numFmt w:val="bullet"/>
+      <w:lvlText w:val=""/>
+      <w:lvlJc w:val="left"/>
+      <w:pPr>
+        <w:ind w:left="2160" w:hanging="360"/>
+      </w:pPr>
+      <w:rPr>
+        <w:rFonts w:ascii="Wingdings" w:hAnsi="Wingdings" w:hint="default"/>
+      </w:rPr>
+    </w:lvl>
+    <w:lvl w:ilvl="3" w:tplc="04090001" w:tentative="1">
+      <w:start w:val="1"/>
+      <w:numFmt w:val="bullet"/>
+      <w:lvlText w:val=""/>
+      <w:lvlJc w:val="left"/>
+      <w:pPr>
+        <w:ind w:left="2880" w:hanging="360"/>
+      </w:pPr>
+      <w:rPr>
+        <w:rFonts w:ascii="Symbol" w:hAnsi="Symbol" w:hint="default"/>
+      </w:rPr>
+    </w:lvl>
+    <w:lvl w:ilvl="4" w:tplc="04090003" w:tentative="1">
+      <w:start w:val="1"/>
+      <w:numFmt w:val="bullet"/>
+      <w:lvlText w:val="o"/>
+      <w:lvlJc w:val="left"/>
+      <w:pPr>
+        <w:ind w:left="3600" w:hanging="360"/>
+      </w:pPr>
+      <w:rPr>
+        <w:rFonts w:ascii="Courier New" w:hAnsi="Courier New" w:cs="Courier New" w:hint="default"/>
+      </w:rPr>
+    </w:lvl>
+    <w:lvl w:ilvl="5" w:tplc="04090005" w:tentative="1">
+      <w:start w:val="1"/>
+      <w:numFmt w:val="bullet"/>
+      <w:lvlText w:val=""/>
+      <w:lvlJc w:val="left"/>
+      <w:pPr>
+        <w:ind w:left="4320" w:hanging="360"/>
+      </w:pPr>
+      <w:rPr>
+        <w:rFonts w:ascii="Wingdings" w:hAnsi="Wingdings" w:hint="default"/>
+      </w:rPr>
+    </w:lvl>
+    <w:lvl w:ilvl="6" w:tplc="04090001" w:tentative="1">
+      <w:start w:val="1"/>
+      <w:numFmt w:val="bullet"/>
+      <w:lvlText w:val=""/>
+      <w:lvlJc w:val="left"/>
+      <w:pPr>
+        <w:ind w:left="5040" w:hanging="360"/>
+      </w:pPr>
+      <w:rPr>
+        <w:rFonts w:ascii="Symbol" w:hAnsi="Symbol" w:hint="default"/>
+      </w:rPr>
+    </w:lvl>
+    <w:lvl w:ilvl="7" w:tplc="04090003" w:tentative="1">
+      <w:start w:val="1"/>
+      <w:numFmt w:val="bullet"/>
+      <w:lvlText w:val="o"/>
+      <w:lvlJc w:val="left"/>
+      <w:pPr>
+        <w:ind w:left="5760" w:hanging="360"/>
+      </w:pPr>
+      <w:rPr>
+        <w:rFonts w:ascii="Courier New" w:hAnsi="Courier New" w:cs="Courier New" w:hint="default"/>
+      </w:rPr>
+    </w:lvl>
+    <w:lvl w:ilvl="8" w:tplc="04090005" w:tentative="1">
+      <w:start w:val="1"/>
+      <w:numFmt w:val="bullet"/>
+      <w:lvlText w:val=""/>
+      <w:lvlJc w:val="left"/>
+      <w:pPr>
+        <w:ind w:left="6480" w:hanging="360"/>
+      </w:pPr>
+      <w:rPr>
+        <w:rFonts w:ascii="Wingdings" w:hAnsi="Wingdings" w:hint="default"/>
+      </w:rPr>
+    </w:lvl>
+  </w:abstractNum>
+  <w:abstractNum w:abstractNumId="5" w15:restartNumberingAfterBreak="0">
     <w:nsid w:val="1D07432B"/>
     <w:multiLevelType w:val="multilevel"/>
     <w:tmpl w:val="2702C8EA"/>
@@ -3277,9 +4065,9 @@
       <w:lvlJc w:val="left"/>
       <w:pPr>
         <w:tabs>
-          <w:tab w:val="num" w:pos="720"/>
-        </w:tabs>
-        <w:ind w:left="720" w:hanging="360"/>
+          <w:tab w:val="num" w:pos="360"/>
+        </w:tabs>
+        <w:ind w:left="360" w:hanging="360"/>
       </w:pPr>
       <w:rPr>
         <w:rFonts w:ascii="Symbol" w:hAnsi="Symbol" w:hint="default"/>
@@ -3293,9 +4081,9 @@
       <w:lvlJc w:val="left"/>
       <w:pPr>
         <w:tabs>
-          <w:tab w:val="num" w:pos="1440"/>
-        </w:tabs>
-        <w:ind w:left="1440" w:hanging="360"/>
+          <w:tab w:val="num" w:pos="1080"/>
+        </w:tabs>
+        <w:ind w:left="1080" w:hanging="360"/>
       </w:pPr>
       <w:rPr>
         <w:rFonts w:ascii="Courier New" w:hAnsi="Courier New" w:hint="default"/>
@@ -3309,9 +4097,9 @@
       <w:lvlJc w:val="left"/>
       <w:pPr>
         <w:tabs>
-          <w:tab w:val="num" w:pos="2160"/>
-        </w:tabs>
-        <w:ind w:left="2160" w:hanging="360"/>
+          <w:tab w:val="num" w:pos="1800"/>
+        </w:tabs>
+        <w:ind w:left="1800" w:hanging="360"/>
       </w:pPr>
       <w:rPr>
         <w:rFonts w:ascii="Wingdings" w:hAnsi="Wingdings" w:hint="default"/>
@@ -3325,9 +4113,9 @@
       <w:lvlJc w:val="left"/>
       <w:pPr>
         <w:tabs>
-          <w:tab w:val="num" w:pos="2880"/>
-        </w:tabs>
-        <w:ind w:left="2880" w:hanging="360"/>
+          <w:tab w:val="num" w:pos="2520"/>
+        </w:tabs>
+        <w:ind w:left="2520" w:hanging="360"/>
       </w:pPr>
       <w:rPr>
         <w:rFonts w:ascii="Wingdings" w:hAnsi="Wingdings" w:hint="default"/>
@@ -3341,9 +4129,9 @@
       <w:lvlJc w:val="left"/>
       <w:pPr>
         <w:tabs>
-          <w:tab w:val="num" w:pos="3600"/>
-        </w:tabs>
-        <w:ind w:left="3600" w:hanging="360"/>
+          <w:tab w:val="num" w:pos="3240"/>
+        </w:tabs>
+        <w:ind w:left="3240" w:hanging="360"/>
       </w:pPr>
       <w:rPr>
         <w:rFonts w:ascii="Wingdings" w:hAnsi="Wingdings" w:hint="default"/>
@@ -3357,9 +4145,9 @@
       <w:lvlJc w:val="left"/>
       <w:pPr>
         <w:tabs>
-          <w:tab w:val="num" w:pos="4320"/>
-        </w:tabs>
-        <w:ind w:left="4320" w:hanging="360"/>
+          <w:tab w:val="num" w:pos="3960"/>
+        </w:tabs>
+        <w:ind w:left="3960" w:hanging="360"/>
       </w:pPr>
       <w:rPr>
         <w:rFonts w:ascii="Wingdings" w:hAnsi="Wingdings" w:hint="default"/>
@@ -3373,9 +4161,9 @@
       <w:lvlJc w:val="left"/>
       <w:pPr>
         <w:tabs>
-          <w:tab w:val="num" w:pos="5040"/>
-        </w:tabs>
-        <w:ind w:left="5040" w:hanging="360"/>
+          <w:tab w:val="num" w:pos="4680"/>
+        </w:tabs>
+        <w:ind w:left="4680" w:hanging="360"/>
       </w:pPr>
       <w:rPr>
         <w:rFonts w:ascii="Wingdings" w:hAnsi="Wingdings" w:hint="default"/>
@@ -3389,9 +4177,9 @@
       <w:lvlJc w:val="left"/>
       <w:pPr>
         <w:tabs>
-          <w:tab w:val="num" w:pos="5760"/>
-        </w:tabs>
-        <w:ind w:left="5760" w:hanging="360"/>
+          <w:tab w:val="num" w:pos="5400"/>
+        </w:tabs>
+        <w:ind w:left="5400" w:hanging="360"/>
       </w:pPr>
       <w:rPr>
         <w:rFonts w:ascii="Wingdings" w:hAnsi="Wingdings" w:hint="default"/>
@@ -3405,9 +4193,9 @@
       <w:lvlJc w:val="left"/>
       <w:pPr>
         <w:tabs>
-          <w:tab w:val="num" w:pos="6480"/>
-        </w:tabs>
-        <w:ind w:left="6480" w:hanging="360"/>
+          <w:tab w:val="num" w:pos="6120"/>
+        </w:tabs>
+        <w:ind w:left="6120" w:hanging="360"/>
       </w:pPr>
       <w:rPr>
         <w:rFonts w:ascii="Wingdings" w:hAnsi="Wingdings" w:hint="default"/>
@@ -3415,7 +4203,7 @@
       </w:rPr>
     </w:lvl>
   </w:abstractNum>
-  <w:abstractNum w:abstractNumId="1" w15:restartNumberingAfterBreak="0">
+  <w:abstractNum w:abstractNumId="6" w15:restartNumberingAfterBreak="0">
     <w:nsid w:val="2B7845F4"/>
     <w:multiLevelType w:val="multilevel"/>
     <w:tmpl w:val="E9BA3B90"/>
@@ -3426,9 +4214,9 @@
       <w:lvlJc w:val="left"/>
       <w:pPr>
         <w:tabs>
-          <w:tab w:val="num" w:pos="720"/>
-        </w:tabs>
-        <w:ind w:left="720" w:hanging="360"/>
+          <w:tab w:val="num" w:pos="360"/>
+        </w:tabs>
+        <w:ind w:left="360" w:hanging="360"/>
       </w:pPr>
       <w:rPr>
         <w:rFonts w:ascii="Symbol" w:hAnsi="Symbol" w:hint="default"/>
@@ -3442,9 +4230,9 @@
       <w:lvlJc w:val="left"/>
       <w:pPr>
         <w:tabs>
-          <w:tab w:val="num" w:pos="1440"/>
-        </w:tabs>
-        <w:ind w:left="1440" w:hanging="360"/>
+          <w:tab w:val="num" w:pos="1080"/>
+        </w:tabs>
+        <w:ind w:left="1080" w:hanging="360"/>
       </w:pPr>
       <w:rPr>
         <w:rFonts w:ascii="Courier New" w:hAnsi="Courier New" w:hint="default"/>
@@ -3458,9 +4246,9 @@
       <w:lvlJc w:val="left"/>
       <w:pPr>
         <w:tabs>
-          <w:tab w:val="num" w:pos="2160"/>
-        </w:tabs>
-        <w:ind w:left="2160" w:hanging="360"/>
+          <w:tab w:val="num" w:pos="1800"/>
+        </w:tabs>
+        <w:ind w:left="1800" w:hanging="360"/>
       </w:pPr>
       <w:rPr>
         <w:rFonts w:ascii="Wingdings" w:hAnsi="Wingdings" w:hint="default"/>
@@ -3474,9 +4262,9 @@
       <w:lvlJc w:val="left"/>
       <w:pPr>
         <w:tabs>
-          <w:tab w:val="num" w:pos="2880"/>
-        </w:tabs>
-        <w:ind w:left="2880" w:hanging="360"/>
+          <w:tab w:val="num" w:pos="2520"/>
+        </w:tabs>
+        <w:ind w:left="2520" w:hanging="360"/>
       </w:pPr>
       <w:rPr>
         <w:rFonts w:ascii="Wingdings" w:hAnsi="Wingdings" w:hint="default"/>
@@ -3490,9 +4278,9 @@
       <w:lvlJc w:val="left"/>
       <w:pPr>
         <w:tabs>
-          <w:tab w:val="num" w:pos="3600"/>
-        </w:tabs>
-        <w:ind w:left="3600" w:hanging="360"/>
+          <w:tab w:val="num" w:pos="3240"/>
+        </w:tabs>
+        <w:ind w:left="3240" w:hanging="360"/>
       </w:pPr>
       <w:rPr>
         <w:rFonts w:ascii="Wingdings" w:hAnsi="Wingdings" w:hint="default"/>
@@ -3506,9 +4294,9 @@
       <w:lvlJc w:val="left"/>
       <w:pPr>
         <w:tabs>
-          <w:tab w:val="num" w:pos="4320"/>
-        </w:tabs>
-        <w:ind w:left="4320" w:hanging="360"/>
+          <w:tab w:val="num" w:pos="3960"/>
+        </w:tabs>
+        <w:ind w:left="3960" w:hanging="360"/>
       </w:pPr>
       <w:rPr>
         <w:rFonts w:ascii="Wingdings" w:hAnsi="Wingdings" w:hint="default"/>
@@ -3522,9 +4310,9 @@
       <w:lvlJc w:val="left"/>
       <w:pPr>
         <w:tabs>
-          <w:tab w:val="num" w:pos="5040"/>
-        </w:tabs>
-        <w:ind w:left="5040" w:hanging="360"/>
+          <w:tab w:val="num" w:pos="4680"/>
+        </w:tabs>
+        <w:ind w:left="4680" w:hanging="360"/>
       </w:pPr>
       <w:rPr>
         <w:rFonts w:ascii="Wingdings" w:hAnsi="Wingdings" w:hint="default"/>
@@ -3538,9 +4326,9 @@
       <w:lvlJc w:val="left"/>
       <w:pPr>
         <w:tabs>
-          <w:tab w:val="num" w:pos="5760"/>
-        </w:tabs>
-        <w:ind w:left="5760" w:hanging="360"/>
+          <w:tab w:val="num" w:pos="5400"/>
+        </w:tabs>
+        <w:ind w:left="5400" w:hanging="360"/>
       </w:pPr>
       <w:rPr>
         <w:rFonts w:ascii="Wingdings" w:hAnsi="Wingdings" w:hint="default"/>
@@ -3554,9 +4342,9 @@
       <w:lvlJc w:val="left"/>
       <w:pPr>
         <w:tabs>
-          <w:tab w:val="num" w:pos="6480"/>
-        </w:tabs>
-        <w:ind w:left="6480" w:hanging="360"/>
+          <w:tab w:val="num" w:pos="6120"/>
+        </w:tabs>
+        <w:ind w:left="6120" w:hanging="360"/>
       </w:pPr>
       <w:rPr>
         <w:rFonts w:ascii="Wingdings" w:hAnsi="Wingdings" w:hint="default"/>
@@ -3564,7 +4352,119 @@
       </w:rPr>
     </w:lvl>
   </w:abstractNum>
-  <w:abstractNum w:abstractNumId="2" w15:restartNumberingAfterBreak="0">
+  <w:abstractNum w:abstractNumId="7" w15:restartNumberingAfterBreak="0">
+    <w:nsid w:val="354D0C42"/>
+    <w:multiLevelType w:val="hybridMultilevel"/>
+    <w:tmpl w:val="08587216"/>
+    <w:lvl w:ilvl="0" w:tplc="2668D674">
+      <w:numFmt w:val="bullet"/>
+      <w:lvlText w:val="•"/>
+      <w:lvlJc w:val="left"/>
+      <w:pPr>
+        <w:ind w:left="360" w:hanging="360"/>
+      </w:pPr>
+      <w:rPr>
+        <w:rFonts w:ascii="Calibri" w:eastAsia="Times New Roman" w:hAnsi="Calibri" w:cs="Calibri" w:hint="default"/>
+      </w:rPr>
+    </w:lvl>
+    <w:lvl w:ilvl="1" w:tplc="04090003" w:tentative="1">
+      <w:start w:val="1"/>
+      <w:numFmt w:val="bullet"/>
+      <w:lvlText w:val="o"/>
+      <w:lvlJc w:val="left"/>
+      <w:pPr>
+        <w:ind w:left="1080" w:hanging="360"/>
+      </w:pPr>
+      <w:rPr>
+        <w:rFonts w:ascii="Courier New" w:hAnsi="Courier New" w:cs="Courier New" w:hint="default"/>
+      </w:rPr>
+    </w:lvl>
+    <w:lvl w:ilvl="2" w:tplc="04090005" w:tentative="1">
+      <w:start w:val="1"/>
+      <w:numFmt w:val="bullet"/>
+      <w:lvlText w:val=""/>
+      <w:lvlJc w:val="left"/>
+      <w:pPr>
+        <w:ind w:left="1800" w:hanging="360"/>
+      </w:pPr>
+      <w:rPr>
+        <w:rFonts w:ascii="Wingdings" w:hAnsi="Wingdings" w:hint="default"/>
+      </w:rPr>
+    </w:lvl>
+    <w:lvl w:ilvl="3" w:tplc="04090001" w:tentative="1">
+      <w:start w:val="1"/>
+      <w:numFmt w:val="bullet"/>
+      <w:lvlText w:val=""/>
+      <w:lvlJc w:val="left"/>
+      <w:pPr>
+        <w:ind w:left="2520" w:hanging="360"/>
+      </w:pPr>
+      <w:rPr>
+        <w:rFonts w:ascii="Symbol" w:hAnsi="Symbol" w:hint="default"/>
+      </w:rPr>
+    </w:lvl>
+    <w:lvl w:ilvl="4" w:tplc="04090003" w:tentative="1">
+      <w:start w:val="1"/>
+      <w:numFmt w:val="bullet"/>
+      <w:lvlText w:val="o"/>
+      <w:lvlJc w:val="left"/>
+      <w:pPr>
+        <w:ind w:left="3240" w:hanging="360"/>
+      </w:pPr>
+      <w:rPr>
+        <w:rFonts w:ascii="Courier New" w:hAnsi="Courier New" w:cs="Courier New" w:hint="default"/>
+      </w:rPr>
+    </w:lvl>
+    <w:lvl w:ilvl="5" w:tplc="04090005" w:tentative="1">
+      <w:start w:val="1"/>
+      <w:numFmt w:val="bullet"/>
+      <w:lvlText w:val=""/>
+      <w:lvlJc w:val="left"/>
+      <w:pPr>
+        <w:ind w:left="3960" w:hanging="360"/>
+      </w:pPr>
+      <w:rPr>
+        <w:rFonts w:ascii="Wingdings" w:hAnsi="Wingdings" w:hint="default"/>
+      </w:rPr>
+    </w:lvl>
+    <w:lvl w:ilvl="6" w:tplc="04090001" w:tentative="1">
+      <w:start w:val="1"/>
+      <w:numFmt w:val="bullet"/>
+      <w:lvlText w:val=""/>
+      <w:lvlJc w:val="left"/>
+      <w:pPr>
+        <w:ind w:left="4680" w:hanging="360"/>
+      </w:pPr>
+      <w:rPr>
+        <w:rFonts w:ascii="Symbol" w:hAnsi="Symbol" w:hint="default"/>
+      </w:rPr>
+    </w:lvl>
+    <w:lvl w:ilvl="7" w:tplc="04090003" w:tentative="1">
+      <w:start w:val="1"/>
+      <w:numFmt w:val="bullet"/>
+      <w:lvlText w:val="o"/>
+      <w:lvlJc w:val="left"/>
+      <w:pPr>
+        <w:ind w:left="5400" w:hanging="360"/>
+      </w:pPr>
+      <w:rPr>
+        <w:rFonts w:ascii="Courier New" w:hAnsi="Courier New" w:cs="Courier New" w:hint="default"/>
+      </w:rPr>
+    </w:lvl>
+    <w:lvl w:ilvl="8" w:tplc="04090005" w:tentative="1">
+      <w:start w:val="1"/>
+      <w:numFmt w:val="bullet"/>
+      <w:lvlText w:val=""/>
+      <w:lvlJc w:val="left"/>
+      <w:pPr>
+        <w:ind w:left="6120" w:hanging="360"/>
+      </w:pPr>
+      <w:rPr>
+        <w:rFonts w:ascii="Wingdings" w:hAnsi="Wingdings" w:hint="default"/>
+      </w:rPr>
+    </w:lvl>
+  </w:abstractNum>
+  <w:abstractNum w:abstractNumId="8" w15:restartNumberingAfterBreak="0">
     <w:nsid w:val="42BB4240"/>
     <w:multiLevelType w:val="multilevel"/>
     <w:tmpl w:val="B0785F8C"/>
@@ -3713,7 +4613,267 @@
       </w:rPr>
     </w:lvl>
   </w:abstractNum>
-  <w:abstractNum w:abstractNumId="3" w15:restartNumberingAfterBreak="0">
+  <w:abstractNum w:abstractNumId="9" w15:restartNumberingAfterBreak="0">
+    <w:nsid w:val="4958670D"/>
+    <w:multiLevelType w:val="hybridMultilevel"/>
+    <w:tmpl w:val="419A1496"/>
+    <w:lvl w:ilvl="0" w:tplc="2668D674">
+      <w:numFmt w:val="bullet"/>
+      <w:lvlText w:val="•"/>
+      <w:lvlJc w:val="left"/>
+      <w:pPr>
+        <w:ind w:left="360" w:hanging="360"/>
+      </w:pPr>
+      <w:rPr>
+        <w:rFonts w:ascii="Calibri" w:eastAsia="Times New Roman" w:hAnsi="Calibri" w:cs="Calibri" w:hint="default"/>
+      </w:rPr>
+    </w:lvl>
+    <w:lvl w:ilvl="1" w:tplc="04090003" w:tentative="1">
+      <w:start w:val="1"/>
+      <w:numFmt w:val="bullet"/>
+      <w:lvlText w:val="o"/>
+      <w:lvlJc w:val="left"/>
+      <w:pPr>
+        <w:ind w:left="1080" w:hanging="360"/>
+      </w:pPr>
+      <w:rPr>
+        <w:rFonts w:ascii="Courier New" w:hAnsi="Courier New" w:cs="Courier New" w:hint="default"/>
+      </w:rPr>
+    </w:lvl>
+    <w:lvl w:ilvl="2" w:tplc="04090005" w:tentative="1">
+      <w:start w:val="1"/>
+      <w:numFmt w:val="bullet"/>
+      <w:lvlText w:val=""/>
+      <w:lvlJc w:val="left"/>
+      <w:pPr>
+        <w:ind w:left="1800" w:hanging="360"/>
+      </w:pPr>
+      <w:rPr>
+        <w:rFonts w:ascii="Wingdings" w:hAnsi="Wingdings" w:hint="default"/>
+      </w:rPr>
+    </w:lvl>
+    <w:lvl w:ilvl="3" w:tplc="04090001" w:tentative="1">
+      <w:start w:val="1"/>
+      <w:numFmt w:val="bullet"/>
+      <w:lvlText w:val=""/>
+      <w:lvlJc w:val="left"/>
+      <w:pPr>
+        <w:ind w:left="2520" w:hanging="360"/>
+      </w:pPr>
+      <w:rPr>
+        <w:rFonts w:ascii="Symbol" w:hAnsi="Symbol" w:hint="default"/>
+      </w:rPr>
+    </w:lvl>
+    <w:lvl w:ilvl="4" w:tplc="04090003" w:tentative="1">
+      <w:start w:val="1"/>
+      <w:numFmt w:val="bullet"/>
+      <w:lvlText w:val="o"/>
+      <w:lvlJc w:val="left"/>
+      <w:pPr>
+        <w:ind w:left="3240" w:hanging="360"/>
+      </w:pPr>
+      <w:rPr>
+        <w:rFonts w:ascii="Courier New" w:hAnsi="Courier New" w:cs="Courier New" w:hint="default"/>
+      </w:rPr>
+    </w:lvl>
+    <w:lvl w:ilvl="5" w:tplc="04090005" w:tentative="1">
+      <w:start w:val="1"/>
+      <w:numFmt w:val="bullet"/>
+      <w:lvlText w:val=""/>
+      <w:lvlJc w:val="left"/>
+      <w:pPr>
+        <w:ind w:left="3960" w:hanging="360"/>
+      </w:pPr>
+      <w:rPr>
+        <w:rFonts w:ascii="Wingdings" w:hAnsi="Wingdings" w:hint="default"/>
+      </w:rPr>
+    </w:lvl>
+    <w:lvl w:ilvl="6" w:tplc="04090001" w:tentative="1">
+      <w:start w:val="1"/>
+      <w:numFmt w:val="bullet"/>
+      <w:lvlText w:val=""/>
+      <w:lvlJc w:val="left"/>
+      <w:pPr>
+        <w:ind w:left="4680" w:hanging="360"/>
+      </w:pPr>
+      <w:rPr>
+        <w:rFonts w:ascii="Symbol" w:hAnsi="Symbol" w:hint="default"/>
+      </w:rPr>
+    </w:lvl>
+    <w:lvl w:ilvl="7" w:tplc="04090003" w:tentative="1">
+      <w:start w:val="1"/>
+      <w:numFmt w:val="bullet"/>
+      <w:lvlText w:val="o"/>
+      <w:lvlJc w:val="left"/>
+      <w:pPr>
+        <w:ind w:left="5400" w:hanging="360"/>
+      </w:pPr>
+      <w:rPr>
+        <w:rFonts w:ascii="Courier New" w:hAnsi="Courier New" w:cs="Courier New" w:hint="default"/>
+      </w:rPr>
+    </w:lvl>
+    <w:lvl w:ilvl="8" w:tplc="04090005" w:tentative="1">
+      <w:start w:val="1"/>
+      <w:numFmt w:val="bullet"/>
+      <w:lvlText w:val=""/>
+      <w:lvlJc w:val="left"/>
+      <w:pPr>
+        <w:ind w:left="6120" w:hanging="360"/>
+      </w:pPr>
+      <w:rPr>
+        <w:rFonts w:ascii="Wingdings" w:hAnsi="Wingdings" w:hint="default"/>
+      </w:rPr>
+    </w:lvl>
+  </w:abstractNum>
+  <w:abstractNum w:abstractNumId="10" w15:restartNumberingAfterBreak="0">
+    <w:nsid w:val="49CB2B31"/>
+    <w:multiLevelType w:val="multilevel"/>
+    <w:tmpl w:val="4EE05296"/>
+    <w:lvl w:ilvl="0">
+      <w:numFmt w:val="bullet"/>
+      <w:lvlText w:val="•"/>
+      <w:lvlJc w:val="left"/>
+      <w:pPr>
+        <w:tabs>
+          <w:tab w:val="num" w:pos="720"/>
+        </w:tabs>
+        <w:ind w:left="720" w:hanging="360"/>
+      </w:pPr>
+      <w:rPr>
+        <w:rFonts w:ascii="Calibri" w:eastAsia="Times New Roman" w:hAnsi="Calibri" w:cs="Calibri" w:hint="default"/>
+        <w:sz w:val="20"/>
+      </w:rPr>
+    </w:lvl>
+    <w:lvl w:ilvl="1" w:tentative="1">
+      <w:start w:val="1"/>
+      <w:numFmt w:val="bullet"/>
+      <w:lvlText w:val="o"/>
+      <w:lvlJc w:val="left"/>
+      <w:pPr>
+        <w:tabs>
+          <w:tab w:val="num" w:pos="1440"/>
+        </w:tabs>
+        <w:ind w:left="1440" w:hanging="360"/>
+      </w:pPr>
+      <w:rPr>
+        <w:rFonts w:ascii="Courier New" w:hAnsi="Courier New" w:hint="default"/>
+        <w:sz w:val="20"/>
+      </w:rPr>
+    </w:lvl>
+    <w:lvl w:ilvl="2" w:tentative="1">
+      <w:start w:val="1"/>
+      <w:numFmt w:val="bullet"/>
+      <w:lvlText w:val=""/>
+      <w:lvlJc w:val="left"/>
+      <w:pPr>
+        <w:tabs>
+          <w:tab w:val="num" w:pos="2160"/>
+        </w:tabs>
+        <w:ind w:left="2160" w:hanging="360"/>
+      </w:pPr>
+      <w:rPr>
+        <w:rFonts w:ascii="Wingdings" w:hAnsi="Wingdings" w:hint="default"/>
+        <w:sz w:val="20"/>
+      </w:rPr>
+    </w:lvl>
+    <w:lvl w:ilvl="3" w:tentative="1">
+      <w:start w:val="1"/>
+      <w:numFmt w:val="bullet"/>
+      <w:lvlText w:val=""/>
+      <w:lvlJc w:val="left"/>
+      <w:pPr>
+        <w:tabs>
+          <w:tab w:val="num" w:pos="2880"/>
+        </w:tabs>
+        <w:ind w:left="2880" w:hanging="360"/>
+      </w:pPr>
+      <w:rPr>
+        <w:rFonts w:ascii="Wingdings" w:hAnsi="Wingdings" w:hint="default"/>
+        <w:sz w:val="20"/>
+      </w:rPr>
+    </w:lvl>
+    <w:lvl w:ilvl="4" w:tentative="1">
+      <w:start w:val="1"/>
+      <w:numFmt w:val="bullet"/>
+      <w:lvlText w:val=""/>
+      <w:lvlJc w:val="left"/>
+      <w:pPr>
+        <w:tabs>
+          <w:tab w:val="num" w:pos="3600"/>
+        </w:tabs>
+        <w:ind w:left="3600" w:hanging="360"/>
+      </w:pPr>
+      <w:rPr>
+        <w:rFonts w:ascii="Wingdings" w:hAnsi="Wingdings" w:hint="default"/>
+        <w:sz w:val="20"/>
+      </w:rPr>
+    </w:lvl>
+    <w:lvl w:ilvl="5" w:tentative="1">
+      <w:start w:val="1"/>
+      <w:numFmt w:val="bullet"/>
+      <w:lvlText w:val=""/>
+      <w:lvlJc w:val="left"/>
+      <w:pPr>
+        <w:tabs>
+          <w:tab w:val="num" w:pos="4320"/>
+        </w:tabs>
+        <w:ind w:left="4320" w:hanging="360"/>
+      </w:pPr>
+      <w:rPr>
+        <w:rFonts w:ascii="Wingdings" w:hAnsi="Wingdings" w:hint="default"/>
+        <w:sz w:val="20"/>
+      </w:rPr>
+    </w:lvl>
+    <w:lvl w:ilvl="6" w:tentative="1">
+      <w:start w:val="1"/>
+      <w:numFmt w:val="bullet"/>
+      <w:lvlText w:val=""/>
+      <w:lvlJc w:val="left"/>
+      <w:pPr>
+        <w:tabs>
+          <w:tab w:val="num" w:pos="5040"/>
+        </w:tabs>
+        <w:ind w:left="5040" w:hanging="360"/>
+      </w:pPr>
+      <w:rPr>
+        <w:rFonts w:ascii="Wingdings" w:hAnsi="Wingdings" w:hint="default"/>
+        <w:sz w:val="20"/>
+      </w:rPr>
+    </w:lvl>
+    <w:lvl w:ilvl="7" w:tentative="1">
+      <w:start w:val="1"/>
+      <w:numFmt w:val="bullet"/>
+      <w:lvlText w:val=""/>
+      <w:lvlJc w:val="left"/>
+      <w:pPr>
+        <w:tabs>
+          <w:tab w:val="num" w:pos="5760"/>
+        </w:tabs>
+        <w:ind w:left="5760" w:hanging="360"/>
+      </w:pPr>
+      <w:rPr>
+        <w:rFonts w:ascii="Wingdings" w:hAnsi="Wingdings" w:hint="default"/>
+        <w:sz w:val="20"/>
+      </w:rPr>
+    </w:lvl>
+    <w:lvl w:ilvl="8" w:tentative="1">
+      <w:start w:val="1"/>
+      <w:numFmt w:val="bullet"/>
+      <w:lvlText w:val=""/>
+      <w:lvlJc w:val="left"/>
+      <w:pPr>
+        <w:tabs>
+          <w:tab w:val="num" w:pos="6480"/>
+        </w:tabs>
+        <w:ind w:left="6480" w:hanging="360"/>
+      </w:pPr>
+      <w:rPr>
+        <w:rFonts w:ascii="Wingdings" w:hAnsi="Wingdings" w:hint="default"/>
+        <w:sz w:val="20"/>
+      </w:rPr>
+    </w:lvl>
+  </w:abstractNum>
+  <w:abstractNum w:abstractNumId="11" w15:restartNumberingAfterBreak="0">
     <w:nsid w:val="51E51507"/>
     <w:multiLevelType w:val="multilevel"/>
     <w:tmpl w:val="DB969C1A"/>
@@ -3862,7 +5022,7 @@
       </w:rPr>
     </w:lvl>
   </w:abstractNum>
-  <w:abstractNum w:abstractNumId="4" w15:restartNumberingAfterBreak="0">
+  <w:abstractNum w:abstractNumId="12" w15:restartNumberingAfterBreak="0">
     <w:nsid w:val="59AC7133"/>
     <w:multiLevelType w:val="multilevel"/>
     <w:tmpl w:val="0F4AF646"/>
@@ -3873,12 +5033,274 @@
       <w:lvlJc w:val="left"/>
       <w:pPr>
         <w:tabs>
-          <w:tab w:val="num" w:pos="720"/>
-        </w:tabs>
+          <w:tab w:val="num" w:pos="360"/>
+        </w:tabs>
+        <w:ind w:left="360" w:hanging="360"/>
+      </w:pPr>
+      <w:rPr>
+        <w:rFonts w:ascii="Symbol" w:hAnsi="Symbol" w:hint="default"/>
+        <w:sz w:val="20"/>
+      </w:rPr>
+    </w:lvl>
+    <w:lvl w:ilvl="1" w:tentative="1">
+      <w:start w:val="1"/>
+      <w:numFmt w:val="bullet"/>
+      <w:lvlText w:val="o"/>
+      <w:lvlJc w:val="left"/>
+      <w:pPr>
+        <w:tabs>
+          <w:tab w:val="num" w:pos="1080"/>
+        </w:tabs>
+        <w:ind w:left="1080" w:hanging="360"/>
+      </w:pPr>
+      <w:rPr>
+        <w:rFonts w:ascii="Courier New" w:hAnsi="Courier New" w:hint="default"/>
+        <w:sz w:val="20"/>
+      </w:rPr>
+    </w:lvl>
+    <w:lvl w:ilvl="2" w:tentative="1">
+      <w:start w:val="1"/>
+      <w:numFmt w:val="bullet"/>
+      <w:lvlText w:val=""/>
+      <w:lvlJc w:val="left"/>
+      <w:pPr>
+        <w:tabs>
+          <w:tab w:val="num" w:pos="1800"/>
+        </w:tabs>
+        <w:ind w:left="1800" w:hanging="360"/>
+      </w:pPr>
+      <w:rPr>
+        <w:rFonts w:ascii="Wingdings" w:hAnsi="Wingdings" w:hint="default"/>
+        <w:sz w:val="20"/>
+      </w:rPr>
+    </w:lvl>
+    <w:lvl w:ilvl="3" w:tentative="1">
+      <w:start w:val="1"/>
+      <w:numFmt w:val="bullet"/>
+      <w:lvlText w:val=""/>
+      <w:lvlJc w:val="left"/>
+      <w:pPr>
+        <w:tabs>
+          <w:tab w:val="num" w:pos="2520"/>
+        </w:tabs>
+        <w:ind w:left="2520" w:hanging="360"/>
+      </w:pPr>
+      <w:rPr>
+        <w:rFonts w:ascii="Wingdings" w:hAnsi="Wingdings" w:hint="default"/>
+        <w:sz w:val="20"/>
+      </w:rPr>
+    </w:lvl>
+    <w:lvl w:ilvl="4" w:tentative="1">
+      <w:start w:val="1"/>
+      <w:numFmt w:val="bullet"/>
+      <w:lvlText w:val=""/>
+      <w:lvlJc w:val="left"/>
+      <w:pPr>
+        <w:tabs>
+          <w:tab w:val="num" w:pos="3240"/>
+        </w:tabs>
+        <w:ind w:left="3240" w:hanging="360"/>
+      </w:pPr>
+      <w:rPr>
+        <w:rFonts w:ascii="Wingdings" w:hAnsi="Wingdings" w:hint="default"/>
+        <w:sz w:val="20"/>
+      </w:rPr>
+    </w:lvl>
+    <w:lvl w:ilvl="5" w:tentative="1">
+      <w:start w:val="1"/>
+      <w:numFmt w:val="bullet"/>
+      <w:lvlText w:val=""/>
+      <w:lvlJc w:val="left"/>
+      <w:pPr>
+        <w:tabs>
+          <w:tab w:val="num" w:pos="3960"/>
+        </w:tabs>
+        <w:ind w:left="3960" w:hanging="360"/>
+      </w:pPr>
+      <w:rPr>
+        <w:rFonts w:ascii="Wingdings" w:hAnsi="Wingdings" w:hint="default"/>
+        <w:sz w:val="20"/>
+      </w:rPr>
+    </w:lvl>
+    <w:lvl w:ilvl="6" w:tentative="1">
+      <w:start w:val="1"/>
+      <w:numFmt w:val="bullet"/>
+      <w:lvlText w:val=""/>
+      <w:lvlJc w:val="left"/>
+      <w:pPr>
+        <w:tabs>
+          <w:tab w:val="num" w:pos="4680"/>
+        </w:tabs>
+        <w:ind w:left="4680" w:hanging="360"/>
+      </w:pPr>
+      <w:rPr>
+        <w:rFonts w:ascii="Wingdings" w:hAnsi="Wingdings" w:hint="default"/>
+        <w:sz w:val="20"/>
+      </w:rPr>
+    </w:lvl>
+    <w:lvl w:ilvl="7" w:tentative="1">
+      <w:start w:val="1"/>
+      <w:numFmt w:val="bullet"/>
+      <w:lvlText w:val=""/>
+      <w:lvlJc w:val="left"/>
+      <w:pPr>
+        <w:tabs>
+          <w:tab w:val="num" w:pos="5400"/>
+        </w:tabs>
+        <w:ind w:left="5400" w:hanging="360"/>
+      </w:pPr>
+      <w:rPr>
+        <w:rFonts w:ascii="Wingdings" w:hAnsi="Wingdings" w:hint="default"/>
+        <w:sz w:val="20"/>
+      </w:rPr>
+    </w:lvl>
+    <w:lvl w:ilvl="8" w:tentative="1">
+      <w:start w:val="1"/>
+      <w:numFmt w:val="bullet"/>
+      <w:lvlText w:val=""/>
+      <w:lvlJc w:val="left"/>
+      <w:pPr>
+        <w:tabs>
+          <w:tab w:val="num" w:pos="6120"/>
+        </w:tabs>
+        <w:ind w:left="6120" w:hanging="360"/>
+      </w:pPr>
+      <w:rPr>
+        <w:rFonts w:ascii="Wingdings" w:hAnsi="Wingdings" w:hint="default"/>
+        <w:sz w:val="20"/>
+      </w:rPr>
+    </w:lvl>
+  </w:abstractNum>
+  <w:abstractNum w:abstractNumId="13" w15:restartNumberingAfterBreak="0">
+    <w:nsid w:val="5BCF64D9"/>
+    <w:multiLevelType w:val="hybridMultilevel"/>
+    <w:tmpl w:val="192AB724"/>
+    <w:lvl w:ilvl="0" w:tplc="7760FC98">
+      <w:numFmt w:val="bullet"/>
+      <w:lvlText w:val="•"/>
+      <w:lvlJc w:val="left"/>
+      <w:pPr>
         <w:ind w:left="720" w:hanging="360"/>
       </w:pPr>
       <w:rPr>
+        <w:rFonts w:ascii="Times New Roman" w:eastAsia="Times New Roman" w:hAnsi="Times New Roman" w:cs="Times New Roman" w:hint="default"/>
+        <w:b/>
+      </w:rPr>
+    </w:lvl>
+    <w:lvl w:ilvl="1" w:tplc="04090003" w:tentative="1">
+      <w:start w:val="1"/>
+      <w:numFmt w:val="bullet"/>
+      <w:lvlText w:val="o"/>
+      <w:lvlJc w:val="left"/>
+      <w:pPr>
+        <w:ind w:left="1440" w:hanging="360"/>
+      </w:pPr>
+      <w:rPr>
+        <w:rFonts w:ascii="Courier New" w:hAnsi="Courier New" w:cs="Courier New" w:hint="default"/>
+      </w:rPr>
+    </w:lvl>
+    <w:lvl w:ilvl="2" w:tplc="04090005" w:tentative="1">
+      <w:start w:val="1"/>
+      <w:numFmt w:val="bullet"/>
+      <w:lvlText w:val=""/>
+      <w:lvlJc w:val="left"/>
+      <w:pPr>
+        <w:ind w:left="2160" w:hanging="360"/>
+      </w:pPr>
+      <w:rPr>
+        <w:rFonts w:ascii="Wingdings" w:hAnsi="Wingdings" w:hint="default"/>
+      </w:rPr>
+    </w:lvl>
+    <w:lvl w:ilvl="3" w:tplc="04090001" w:tentative="1">
+      <w:start w:val="1"/>
+      <w:numFmt w:val="bullet"/>
+      <w:lvlText w:val=""/>
+      <w:lvlJc w:val="left"/>
+      <w:pPr>
+        <w:ind w:left="2880" w:hanging="360"/>
+      </w:pPr>
+      <w:rPr>
         <w:rFonts w:ascii="Symbol" w:hAnsi="Symbol" w:hint="default"/>
+      </w:rPr>
+    </w:lvl>
+    <w:lvl w:ilvl="4" w:tplc="04090003" w:tentative="1">
+      <w:start w:val="1"/>
+      <w:numFmt w:val="bullet"/>
+      <w:lvlText w:val="o"/>
+      <w:lvlJc w:val="left"/>
+      <w:pPr>
+        <w:ind w:left="3600" w:hanging="360"/>
+      </w:pPr>
+      <w:rPr>
+        <w:rFonts w:ascii="Courier New" w:hAnsi="Courier New" w:cs="Courier New" w:hint="default"/>
+      </w:rPr>
+    </w:lvl>
+    <w:lvl w:ilvl="5" w:tplc="04090005" w:tentative="1">
+      <w:start w:val="1"/>
+      <w:numFmt w:val="bullet"/>
+      <w:lvlText w:val=""/>
+      <w:lvlJc w:val="left"/>
+      <w:pPr>
+        <w:ind w:left="4320" w:hanging="360"/>
+      </w:pPr>
+      <w:rPr>
+        <w:rFonts w:ascii="Wingdings" w:hAnsi="Wingdings" w:hint="default"/>
+      </w:rPr>
+    </w:lvl>
+    <w:lvl w:ilvl="6" w:tplc="04090001" w:tentative="1">
+      <w:start w:val="1"/>
+      <w:numFmt w:val="bullet"/>
+      <w:lvlText w:val=""/>
+      <w:lvlJc w:val="left"/>
+      <w:pPr>
+        <w:ind w:left="5040" w:hanging="360"/>
+      </w:pPr>
+      <w:rPr>
+        <w:rFonts w:ascii="Symbol" w:hAnsi="Symbol" w:hint="default"/>
+      </w:rPr>
+    </w:lvl>
+    <w:lvl w:ilvl="7" w:tplc="04090003" w:tentative="1">
+      <w:start w:val="1"/>
+      <w:numFmt w:val="bullet"/>
+      <w:lvlText w:val="o"/>
+      <w:lvlJc w:val="left"/>
+      <w:pPr>
+        <w:ind w:left="5760" w:hanging="360"/>
+      </w:pPr>
+      <w:rPr>
+        <w:rFonts w:ascii="Courier New" w:hAnsi="Courier New" w:cs="Courier New" w:hint="default"/>
+      </w:rPr>
+    </w:lvl>
+    <w:lvl w:ilvl="8" w:tplc="04090005" w:tentative="1">
+      <w:start w:val="1"/>
+      <w:numFmt w:val="bullet"/>
+      <w:lvlText w:val=""/>
+      <w:lvlJc w:val="left"/>
+      <w:pPr>
+        <w:ind w:left="6480" w:hanging="360"/>
+      </w:pPr>
+      <w:rPr>
+        <w:rFonts w:ascii="Wingdings" w:hAnsi="Wingdings" w:hint="default"/>
+      </w:rPr>
+    </w:lvl>
+  </w:abstractNum>
+  <w:abstractNum w:abstractNumId="14" w15:restartNumberingAfterBreak="0">
+    <w:nsid w:val="69CA2D96"/>
+    <w:multiLevelType w:val="multilevel"/>
+    <w:tmpl w:val="43E294F8"/>
+    <w:lvl w:ilvl="0">
+      <w:start w:val="1"/>
+      <w:numFmt w:val="bullet"/>
+      <w:lvlText w:val=""/>
+      <w:lvlJc w:val="left"/>
+      <w:pPr>
+        <w:tabs>
+          <w:tab w:val="num" w:pos="360"/>
+        </w:tabs>
+        <w:ind w:left="360" w:hanging="360"/>
+      </w:pPr>
+      <w:rPr>
+        <w:rFonts w:ascii="Symbol" w:hAnsi="Symbol" w:hint="default"/>
         <w:sz w:val="20"/>
       </w:rPr>
     </w:lvl>
@@ -3889,129 +5311,242 @@
       <w:lvlJc w:val="left"/>
       <w:pPr>
         <w:tabs>
-          <w:tab w:val="num" w:pos="1440"/>
-        </w:tabs>
+          <w:tab w:val="num" w:pos="1080"/>
+        </w:tabs>
+        <w:ind w:left="1080" w:hanging="360"/>
+      </w:pPr>
+      <w:rPr>
+        <w:rFonts w:ascii="Courier New" w:hAnsi="Courier New" w:hint="default"/>
+        <w:sz w:val="20"/>
+      </w:rPr>
+    </w:lvl>
+    <w:lvl w:ilvl="2" w:tentative="1">
+      <w:start w:val="1"/>
+      <w:numFmt w:val="bullet"/>
+      <w:lvlText w:val=""/>
+      <w:lvlJc w:val="left"/>
+      <w:pPr>
+        <w:tabs>
+          <w:tab w:val="num" w:pos="1800"/>
+        </w:tabs>
+        <w:ind w:left="1800" w:hanging="360"/>
+      </w:pPr>
+      <w:rPr>
+        <w:rFonts w:ascii="Wingdings" w:hAnsi="Wingdings" w:hint="default"/>
+        <w:sz w:val="20"/>
+      </w:rPr>
+    </w:lvl>
+    <w:lvl w:ilvl="3" w:tentative="1">
+      <w:start w:val="1"/>
+      <w:numFmt w:val="bullet"/>
+      <w:lvlText w:val=""/>
+      <w:lvlJc w:val="left"/>
+      <w:pPr>
+        <w:tabs>
+          <w:tab w:val="num" w:pos="2520"/>
+        </w:tabs>
+        <w:ind w:left="2520" w:hanging="360"/>
+      </w:pPr>
+      <w:rPr>
+        <w:rFonts w:ascii="Wingdings" w:hAnsi="Wingdings" w:hint="default"/>
+        <w:sz w:val="20"/>
+      </w:rPr>
+    </w:lvl>
+    <w:lvl w:ilvl="4" w:tentative="1">
+      <w:start w:val="1"/>
+      <w:numFmt w:val="bullet"/>
+      <w:lvlText w:val=""/>
+      <w:lvlJc w:val="left"/>
+      <w:pPr>
+        <w:tabs>
+          <w:tab w:val="num" w:pos="3240"/>
+        </w:tabs>
+        <w:ind w:left="3240" w:hanging="360"/>
+      </w:pPr>
+      <w:rPr>
+        <w:rFonts w:ascii="Wingdings" w:hAnsi="Wingdings" w:hint="default"/>
+        <w:sz w:val="20"/>
+      </w:rPr>
+    </w:lvl>
+    <w:lvl w:ilvl="5" w:tentative="1">
+      <w:start w:val="1"/>
+      <w:numFmt w:val="bullet"/>
+      <w:lvlText w:val=""/>
+      <w:lvlJc w:val="left"/>
+      <w:pPr>
+        <w:tabs>
+          <w:tab w:val="num" w:pos="3960"/>
+        </w:tabs>
+        <w:ind w:left="3960" w:hanging="360"/>
+      </w:pPr>
+      <w:rPr>
+        <w:rFonts w:ascii="Wingdings" w:hAnsi="Wingdings" w:hint="default"/>
+        <w:sz w:val="20"/>
+      </w:rPr>
+    </w:lvl>
+    <w:lvl w:ilvl="6" w:tentative="1">
+      <w:start w:val="1"/>
+      <w:numFmt w:val="bullet"/>
+      <w:lvlText w:val=""/>
+      <w:lvlJc w:val="left"/>
+      <w:pPr>
+        <w:tabs>
+          <w:tab w:val="num" w:pos="4680"/>
+        </w:tabs>
+        <w:ind w:left="4680" w:hanging="360"/>
+      </w:pPr>
+      <w:rPr>
+        <w:rFonts w:ascii="Wingdings" w:hAnsi="Wingdings" w:hint="default"/>
+        <w:sz w:val="20"/>
+      </w:rPr>
+    </w:lvl>
+    <w:lvl w:ilvl="7" w:tentative="1">
+      <w:start w:val="1"/>
+      <w:numFmt w:val="bullet"/>
+      <w:lvlText w:val=""/>
+      <w:lvlJc w:val="left"/>
+      <w:pPr>
+        <w:tabs>
+          <w:tab w:val="num" w:pos="5400"/>
+        </w:tabs>
+        <w:ind w:left="5400" w:hanging="360"/>
+      </w:pPr>
+      <w:rPr>
+        <w:rFonts w:ascii="Wingdings" w:hAnsi="Wingdings" w:hint="default"/>
+        <w:sz w:val="20"/>
+      </w:rPr>
+    </w:lvl>
+    <w:lvl w:ilvl="8" w:tentative="1">
+      <w:start w:val="1"/>
+      <w:numFmt w:val="bullet"/>
+      <w:lvlText w:val=""/>
+      <w:lvlJc w:val="left"/>
+      <w:pPr>
+        <w:tabs>
+          <w:tab w:val="num" w:pos="6120"/>
+        </w:tabs>
+        <w:ind w:left="6120" w:hanging="360"/>
+      </w:pPr>
+      <w:rPr>
+        <w:rFonts w:ascii="Wingdings" w:hAnsi="Wingdings" w:hint="default"/>
+        <w:sz w:val="20"/>
+      </w:rPr>
+    </w:lvl>
+  </w:abstractNum>
+  <w:abstractNum w:abstractNumId="15" w15:restartNumberingAfterBreak="0">
+    <w:nsid w:val="6D6B7A57"/>
+    <w:multiLevelType w:val="hybridMultilevel"/>
+    <w:tmpl w:val="3B3845C2"/>
+    <w:lvl w:ilvl="0" w:tplc="04090001">
+      <w:start w:val="1"/>
+      <w:numFmt w:val="bullet"/>
+      <w:lvlText w:val=""/>
+      <w:lvlJc w:val="left"/>
+      <w:pPr>
+        <w:ind w:left="720" w:hanging="360"/>
+      </w:pPr>
+      <w:rPr>
+        <w:rFonts w:ascii="Symbol" w:hAnsi="Symbol" w:hint="default"/>
+      </w:rPr>
+    </w:lvl>
+    <w:lvl w:ilvl="1" w:tplc="04090003" w:tentative="1">
+      <w:start w:val="1"/>
+      <w:numFmt w:val="bullet"/>
+      <w:lvlText w:val="o"/>
+      <w:lvlJc w:val="left"/>
+      <w:pPr>
         <w:ind w:left="1440" w:hanging="360"/>
       </w:pPr>
       <w:rPr>
-        <w:rFonts w:ascii="Courier New" w:hAnsi="Courier New" w:hint="default"/>
-        <w:sz w:val="20"/>
-      </w:rPr>
-    </w:lvl>
-    <w:lvl w:ilvl="2" w:tentative="1">
-      <w:start w:val="1"/>
-      <w:numFmt w:val="bullet"/>
-      <w:lvlText w:val=""/>
-      <w:lvlJc w:val="left"/>
-      <w:pPr>
-        <w:tabs>
-          <w:tab w:val="num" w:pos="2160"/>
-        </w:tabs>
+        <w:rFonts w:ascii="Courier New" w:hAnsi="Courier New" w:cs="Courier New" w:hint="default"/>
+      </w:rPr>
+    </w:lvl>
+    <w:lvl w:ilvl="2" w:tplc="04090005" w:tentative="1">
+      <w:start w:val="1"/>
+      <w:numFmt w:val="bullet"/>
+      <w:lvlText w:val=""/>
+      <w:lvlJc w:val="left"/>
+      <w:pPr>
         <w:ind w:left="2160" w:hanging="360"/>
       </w:pPr>
       <w:rPr>
         <w:rFonts w:ascii="Wingdings" w:hAnsi="Wingdings" w:hint="default"/>
-        <w:sz w:val="20"/>
-      </w:rPr>
-    </w:lvl>
-    <w:lvl w:ilvl="3" w:tentative="1">
-      <w:start w:val="1"/>
-      <w:numFmt w:val="bullet"/>
-      <w:lvlText w:val=""/>
-      <w:lvlJc w:val="left"/>
-      <w:pPr>
-        <w:tabs>
-          <w:tab w:val="num" w:pos="2880"/>
-        </w:tabs>
+      </w:rPr>
+    </w:lvl>
+    <w:lvl w:ilvl="3" w:tplc="04090001" w:tentative="1">
+      <w:start w:val="1"/>
+      <w:numFmt w:val="bullet"/>
+      <w:lvlText w:val=""/>
+      <w:lvlJc w:val="left"/>
+      <w:pPr>
         <w:ind w:left="2880" w:hanging="360"/>
       </w:pPr>
       <w:rPr>
-        <w:rFonts w:ascii="Wingdings" w:hAnsi="Wingdings" w:hint="default"/>
-        <w:sz w:val="20"/>
-      </w:rPr>
-    </w:lvl>
-    <w:lvl w:ilvl="4" w:tentative="1">
-      <w:start w:val="1"/>
-      <w:numFmt w:val="bullet"/>
-      <w:lvlText w:val=""/>
-      <w:lvlJc w:val="left"/>
-      <w:pPr>
-        <w:tabs>
-          <w:tab w:val="num" w:pos="3600"/>
-        </w:tabs>
+        <w:rFonts w:ascii="Symbol" w:hAnsi="Symbol" w:hint="default"/>
+      </w:rPr>
+    </w:lvl>
+    <w:lvl w:ilvl="4" w:tplc="04090003" w:tentative="1">
+      <w:start w:val="1"/>
+      <w:numFmt w:val="bullet"/>
+      <w:lvlText w:val="o"/>
+      <w:lvlJc w:val="left"/>
+      <w:pPr>
         <w:ind w:left="3600" w:hanging="360"/>
       </w:pPr>
       <w:rPr>
-        <w:rFonts w:ascii="Wingdings" w:hAnsi="Wingdings" w:hint="default"/>
-        <w:sz w:val="20"/>
-      </w:rPr>
-    </w:lvl>
-    <w:lvl w:ilvl="5" w:tentative="1">
-      <w:start w:val="1"/>
-      <w:numFmt w:val="bullet"/>
-      <w:lvlText w:val=""/>
-      <w:lvlJc w:val="left"/>
-      <w:pPr>
-        <w:tabs>
-          <w:tab w:val="num" w:pos="4320"/>
-        </w:tabs>
+        <w:rFonts w:ascii="Courier New" w:hAnsi="Courier New" w:cs="Courier New" w:hint="default"/>
+      </w:rPr>
+    </w:lvl>
+    <w:lvl w:ilvl="5" w:tplc="04090005" w:tentative="1">
+      <w:start w:val="1"/>
+      <w:numFmt w:val="bullet"/>
+      <w:lvlText w:val=""/>
+      <w:lvlJc w:val="left"/>
+      <w:pPr>
         <w:ind w:left="4320" w:hanging="360"/>
       </w:pPr>
       <w:rPr>
         <w:rFonts w:ascii="Wingdings" w:hAnsi="Wingdings" w:hint="default"/>
-        <w:sz w:val="20"/>
-      </w:rPr>
-    </w:lvl>
-    <w:lvl w:ilvl="6" w:tentative="1">
-      <w:start w:val="1"/>
-      <w:numFmt w:val="bullet"/>
-      <w:lvlText w:val=""/>
-      <w:lvlJc w:val="left"/>
-      <w:pPr>
-        <w:tabs>
-          <w:tab w:val="num" w:pos="5040"/>
-        </w:tabs>
+      </w:rPr>
+    </w:lvl>
+    <w:lvl w:ilvl="6" w:tplc="04090001" w:tentative="1">
+      <w:start w:val="1"/>
+      <w:numFmt w:val="bullet"/>
+      <w:lvlText w:val=""/>
+      <w:lvlJc w:val="left"/>
+      <w:pPr>
         <w:ind w:left="5040" w:hanging="360"/>
       </w:pPr>
       <w:rPr>
-        <w:rFonts w:ascii="Wingdings" w:hAnsi="Wingdings" w:hint="default"/>
-        <w:sz w:val="20"/>
-      </w:rPr>
-    </w:lvl>
-    <w:lvl w:ilvl="7" w:tentative="1">
-      <w:start w:val="1"/>
-      <w:numFmt w:val="bullet"/>
-      <w:lvlText w:val=""/>
-      <w:lvlJc w:val="left"/>
-      <w:pPr>
-        <w:tabs>
-          <w:tab w:val="num" w:pos="5760"/>
-        </w:tabs>
+        <w:rFonts w:ascii="Symbol" w:hAnsi="Symbol" w:hint="default"/>
+      </w:rPr>
+    </w:lvl>
+    <w:lvl w:ilvl="7" w:tplc="04090003" w:tentative="1">
+      <w:start w:val="1"/>
+      <w:numFmt w:val="bullet"/>
+      <w:lvlText w:val="o"/>
+      <w:lvlJc w:val="left"/>
+      <w:pPr>
         <w:ind w:left="5760" w:hanging="360"/>
       </w:pPr>
       <w:rPr>
-        <w:rFonts w:ascii="Wingdings" w:hAnsi="Wingdings" w:hint="default"/>
-        <w:sz w:val="20"/>
-      </w:rPr>
-    </w:lvl>
-    <w:lvl w:ilvl="8" w:tentative="1">
-      <w:start w:val="1"/>
-      <w:numFmt w:val="bullet"/>
-      <w:lvlText w:val=""/>
-      <w:lvlJc w:val="left"/>
-      <w:pPr>
-        <w:tabs>
-          <w:tab w:val="num" w:pos="6480"/>
-        </w:tabs>
+        <w:rFonts w:ascii="Courier New" w:hAnsi="Courier New" w:cs="Courier New" w:hint="default"/>
+      </w:rPr>
+    </w:lvl>
+    <w:lvl w:ilvl="8" w:tplc="04090005" w:tentative="1">
+      <w:start w:val="1"/>
+      <w:numFmt w:val="bullet"/>
+      <w:lvlText w:val=""/>
+      <w:lvlJc w:val="left"/>
+      <w:pPr>
         <w:ind w:left="6480" w:hanging="360"/>
       </w:pPr>
       <w:rPr>
         <w:rFonts w:ascii="Wingdings" w:hAnsi="Wingdings" w:hint="default"/>
-        <w:sz w:val="20"/>
       </w:rPr>
     </w:lvl>
   </w:abstractNum>
-  <w:abstractNum w:abstractNumId="5" w15:restartNumberingAfterBreak="0">
+  <w:abstractNum w:abstractNumId="16" w15:restartNumberingAfterBreak="0">
     <w:nsid w:val="79685DB1"/>
     <w:multiLevelType w:val="multilevel"/>
     <w:tmpl w:val="407664B2"/>
@@ -4160,7 +5695,120 @@
       </w:rPr>
     </w:lvl>
   </w:abstractNum>
-  <w:abstractNum w:abstractNumId="6" w15:restartNumberingAfterBreak="0">
+  <w:abstractNum w:abstractNumId="17" w15:restartNumberingAfterBreak="0">
+    <w:nsid w:val="7D7419FD"/>
+    <w:multiLevelType w:val="hybridMultilevel"/>
+    <w:tmpl w:val="5510C376"/>
+    <w:lvl w:ilvl="0" w:tplc="04090001">
+      <w:start w:val="1"/>
+      <w:numFmt w:val="bullet"/>
+      <w:lvlText w:val=""/>
+      <w:lvlJc w:val="left"/>
+      <w:pPr>
+        <w:ind w:left="1080" w:hanging="360"/>
+      </w:pPr>
+      <w:rPr>
+        <w:rFonts w:ascii="Symbol" w:hAnsi="Symbol" w:hint="default"/>
+      </w:rPr>
+    </w:lvl>
+    <w:lvl w:ilvl="1" w:tplc="04090003" w:tentative="1">
+      <w:start w:val="1"/>
+      <w:numFmt w:val="bullet"/>
+      <w:lvlText w:val="o"/>
+      <w:lvlJc w:val="left"/>
+      <w:pPr>
+        <w:ind w:left="1800" w:hanging="360"/>
+      </w:pPr>
+      <w:rPr>
+        <w:rFonts w:ascii="Courier New" w:hAnsi="Courier New" w:cs="Courier New" w:hint="default"/>
+      </w:rPr>
+    </w:lvl>
+    <w:lvl w:ilvl="2" w:tplc="04090005" w:tentative="1">
+      <w:start w:val="1"/>
+      <w:numFmt w:val="bullet"/>
+      <w:lvlText w:val=""/>
+      <w:lvlJc w:val="left"/>
+      <w:pPr>
+        <w:ind w:left="2520" w:hanging="360"/>
+      </w:pPr>
+      <w:rPr>
+        <w:rFonts w:ascii="Wingdings" w:hAnsi="Wingdings" w:hint="default"/>
+      </w:rPr>
+    </w:lvl>
+    <w:lvl w:ilvl="3" w:tplc="04090001" w:tentative="1">
+      <w:start w:val="1"/>
+      <w:numFmt w:val="bullet"/>
+      <w:lvlText w:val=""/>
+      <w:lvlJc w:val="left"/>
+      <w:pPr>
+        <w:ind w:left="3240" w:hanging="360"/>
+      </w:pPr>
+      <w:rPr>
+        <w:rFonts w:ascii="Symbol" w:hAnsi="Symbol" w:hint="default"/>
+      </w:rPr>
+    </w:lvl>
+    <w:lvl w:ilvl="4" w:tplc="04090003" w:tentative="1">
+      <w:start w:val="1"/>
+      <w:numFmt w:val="bullet"/>
+      <w:lvlText w:val="o"/>
+      <w:lvlJc w:val="left"/>
+      <w:pPr>
+        <w:ind w:left="3960" w:hanging="360"/>
+      </w:pPr>
+      <w:rPr>
+        <w:rFonts w:ascii="Courier New" w:hAnsi="Courier New" w:cs="Courier New" w:hint="default"/>
+      </w:rPr>
+    </w:lvl>
+    <w:lvl w:ilvl="5" w:tplc="04090005" w:tentative="1">
+      <w:start w:val="1"/>
+      <w:numFmt w:val="bullet"/>
+      <w:lvlText w:val=""/>
+      <w:lvlJc w:val="left"/>
+      <w:pPr>
+        <w:ind w:left="4680" w:hanging="360"/>
+      </w:pPr>
+      <w:rPr>
+        <w:rFonts w:ascii="Wingdings" w:hAnsi="Wingdings" w:hint="default"/>
+      </w:rPr>
+    </w:lvl>
+    <w:lvl w:ilvl="6" w:tplc="04090001" w:tentative="1">
+      <w:start w:val="1"/>
+      <w:numFmt w:val="bullet"/>
+      <w:lvlText w:val=""/>
+      <w:lvlJc w:val="left"/>
+      <w:pPr>
+        <w:ind w:left="5400" w:hanging="360"/>
+      </w:pPr>
+      <w:rPr>
+        <w:rFonts w:ascii="Symbol" w:hAnsi="Symbol" w:hint="default"/>
+      </w:rPr>
+    </w:lvl>
+    <w:lvl w:ilvl="7" w:tplc="04090003" w:tentative="1">
+      <w:start w:val="1"/>
+      <w:numFmt w:val="bullet"/>
+      <w:lvlText w:val="o"/>
+      <w:lvlJc w:val="left"/>
+      <w:pPr>
+        <w:ind w:left="6120" w:hanging="360"/>
+      </w:pPr>
+      <w:rPr>
+        <w:rFonts w:ascii="Courier New" w:hAnsi="Courier New" w:cs="Courier New" w:hint="default"/>
+      </w:rPr>
+    </w:lvl>
+    <w:lvl w:ilvl="8" w:tplc="04090005" w:tentative="1">
+      <w:start w:val="1"/>
+      <w:numFmt w:val="bullet"/>
+      <w:lvlText w:val=""/>
+      <w:lvlJc w:val="left"/>
+      <w:pPr>
+        <w:ind w:left="6840" w:hanging="360"/>
+      </w:pPr>
+      <w:rPr>
+        <w:rFonts w:ascii="Wingdings" w:hAnsi="Wingdings" w:hint="default"/>
+      </w:rPr>
+    </w:lvl>
+  </w:abstractNum>
+  <w:abstractNum w:abstractNumId="18" w15:restartNumberingAfterBreak="0">
     <w:nsid w:val="7E7F31AF"/>
     <w:multiLevelType w:val="multilevel"/>
     <w:tmpl w:val="695EDB5C"/>
@@ -4310,25 +5958,61 @@
     </w:lvl>
   </w:abstractNum>
   <w:num w:numId="1">
+    <w:abstractNumId w:val="16"/>
+  </w:num>
+  <w:num w:numId="2">
+    <w:abstractNumId w:val="8"/>
+  </w:num>
+  <w:num w:numId="3">
+    <w:abstractNumId w:val="18"/>
+  </w:num>
+  <w:num w:numId="4">
+    <w:abstractNumId w:val="11"/>
+  </w:num>
+  <w:num w:numId="5">
+    <w:abstractNumId w:val="12"/>
+  </w:num>
+  <w:num w:numId="6">
+    <w:abstractNumId w:val="6"/>
+  </w:num>
+  <w:num w:numId="7">
     <w:abstractNumId w:val="5"/>
   </w:num>
-  <w:num w:numId="2">
+  <w:num w:numId="8">
+    <w:abstractNumId w:val="17"/>
+  </w:num>
+  <w:num w:numId="9">
+    <w:abstractNumId w:val="4"/>
+  </w:num>
+  <w:num w:numId="10">
+    <w:abstractNumId w:val="15"/>
+  </w:num>
+  <w:num w:numId="11">
+    <w:abstractNumId w:val="9"/>
+  </w:num>
+  <w:num w:numId="12">
+    <w:abstractNumId w:val="7"/>
+  </w:num>
+  <w:num w:numId="13">
+    <w:abstractNumId w:val="10"/>
+  </w:num>
+  <w:num w:numId="14">
+    <w:abstractNumId w:val="14"/>
+  </w:num>
+  <w:num w:numId="15">
     <w:abstractNumId w:val="2"/>
   </w:num>
-  <w:num w:numId="3">
-    <w:abstractNumId w:val="6"/>
+  <w:num w:numId="16">
+    <w:abstractNumId w:val="13"/>
   </w:num>
-  <w:num w:numId="4">
-    <w:abstractNumId w:val="3"/>
+  <w:num w:numId="17">
+    <w:abstractNumId w:val="0"/>
   </w:num>
-  <w:num w:numId="5">
-    <w:abstractNumId w:val="4"/>
-  </w:num>
-  <w:num w:numId="6">
+  <w:num w:numId="18">
     <w:abstractNumId w:val="1"/>
   </w:num>
-  <w:num w:numId="7">
-    <w:abstractNumId w:val="0"/>
+  <w:num w:numId="19">
+    <w:abstractNumId w:val="3"/>
   </w:num>
 </w:numbering>
 </file>
@@ -4762,7 +6446,6 @@
     <w:name w:val="Normal (Web)"/>
     <w:basedOn w:val="Normal"/>
     <w:uiPriority w:val="99"/>
-    <w:semiHidden/>
     <w:unhideWhenUsed/>
     <w:rsid w:val="001C0AB5"/>
     <w:pPr>
@@ -4802,6 +6485,41 @@
     <w:rsid w:val="001C0AB5"/>
     <w:pPr>
       <w:spacing w:after="0" w:line="240" w:lineRule="auto"/>
+    </w:pPr>
+  </w:style>
+  <w:style w:type="character" w:styleId="UnresolvedMention">
+    <w:name w:val="Unresolved Mention"/>
+    <w:basedOn w:val="DefaultParagraphFont"/>
+    <w:uiPriority w:val="99"/>
+    <w:semiHidden/>
+    <w:unhideWhenUsed/>
+    <w:rsid w:val="00323AF6"/>
+    <w:rPr>
+      <w:color w:val="605E5C"/>
+      <w:shd w:val="clear" w:color="auto" w:fill="E1DFDD"/>
+    </w:rPr>
+  </w:style>
+  <w:style w:type="character" w:styleId="FollowedHyperlink">
+    <w:name w:val="FollowedHyperlink"/>
+    <w:basedOn w:val="DefaultParagraphFont"/>
+    <w:uiPriority w:val="99"/>
+    <w:semiHidden/>
+    <w:unhideWhenUsed/>
+    <w:rsid w:val="00323AF6"/>
+    <w:rPr>
+      <w:color w:val="954F72" w:themeColor="followedHyperlink"/>
+      <w:u w:val="single"/>
+    </w:rPr>
+  </w:style>
+  <w:style w:type="paragraph" w:styleId="ListParagraph">
+    <w:name w:val="List Paragraph"/>
+    <w:basedOn w:val="Normal"/>
+    <w:uiPriority w:val="34"/>
+    <w:qFormat/>
+    <w:rsid w:val="00283980"/>
+    <w:pPr>
+      <w:ind w:left="720"/>
+      <w:contextualSpacing/>
     </w:pPr>
   </w:style>
 </w:styles>
